--- a/МатМодиИИ/rpd__doc_docx/Б1.О.01.03_Культурология.docx
+++ b/МатМодиИИ/rpd__doc_docx/Б1.О.01.03_Культурология.docx
@@ -920,6 +920,62 @@
     </w:p>
     <w:p>
       <w:pPr>
+        <w:pageBreakBefore/>
+        <w:spacing w:after="160"/>
+      </w:pPr>
+      <w:r>
+        <w:rPr>
+          <w:rFonts w:ascii="Times New Roman" w:hAnsi="Times New Roman"/>
+          <w:b w:val="0"/>
+          <w:sz w:val="28"/>
+        </w:rPr>
+        <w:t>Разработана в соответствии с ФГОС ВО по специальности 01.05.01 «Фундаментальные математика и механика», утверждённым приказом Минобрнауки России от 10 января 2018 г. № 16.</w:t>
+      </w:r>
+    </w:p>
+    <w:p>
+      <w:pPr>
+        <w:spacing w:after="160"/>
+      </w:pPr>
+      <w:r>
+        <w:rPr>
+          <w:rFonts w:ascii="Times New Roman" w:hAnsi="Times New Roman"/>
+          <w:b w:val="0"/>
+          <w:sz w:val="28"/>
+        </w:rPr>
+        <w:t>Учебный план по специальности 01.05.01 «Фундаментальные математика и механика», специализация «Математическое моделирование и искусственный интеллект», одобрен учёным советом РГУ имени С.А. Есенина «___» __________ 20___ г.</w:t>
+      </w:r>
+    </w:p>
+    <w:p>
+      <w:pPr>
+        <w:spacing w:after="160"/>
+      </w:pPr>
+      <w:r>
+        <w:rPr>
+          <w:rFonts w:ascii="Times New Roman" w:hAnsi="Times New Roman"/>
+          <w:b w:val="0"/>
+          <w:sz w:val="28"/>
+        </w:rPr>
+        <w:t>Рабочая программа дисциплины (модуля) утверждена на заседании кафедры культурологии «___» __________ 20___ г., протокол № ____.</w:t>
+      </w:r>
+    </w:p>
+    <w:p>
+      <w:pPr>
+        <w:spacing w:after="160"/>
+      </w:pPr>
+      <w:r>
+        <w:rPr>
+          <w:rFonts w:ascii="Times New Roman" w:hAnsi="Times New Roman"/>
+          <w:b w:val="0"/>
+          <w:sz w:val="28"/>
+        </w:rPr>
+        <w:t>Разработчик — __________________________________________________________</w:t>
+        <w:br/>
+        <w:t>(учёная степень, учёное звание, должность, Ф.И.О.)</w:t>
+      </w:r>
+    </w:p>
+    <w:p>
+      <w:pPr>
+        <w:pageBreakBefore/>
         <w:spacing w:after="0" w:line="240" w:lineRule="auto"/>
         <w:jc w:val="center"/>
         <w:rPr>
@@ -935,7 +991,6 @@
           <w:sz w:val="28"/>
           <w:szCs w:val="28"/>
         </w:rPr>
-        <w:br w:type="page"/>
       </w:r>
       <w:r>
         <w:rPr>
@@ -1625,49 +1680,13 @@
     </w:p>
     <w:p>
       <w:pPr>
-        <w:spacing w:after="0" w:line="240" w:lineRule="auto"/>
+        <w:spacing w:after="0" w:line="20" w:lineRule="exact" w:before="0"/>
         <w:ind w:firstLine="709"/>
         <w:jc w:val="both"/>
         <w:rPr>
           <w:rFonts w:ascii="Times New Roman" w:hAnsi="Times New Roman"/>
-          <w:sz w:val="28"/>
-          <w:szCs w:val="28"/>
-        </w:rPr>
-      </w:pPr>
-    </w:p>
-    <w:p>
-      <w:pPr>
-        <w:spacing w:after="0" w:line="240" w:lineRule="auto"/>
-        <w:ind w:firstLine="709"/>
-        <w:jc w:val="both"/>
-        <w:rPr>
-          <w:rFonts w:ascii="Times New Roman" w:hAnsi="Times New Roman"/>
-          <w:sz w:val="28"/>
-          <w:szCs w:val="28"/>
-        </w:rPr>
-      </w:pPr>
-    </w:p>
-    <w:p>
-      <w:pPr>
-        <w:spacing w:after="0" w:line="240" w:lineRule="auto"/>
-        <w:ind w:firstLine="709"/>
-        <w:jc w:val="both"/>
-        <w:rPr>
-          <w:rFonts w:ascii="Times New Roman" w:hAnsi="Times New Roman"/>
-          <w:sz w:val="28"/>
-          <w:szCs w:val="28"/>
-        </w:rPr>
-      </w:pPr>
-    </w:p>
-    <w:p>
-      <w:pPr>
-        <w:spacing w:after="0" w:line="240" w:lineRule="auto"/>
-        <w:ind w:firstLine="709"/>
-        <w:jc w:val="both"/>
-        <w:rPr>
-          <w:rFonts w:ascii="Times New Roman" w:hAnsi="Times New Roman"/>
-          <w:sz w:val="28"/>
-          <w:szCs w:val="28"/>
+          <w:sz w:val="2"/>
+          <w:szCs w:val="2"/>
         </w:rPr>
         <w:sectPr>
           <w:pgSz w:w="11906" w:h="16838"/>
@@ -1817,6 +1836,7 @@
             </w:pPr>
             <w:r>
               <w:rPr>
+                <w:rFonts w:ascii="Times New Roman" w:hAnsi="Times New Roman"/>
                 <w:sz w:val="24"/>
                 <w:szCs w:val="24"/>
               </w:rPr>
@@ -1846,6 +1866,7 @@
             </w:pPr>
             <w:r>
               <w:rPr>
+                <w:rFonts w:ascii="Times New Roman" w:hAnsi="Times New Roman"/>
                 <w:sz w:val="24"/>
                 <w:szCs w:val="24"/>
                 <w:lang w:val="ru-RU"/>
@@ -1854,6 +1875,7 @@
             </w:r>
             <w:r>
               <w:rPr>
+                <w:rFonts w:ascii="Times New Roman" w:hAnsi="Times New Roman"/>
                 <w:sz w:val="24"/>
                 <w:szCs w:val="24"/>
                 <w:lang w:val="ru-RU"/>
@@ -1862,6 +1884,7 @@
             </w:r>
             <w:r>
               <w:rPr>
+                <w:rFonts w:ascii="Times New Roman" w:hAnsi="Times New Roman"/>
                 <w:sz w:val="24"/>
                 <w:szCs w:val="24"/>
                 <w:lang w:val="ru-RU"/>
@@ -1892,6 +1915,7 @@
             </w:pPr>
             <w:r>
               <w:rPr>
+                <w:rFonts w:ascii="Times New Roman" w:hAnsi="Times New Roman"/>
                 <w:sz w:val="24"/>
                 <w:szCs w:val="24"/>
                 <w:lang w:val="ru-RU"/>
@@ -1919,6 +1943,7 @@
             </w:pPr>
             <w:r>
               <w:rPr>
+                <w:rFonts w:ascii="Times New Roman" w:hAnsi="Times New Roman"/>
                 <w:sz w:val="24"/>
                 <w:szCs w:val="24"/>
                 <w:lang w:val="ru-RU"/>
@@ -1939,6 +1964,7 @@
             </w:pPr>
             <w:r>
               <w:rPr>
+                <w:rFonts w:ascii="Times New Roman" w:hAnsi="Times New Roman"/>
                 <w:sz w:val="24"/>
                 <w:szCs w:val="24"/>
                 <w:lang w:val="ru-RU"/>
@@ -2036,6 +2062,7 @@
             </w:pPr>
             <w:r>
               <w:rPr>
+                <w:rFonts w:ascii="Times New Roman" w:hAnsi="Times New Roman"/>
                 <w:sz w:val="24"/>
                 <w:szCs w:val="24"/>
                 <w:lang w:val="ru-RU"/>
@@ -2062,6 +2089,7 @@
             </w:pPr>
             <w:r>
               <w:rPr>
+                <w:rFonts w:ascii="Times New Roman" w:hAnsi="Times New Roman"/>
                 <w:sz w:val="24"/>
                 <w:szCs w:val="24"/>
                 <w:lang w:val="ru-RU"/>
@@ -2088,161 +2116,12 @@
             </w:pPr>
             <w:r>
               <w:rPr>
+                <w:rFonts w:ascii="Times New Roman" w:hAnsi="Times New Roman"/>
                 <w:sz w:val="24"/>
                 <w:szCs w:val="24"/>
                 <w:lang w:val="ru-RU"/>
               </w:rPr>
               <w:t>владеть</w:t>
-            </w:r>
-          </w:p>
-        </w:tc>
-      </w:tr>
-      <w:tr>
-        <w:trPr>
-          <w:trHeight w:val="73"/>
-          <w:tblHeader/>
-        </w:trPr>
-        <w:tc>
-          <w:tcPr>
-            <w:tcW w:w="567" w:type="dxa"/>
-          </w:tcPr>
-          <w:p>
-            <w:pPr>
-              <w:pStyle w:val="TableParagraph"/>
-              <w:ind w:left="9"/>
-              <w:jc w:val="center"/>
-              <w:rPr>
-                <w:sz w:val="24"/>
-                <w:szCs w:val="24"/>
-              </w:rPr>
-            </w:pPr>
-            <w:r>
-              <w:rPr>
-                <w:sz w:val="24"/>
-                <w:szCs w:val="24"/>
-              </w:rPr>
-              <w:t>1</w:t>
-            </w:r>
-          </w:p>
-        </w:tc>
-        <w:tc>
-          <w:tcPr>
-            <w:tcW w:w="2288" w:type="dxa"/>
-            <w:tcBorders>
-              <w:right w:val="single" w:sz="4" w:space="0" w:color="auto"/>
-            </w:tcBorders>
-          </w:tcPr>
-          <w:p>
-            <w:pPr>
-              <w:pStyle w:val="TableParagraph"/>
-              <w:ind w:left="3"/>
-              <w:jc w:val="center"/>
-              <w:rPr>
-                <w:sz w:val="24"/>
-                <w:szCs w:val="24"/>
-                <w:lang w:val="ru-RU"/>
-              </w:rPr>
-            </w:pPr>
-            <w:r>
-              <w:rPr>
-                <w:sz w:val="24"/>
-                <w:szCs w:val="24"/>
-              </w:rPr>
-              <w:t>2</w:t>
-            </w:r>
-          </w:p>
-        </w:tc>
-        <w:tc>
-          <w:tcPr>
-            <w:tcW w:w="3402" w:type="dxa"/>
-            <w:tcBorders>
-              <w:left w:val="single" w:sz="4" w:space="0" w:color="auto"/>
-            </w:tcBorders>
-          </w:tcPr>
-          <w:p>
-            <w:pPr>
-              <w:pStyle w:val="TableParagraph"/>
-              <w:jc w:val="center"/>
-              <w:rPr>
-                <w:sz w:val="24"/>
-                <w:szCs w:val="24"/>
-                <w:lang w:val="ru-RU"/>
-              </w:rPr>
-            </w:pPr>
-            <w:r>
-              <w:rPr>
-                <w:sz w:val="24"/>
-                <w:szCs w:val="24"/>
-                <w:lang w:val="ru-RU"/>
-              </w:rPr>
-              <w:t>3</w:t>
-            </w:r>
-          </w:p>
-        </w:tc>
-        <w:tc>
-          <w:tcPr>
-            <w:tcW w:w="2957" w:type="dxa"/>
-          </w:tcPr>
-          <w:p>
-            <w:pPr>
-              <w:pStyle w:val="TableParagraph"/>
-              <w:jc w:val="center"/>
-              <w:rPr>
-                <w:sz w:val="24"/>
-                <w:szCs w:val="24"/>
-              </w:rPr>
-            </w:pPr>
-            <w:r>
-              <w:rPr>
-                <w:sz w:val="24"/>
-                <w:szCs w:val="24"/>
-              </w:rPr>
-              <w:t>4</w:t>
-            </w:r>
-          </w:p>
-        </w:tc>
-        <w:tc>
-          <w:tcPr>
-            <w:tcW w:w="2836" w:type="dxa"/>
-          </w:tcPr>
-          <w:p>
-            <w:pPr>
-              <w:pStyle w:val="TableParagraph"/>
-              <w:ind w:left="7"/>
-              <w:jc w:val="center"/>
-              <w:rPr>
-                <w:sz w:val="24"/>
-                <w:szCs w:val="24"/>
-              </w:rPr>
-            </w:pPr>
-            <w:r>
-              <w:rPr>
-                <w:sz w:val="24"/>
-                <w:szCs w:val="24"/>
-              </w:rPr>
-              <w:t>5</w:t>
-            </w:r>
-          </w:p>
-        </w:tc>
-        <w:tc>
-          <w:tcPr>
-            <w:tcW w:w="2954" w:type="dxa"/>
-          </w:tcPr>
-          <w:p>
-            <w:pPr>
-              <w:pStyle w:val="TableParagraph"/>
-              <w:jc w:val="center"/>
-              <w:rPr>
-                <w:sz w:val="24"/>
-                <w:szCs w:val="24"/>
-              </w:rPr>
-            </w:pPr>
-            <w:r>
-              <w:rPr>
-                <w:sz w:val="24"/>
-                <w:szCs w:val="24"/>
-              </w:rPr>
-              <w:t>6</w:t>
             </w:r>
           </w:p>
         </w:tc>
@@ -2268,6 +2147,7 @@
             </w:pPr>
             <w:r>
               <w:rPr>
+                <w:rFonts w:ascii="Times New Roman" w:hAnsi="Times New Roman"/>
                 <w:sz w:val="24"/>
                 <w:szCs w:val="24"/>
               </w:rPr>
@@ -2296,6 +2176,7 @@
             </w:pPr>
             <w:r>
               <w:rPr>
+                <w:rFonts w:ascii="Times New Roman" w:hAnsi="Times New Roman"/>
                 <w:sz w:val="24"/>
                 <w:szCs w:val="24"/>
                 <w:lang w:val="ru-RU"/>
@@ -2324,6 +2205,7 @@
             </w:pPr>
             <w:r>
               <w:rPr>
+                <w:rFonts w:ascii="Times New Roman" w:hAnsi="Times New Roman"/>
                 <w:sz w:val="24"/>
                 <w:szCs w:val="24"/>
                 <w:lang w:val="ru-RU"/>
@@ -2348,6 +2230,7 @@
             </w:pPr>
             <w:r>
               <w:rPr>
+                <w:rFonts w:ascii="Times New Roman" w:hAnsi="Times New Roman"/>
                 <w:sz w:val="24"/>
                 <w:szCs w:val="24"/>
                 <w:lang w:val="ru-RU"/>
@@ -2356,6 +2239,7 @@
             </w:r>
             <w:r>
               <w:rPr>
+                <w:rFonts w:ascii="Times New Roman" w:hAnsi="Times New Roman"/>
                 <w:sz w:val="24"/>
                 <w:szCs w:val="24"/>
                 <w:lang w:val="ru-RU"/>
@@ -2364,6 +2248,7 @@
             </w:r>
             <w:r>
               <w:rPr>
+                <w:rFonts w:ascii="Times New Roman" w:hAnsi="Times New Roman"/>
                 <w:sz w:val="24"/>
                 <w:szCs w:val="24"/>
                 <w:lang w:val="ru-RU"/>
@@ -2372,6 +2257,7 @@
             </w:r>
             <w:r>
               <w:rPr>
+                <w:rFonts w:ascii="Times New Roman" w:hAnsi="Times New Roman"/>
                 <w:sz w:val="24"/>
                 <w:szCs w:val="24"/>
                 <w:lang w:val="ru-RU"/>
@@ -2380,6 +2266,7 @@
             </w:r>
             <w:r>
               <w:rPr>
+                <w:rFonts w:ascii="Times New Roman" w:hAnsi="Times New Roman"/>
                 <w:sz w:val="24"/>
                 <w:szCs w:val="24"/>
                 <w:lang w:val="ru-RU"/>
@@ -2388,6 +2275,7 @@
             </w:r>
             <w:r>
               <w:rPr>
+                <w:rFonts w:ascii="Times New Roman" w:hAnsi="Times New Roman"/>
                 <w:sz w:val="24"/>
                 <w:szCs w:val="24"/>
                 <w:lang w:val="ru-RU"/>
@@ -2396,6 +2284,7 @@
             </w:r>
             <w:r>
               <w:rPr>
+                <w:rFonts w:ascii="Times New Roman" w:hAnsi="Times New Roman"/>
                 <w:sz w:val="24"/>
                 <w:szCs w:val="24"/>
                 <w:lang w:val="ru-RU"/>
@@ -2404,6 +2293,7 @@
             </w:r>
             <w:r>
               <w:rPr>
+                <w:rFonts w:ascii="Times New Roman" w:hAnsi="Times New Roman"/>
                 <w:sz w:val="24"/>
                 <w:szCs w:val="24"/>
                 <w:lang w:val="ru-RU"/>
@@ -2412,6 +2302,7 @@
             </w:r>
             <w:r>
               <w:rPr>
+                <w:rFonts w:ascii="Times New Roman" w:hAnsi="Times New Roman"/>
                 <w:sz w:val="24"/>
                 <w:szCs w:val="24"/>
                 <w:lang w:val="ru-RU"/>
@@ -2420,6 +2311,7 @@
             </w:r>
             <w:r>
               <w:rPr>
+                <w:rFonts w:ascii="Times New Roman" w:hAnsi="Times New Roman"/>
                 <w:sz w:val="24"/>
                 <w:szCs w:val="24"/>
                 <w:lang w:val="ru-RU"/>
@@ -2428,6 +2320,7 @@
             </w:r>
             <w:r>
               <w:rPr>
+                <w:rFonts w:ascii="Times New Roman" w:hAnsi="Times New Roman"/>
                 <w:sz w:val="24"/>
                 <w:szCs w:val="24"/>
                 <w:lang w:val="ru-RU"/>
@@ -2436,6 +2329,7 @@
             </w:r>
             <w:r>
               <w:rPr>
+                <w:rFonts w:ascii="Times New Roman" w:hAnsi="Times New Roman"/>
                 <w:sz w:val="24"/>
                 <w:szCs w:val="24"/>
                 <w:lang w:val="ru-RU"/>
@@ -2444,6 +2338,7 @@
             </w:r>
             <w:r>
               <w:rPr>
+                <w:rFonts w:ascii="Times New Roman" w:hAnsi="Times New Roman"/>
                 <w:sz w:val="24"/>
                 <w:szCs w:val="24"/>
                 <w:lang w:val="ru-RU"/>
@@ -2452,6 +2347,7 @@
             </w:r>
             <w:r>
               <w:rPr>
+                <w:rFonts w:ascii="Times New Roman" w:hAnsi="Times New Roman"/>
                 <w:sz w:val="24"/>
                 <w:szCs w:val="24"/>
                 <w:lang w:val="ru-RU"/>
@@ -2460,6 +2356,7 @@
             </w:r>
             <w:r>
               <w:rPr>
+                <w:rFonts w:ascii="Times New Roman" w:hAnsi="Times New Roman"/>
                 <w:sz w:val="24"/>
                 <w:szCs w:val="24"/>
                 <w:lang w:val="ru-RU"/>
@@ -2468,6 +2365,7 @@
             </w:r>
             <w:r>
               <w:rPr>
+                <w:rFonts w:ascii="Times New Roman" w:hAnsi="Times New Roman"/>
                 <w:sz w:val="24"/>
                 <w:szCs w:val="24"/>
                 <w:lang w:val="ru-RU"/>
@@ -2476,6 +2374,7 @@
             </w:r>
             <w:r>
               <w:rPr>
+                <w:rFonts w:ascii="Times New Roman" w:hAnsi="Times New Roman"/>
                 <w:sz w:val="24"/>
                 <w:szCs w:val="24"/>
                 <w:lang w:val="ru-RU"/>
@@ -2500,6 +2399,7 @@
             </w:pPr>
             <w:r>
               <w:rPr>
+                <w:rFonts w:ascii="Times New Roman" w:hAnsi="Times New Roman"/>
                 <w:sz w:val="24"/>
                 <w:szCs w:val="24"/>
                 <w:lang w:val="ru-RU"/>
@@ -2508,6 +2408,7 @@
             </w:r>
             <w:r>
               <w:rPr>
+                <w:rFonts w:ascii="Times New Roman" w:hAnsi="Times New Roman"/>
                 <w:sz w:val="24"/>
                 <w:szCs w:val="24"/>
                 <w:lang w:val="ru-RU"/>
@@ -2516,6 +2417,7 @@
             </w:r>
             <w:r>
               <w:rPr>
+                <w:rFonts w:ascii="Times New Roman" w:hAnsi="Times New Roman"/>
                 <w:sz w:val="24"/>
                 <w:szCs w:val="24"/>
                 <w:lang w:val="ru-RU"/>
@@ -2524,6 +2426,7 @@
             </w:r>
             <w:r>
               <w:rPr>
+                <w:rFonts w:ascii="Times New Roman" w:hAnsi="Times New Roman"/>
                 <w:sz w:val="24"/>
                 <w:szCs w:val="24"/>
                 <w:lang w:val="ru-RU"/>
@@ -2532,6 +2435,7 @@
             </w:r>
             <w:r>
               <w:rPr>
+                <w:rFonts w:ascii="Times New Roman" w:hAnsi="Times New Roman"/>
                 <w:sz w:val="24"/>
                 <w:szCs w:val="24"/>
                 <w:lang w:val="ru-RU"/>
@@ -2540,6 +2444,7 @@
             </w:r>
             <w:r>
               <w:rPr>
+                <w:rFonts w:ascii="Times New Roman" w:hAnsi="Times New Roman"/>
                 <w:sz w:val="24"/>
                 <w:szCs w:val="24"/>
                 <w:lang w:val="ru-RU"/>
@@ -2548,6 +2453,7 @@
             </w:r>
             <w:r>
               <w:rPr>
+                <w:rFonts w:ascii="Times New Roman" w:hAnsi="Times New Roman"/>
                 <w:sz w:val="24"/>
                 <w:szCs w:val="24"/>
                 <w:lang w:val="ru-RU"/>
@@ -2556,6 +2462,7 @@
             </w:r>
             <w:r>
               <w:rPr>
+                <w:rFonts w:ascii="Times New Roman" w:hAnsi="Times New Roman"/>
                 <w:sz w:val="24"/>
                 <w:szCs w:val="24"/>
                 <w:lang w:val="ru-RU"/>
@@ -2564,6 +2471,7 @@
             </w:r>
             <w:r>
               <w:rPr>
+                <w:rFonts w:ascii="Times New Roman" w:hAnsi="Times New Roman"/>
                 <w:sz w:val="24"/>
                 <w:szCs w:val="24"/>
                 <w:lang w:val="ru-RU"/>
@@ -2588,6 +2496,7 @@
             </w:pPr>
             <w:r>
               <w:rPr>
+                <w:rFonts w:ascii="Times New Roman" w:hAnsi="Times New Roman"/>
                 <w:sz w:val="24"/>
                 <w:szCs w:val="24"/>
                 <w:lang w:val="ru-RU"/>
@@ -2596,6 +2505,7 @@
             </w:r>
             <w:r>
               <w:rPr>
+                <w:rFonts w:ascii="Times New Roman" w:hAnsi="Times New Roman"/>
                 <w:sz w:val="24"/>
                 <w:szCs w:val="24"/>
                 <w:lang w:val="ru-RU"/>
@@ -2604,6 +2514,7 @@
             </w:r>
             <w:r>
               <w:rPr>
+                <w:rFonts w:ascii="Times New Roman" w:hAnsi="Times New Roman"/>
                 <w:sz w:val="24"/>
                 <w:szCs w:val="24"/>
                 <w:lang w:val="ru-RU"/>
@@ -2612,6 +2523,7 @@
             </w:r>
             <w:r>
               <w:rPr>
+                <w:rFonts w:ascii="Times New Roman" w:hAnsi="Times New Roman"/>
                 <w:sz w:val="24"/>
                 <w:szCs w:val="24"/>
                 <w:lang w:val="ru-RU"/>
@@ -2620,6 +2532,7 @@
             </w:r>
             <w:r>
               <w:rPr>
+                <w:rFonts w:ascii="Times New Roman" w:hAnsi="Times New Roman"/>
                 <w:sz w:val="24"/>
                 <w:szCs w:val="24"/>
                 <w:lang w:val="ru-RU"/>
@@ -2628,6 +2541,7 @@
             </w:r>
             <w:r>
               <w:rPr>
+                <w:rFonts w:ascii="Times New Roman" w:hAnsi="Times New Roman"/>
                 <w:sz w:val="24"/>
                 <w:szCs w:val="24"/>
                 <w:lang w:val="ru-RU"/>
@@ -2636,6 +2550,7 @@
             </w:r>
             <w:r>
               <w:rPr>
+                <w:rFonts w:ascii="Times New Roman" w:hAnsi="Times New Roman"/>
                 <w:sz w:val="24"/>
                 <w:szCs w:val="24"/>
                 <w:lang w:val="ru-RU"/>
@@ -2644,6 +2559,7 @@
             </w:r>
             <w:r>
               <w:rPr>
+                <w:rFonts w:ascii="Times New Roman" w:hAnsi="Times New Roman"/>
                 <w:sz w:val="24"/>
                 <w:szCs w:val="24"/>
                 <w:lang w:val="ru-RU"/>
@@ -2652,6 +2568,7 @@
             </w:r>
             <w:r>
               <w:rPr>
+                <w:rFonts w:ascii="Times New Roman" w:hAnsi="Times New Roman"/>
                 <w:sz w:val="24"/>
                 <w:szCs w:val="24"/>
                 <w:lang w:val="ru-RU"/>
@@ -2740,6 +2657,7 @@
             </w:pPr>
             <w:r>
               <w:rPr>
+                <w:rFonts w:ascii="Times New Roman" w:hAnsi="Times New Roman"/>
                 <w:sz w:val="24"/>
                 <w:szCs w:val="24"/>
                 <w:lang w:val="ru-RU"/>
@@ -2764,6 +2682,7 @@
             </w:pPr>
             <w:r>
               <w:rPr>
+                <w:rFonts w:ascii="Times New Roman" w:hAnsi="Times New Roman"/>
                 <w:sz w:val="24"/>
                 <w:szCs w:val="24"/>
                 <w:lang w:val="ru-RU"/>
@@ -2772,6 +2691,7 @@
             </w:r>
             <w:r>
               <w:rPr>
+                <w:rFonts w:ascii="Times New Roman" w:hAnsi="Times New Roman"/>
                 <w:sz w:val="24"/>
                 <w:szCs w:val="24"/>
                 <w:lang w:val="ru-RU"/>
@@ -2780,6 +2700,7 @@
             </w:r>
             <w:r>
               <w:rPr>
+                <w:rFonts w:ascii="Times New Roman" w:hAnsi="Times New Roman"/>
                 <w:sz w:val="24"/>
                 <w:szCs w:val="24"/>
                 <w:lang w:val="ru-RU"/>
@@ -2788,6 +2709,7 @@
             </w:r>
             <w:r>
               <w:rPr>
+                <w:rFonts w:ascii="Times New Roman" w:hAnsi="Times New Roman"/>
                 <w:sz w:val="24"/>
                 <w:szCs w:val="24"/>
                 <w:lang w:val="ru-RU"/>
@@ -2796,6 +2718,7 @@
             </w:r>
             <w:r>
               <w:rPr>
+                <w:rFonts w:ascii="Times New Roman" w:hAnsi="Times New Roman"/>
                 <w:sz w:val="24"/>
                 <w:szCs w:val="24"/>
                 <w:lang w:val="ru-RU"/>
@@ -2804,6 +2727,7 @@
             </w:r>
             <w:r>
               <w:rPr>
+                <w:rFonts w:ascii="Times New Roman" w:hAnsi="Times New Roman"/>
                 <w:sz w:val="24"/>
                 <w:szCs w:val="24"/>
                 <w:lang w:val="ru-RU"/>
@@ -2812,6 +2736,7 @@
             </w:r>
             <w:r>
               <w:rPr>
+                <w:rFonts w:ascii="Times New Roman" w:hAnsi="Times New Roman"/>
                 <w:sz w:val="24"/>
                 <w:szCs w:val="24"/>
                 <w:lang w:val="ru-RU"/>
@@ -2820,6 +2745,7 @@
             </w:r>
             <w:r>
               <w:rPr>
+                <w:rFonts w:ascii="Times New Roman" w:hAnsi="Times New Roman"/>
                 <w:sz w:val="24"/>
                 <w:szCs w:val="24"/>
                 <w:lang w:val="ru-RU"/>
@@ -2828,6 +2754,7 @@
             </w:r>
             <w:r>
               <w:rPr>
+                <w:rFonts w:ascii="Times New Roman" w:hAnsi="Times New Roman"/>
                 <w:sz w:val="24"/>
                 <w:szCs w:val="24"/>
                 <w:lang w:val="ru-RU"/>
@@ -2836,6 +2763,7 @@
             </w:r>
             <w:r>
               <w:rPr>
+                <w:rFonts w:ascii="Times New Roman" w:hAnsi="Times New Roman"/>
                 <w:sz w:val="24"/>
                 <w:szCs w:val="24"/>
                 <w:lang w:val="ru-RU"/>
@@ -2844,6 +2772,7 @@
             </w:r>
             <w:r>
               <w:rPr>
+                <w:rFonts w:ascii="Times New Roman" w:hAnsi="Times New Roman"/>
                 <w:sz w:val="24"/>
                 <w:szCs w:val="24"/>
                 <w:lang w:val="ru-RU"/>
@@ -2868,6 +2797,7 @@
             </w:pPr>
             <w:r>
               <w:rPr>
+                <w:rFonts w:ascii="Times New Roman" w:hAnsi="Times New Roman"/>
                 <w:sz w:val="24"/>
                 <w:szCs w:val="24"/>
                 <w:lang w:val="ru-RU"/>
@@ -2876,6 +2806,7 @@
             </w:r>
             <w:r>
               <w:rPr>
+                <w:rFonts w:ascii="Times New Roman" w:hAnsi="Times New Roman"/>
                 <w:sz w:val="24"/>
                 <w:szCs w:val="24"/>
                 <w:lang w:val="ru-RU"/>
@@ -2884,6 +2815,7 @@
             </w:r>
             <w:r>
               <w:rPr>
+                <w:rFonts w:ascii="Times New Roman" w:hAnsi="Times New Roman"/>
                 <w:sz w:val="24"/>
                 <w:szCs w:val="24"/>
                 <w:lang w:val="ru-RU"/>
@@ -2892,6 +2824,7 @@
             </w:r>
             <w:r>
               <w:rPr>
+                <w:rFonts w:ascii="Times New Roman" w:hAnsi="Times New Roman"/>
                 <w:sz w:val="24"/>
                 <w:szCs w:val="24"/>
                 <w:lang w:val="ru-RU"/>
@@ -2900,6 +2833,7 @@
             </w:r>
             <w:r>
               <w:rPr>
+                <w:rFonts w:ascii="Times New Roman" w:hAnsi="Times New Roman"/>
                 <w:sz w:val="24"/>
                 <w:szCs w:val="24"/>
                 <w:lang w:val="ru-RU"/>
@@ -2908,6 +2842,7 @@
             </w:r>
             <w:r>
               <w:rPr>
+                <w:rFonts w:ascii="Times New Roman" w:hAnsi="Times New Roman"/>
                 <w:sz w:val="24"/>
                 <w:szCs w:val="24"/>
                 <w:lang w:val="ru-RU"/>
@@ -2916,6 +2851,7 @@
             </w:r>
             <w:r>
               <w:rPr>
+                <w:rFonts w:ascii="Times New Roman" w:hAnsi="Times New Roman"/>
                 <w:sz w:val="24"/>
                 <w:szCs w:val="24"/>
                 <w:lang w:val="ru-RU"/>
@@ -2924,6 +2860,7 @@
             </w:r>
             <w:r>
               <w:rPr>
+                <w:rFonts w:ascii="Times New Roman" w:hAnsi="Times New Roman"/>
                 <w:sz w:val="24"/>
                 <w:szCs w:val="24"/>
                 <w:lang w:val="ru-RU"/>
@@ -2932,6 +2869,7 @@
             </w:r>
             <w:r>
               <w:rPr>
+                <w:rFonts w:ascii="Times New Roman" w:hAnsi="Times New Roman"/>
                 <w:sz w:val="24"/>
                 <w:szCs w:val="24"/>
                 <w:lang w:val="ru-RU"/>
@@ -2956,6 +2894,7 @@
             </w:pPr>
             <w:r>
               <w:rPr>
+                <w:rFonts w:ascii="Times New Roman" w:hAnsi="Times New Roman"/>
                 <w:sz w:val="24"/>
                 <w:szCs w:val="24"/>
                 <w:lang w:val="ru-RU"/>
@@ -2964,6 +2903,7 @@
             </w:r>
             <w:r>
               <w:rPr>
+                <w:rFonts w:ascii="Times New Roman" w:hAnsi="Times New Roman"/>
                 <w:sz w:val="24"/>
                 <w:szCs w:val="24"/>
                 <w:lang w:val="ru-RU"/>
@@ -2972,6 +2912,7 @@
             </w:r>
             <w:r>
               <w:rPr>
+                <w:rFonts w:ascii="Times New Roman" w:hAnsi="Times New Roman"/>
                 <w:sz w:val="24"/>
                 <w:szCs w:val="24"/>
                 <w:lang w:val="ru-RU"/>
@@ -3061,6 +3002,7 @@
             </w:pPr>
             <w:r>
               <w:rPr>
+                <w:rFonts w:ascii="Times New Roman" w:hAnsi="Times New Roman"/>
                 <w:sz w:val="24"/>
                 <w:szCs w:val="24"/>
                 <w:lang w:val="ru-RU"/>
@@ -3085,6 +3027,7 @@
             </w:pPr>
             <w:r>
               <w:rPr>
+                <w:rFonts w:ascii="Times New Roman" w:hAnsi="Times New Roman"/>
                 <w:sz w:val="24"/>
                 <w:szCs w:val="24"/>
                 <w:lang w:val="ru-RU"/>
@@ -3093,6 +3036,7 @@
             </w:r>
             <w:r>
               <w:rPr>
+                <w:rFonts w:ascii="Times New Roman" w:hAnsi="Times New Roman"/>
                 <w:sz w:val="24"/>
                 <w:szCs w:val="24"/>
                 <w:lang w:val="ru-RU"/>
@@ -3101,6 +3045,7 @@
             </w:r>
             <w:r>
               <w:rPr>
+                <w:rFonts w:ascii="Times New Roman" w:hAnsi="Times New Roman"/>
                 <w:sz w:val="24"/>
                 <w:szCs w:val="24"/>
                 <w:lang w:val="ru-RU"/>
@@ -3109,6 +3054,7 @@
             </w:r>
             <w:r>
               <w:rPr>
+                <w:rFonts w:ascii="Times New Roman" w:hAnsi="Times New Roman"/>
                 <w:sz w:val="24"/>
                 <w:szCs w:val="24"/>
                 <w:lang w:val="ru-RU"/>
@@ -3117,6 +3063,7 @@
             </w:r>
             <w:r>
               <w:rPr>
+                <w:rFonts w:ascii="Times New Roman" w:hAnsi="Times New Roman"/>
                 <w:sz w:val="24"/>
                 <w:szCs w:val="24"/>
                 <w:lang w:val="ru-RU"/>
@@ -3125,6 +3072,7 @@
             </w:r>
             <w:r>
               <w:rPr>
+                <w:rFonts w:ascii="Times New Roman" w:hAnsi="Times New Roman"/>
                 <w:sz w:val="24"/>
                 <w:szCs w:val="24"/>
                 <w:lang w:val="ru-RU"/>
@@ -3133,6 +3081,7 @@
             </w:r>
             <w:r>
               <w:rPr>
+                <w:rFonts w:ascii="Times New Roman" w:hAnsi="Times New Roman"/>
                 <w:sz w:val="24"/>
                 <w:szCs w:val="24"/>
                 <w:lang w:val="ru-RU"/>
@@ -3157,6 +3106,7 @@
             </w:pPr>
             <w:r>
               <w:rPr>
+                <w:rFonts w:ascii="Times New Roman" w:hAnsi="Times New Roman"/>
                 <w:sz w:val="24"/>
                 <w:szCs w:val="24"/>
                 <w:lang w:val="ru-RU"/>
@@ -3165,6 +3115,7 @@
             </w:r>
             <w:r>
               <w:rPr>
+                <w:rFonts w:ascii="Times New Roman" w:hAnsi="Times New Roman"/>
                 <w:sz w:val="24"/>
                 <w:szCs w:val="24"/>
                 <w:lang w:val="ru-RU"/>
@@ -3173,6 +3124,7 @@
             </w:r>
             <w:r>
               <w:rPr>
+                <w:rFonts w:ascii="Times New Roman" w:hAnsi="Times New Roman"/>
                 <w:sz w:val="24"/>
                 <w:szCs w:val="24"/>
                 <w:lang w:val="ru-RU"/>
@@ -3181,6 +3133,7 @@
             </w:r>
             <w:r>
               <w:rPr>
+                <w:rFonts w:ascii="Times New Roman" w:hAnsi="Times New Roman"/>
                 <w:sz w:val="24"/>
                 <w:szCs w:val="24"/>
                 <w:lang w:val="ru-RU"/>
@@ -3189,6 +3142,7 @@
             </w:r>
             <w:r>
               <w:rPr>
+                <w:rFonts w:ascii="Times New Roman" w:hAnsi="Times New Roman"/>
                 <w:sz w:val="24"/>
                 <w:szCs w:val="24"/>
                 <w:lang w:val="ru-RU"/>
@@ -3197,6 +3151,7 @@
             </w:r>
             <w:r>
               <w:rPr>
+                <w:rFonts w:ascii="Times New Roman" w:hAnsi="Times New Roman"/>
                 <w:sz w:val="24"/>
                 <w:szCs w:val="24"/>
                 <w:lang w:val="ru-RU"/>
@@ -3205,6 +3160,7 @@
             </w:r>
             <w:r>
               <w:rPr>
+                <w:rFonts w:ascii="Times New Roman" w:hAnsi="Times New Roman"/>
                 <w:sz w:val="24"/>
                 <w:szCs w:val="24"/>
                 <w:lang w:val="ru-RU"/>
@@ -3213,6 +3169,7 @@
             </w:r>
             <w:r>
               <w:rPr>
+                <w:rFonts w:ascii="Times New Roman" w:hAnsi="Times New Roman"/>
                 <w:sz w:val="24"/>
                 <w:szCs w:val="24"/>
                 <w:lang w:val="ru-RU"/>
@@ -3221,6 +3178,7 @@
             </w:r>
             <w:r>
               <w:rPr>
+                <w:rFonts w:ascii="Times New Roman" w:hAnsi="Times New Roman"/>
                 <w:sz w:val="24"/>
                 <w:szCs w:val="24"/>
                 <w:lang w:val="ru-RU"/>
@@ -3245,6 +3203,7 @@
             </w:pPr>
             <w:r>
               <w:rPr>
+                <w:rFonts w:ascii="Times New Roman" w:hAnsi="Times New Roman"/>
                 <w:sz w:val="24"/>
                 <w:szCs w:val="24"/>
                 <w:lang w:val="ru-RU"/>
@@ -3253,6 +3212,7 @@
             </w:r>
             <w:r>
               <w:rPr>
+                <w:rFonts w:ascii="Times New Roman" w:hAnsi="Times New Roman"/>
                 <w:sz w:val="24"/>
                 <w:szCs w:val="24"/>
                 <w:lang w:val="ru-RU"/>
@@ -3261,6 +3221,7 @@
             </w:r>
             <w:r>
               <w:rPr>
+                <w:rFonts w:ascii="Times New Roman" w:hAnsi="Times New Roman"/>
                 <w:sz w:val="24"/>
                 <w:szCs w:val="24"/>
                 <w:lang w:val="ru-RU"/>
@@ -3269,6 +3230,7 @@
             </w:r>
             <w:r>
               <w:rPr>
+                <w:rFonts w:ascii="Times New Roman" w:hAnsi="Times New Roman"/>
                 <w:sz w:val="24"/>
                 <w:szCs w:val="24"/>
                 <w:lang w:val="ru-RU"/>
@@ -3277,6 +3239,7 @@
             </w:r>
             <w:r>
               <w:rPr>
+                <w:rFonts w:ascii="Times New Roman" w:hAnsi="Times New Roman"/>
                 <w:sz w:val="24"/>
                 <w:szCs w:val="24"/>
                 <w:lang w:val="ru-RU"/>
@@ -3285,6 +3248,7 @@
             </w:r>
             <w:r>
               <w:rPr>
+                <w:rFonts w:ascii="Times New Roman" w:hAnsi="Times New Roman"/>
                 <w:sz w:val="24"/>
                 <w:szCs w:val="24"/>
                 <w:lang w:val="ru-RU"/>
@@ -3293,6 +3257,7 @@
             </w:r>
             <w:r>
               <w:rPr>
+                <w:rFonts w:ascii="Times New Roman" w:hAnsi="Times New Roman"/>
                 <w:sz w:val="24"/>
                 <w:szCs w:val="24"/>
                 <w:lang w:val="ru-RU"/>
@@ -3301,6 +3266,7 @@
             </w:r>
             <w:r>
               <w:rPr>
+                <w:rFonts w:ascii="Times New Roman" w:hAnsi="Times New Roman"/>
                 <w:sz w:val="24"/>
                 <w:szCs w:val="24"/>
                 <w:lang w:val="ru-RU"/>
@@ -3309,6 +3275,7 @@
             </w:r>
             <w:r>
               <w:rPr>
+                <w:rFonts w:ascii="Times New Roman" w:hAnsi="Times New Roman"/>
                 <w:sz w:val="24"/>
                 <w:szCs w:val="24"/>
                 <w:lang w:val="ru-RU"/>
@@ -3317,6 +3284,7 @@
             </w:r>
             <w:r>
               <w:rPr>
+                <w:rFonts w:ascii="Times New Roman" w:hAnsi="Times New Roman"/>
                 <w:sz w:val="24"/>
                 <w:szCs w:val="24"/>
                 <w:lang w:val="ru-RU"/>
@@ -3325,6 +3293,7 @@
             </w:r>
             <w:r>
               <w:rPr>
+                <w:rFonts w:ascii="Times New Roman" w:hAnsi="Times New Roman"/>
                 <w:sz w:val="24"/>
                 <w:szCs w:val="24"/>
                 <w:lang w:val="ru-RU"/>
@@ -3337,28 +3306,17 @@
     </w:tbl>
     <w:p>
       <w:pPr>
-        <w:spacing w:after="0" w:line="240" w:lineRule="auto"/>
-        <w:jc w:val="both"/>
-        <w:rPr>
-          <w:rFonts w:ascii="Times New Roman" w:hAnsi="Times New Roman"/>
-          <w:sz w:val="10"/>
-          <w:szCs w:val="10"/>
-        </w:rPr>
-      </w:pPr>
-    </w:p>
-    <w:p>
-      <w:pPr>
-        <w:spacing w:after="0" w:line="240" w:lineRule="auto"/>
+        <w:spacing w:after="0" w:line="20" w:lineRule="exact" w:before="0"/>
         <w:ind w:firstLine="709"/>
         <w:jc w:val="both"/>
         <w:rPr>
           <w:rFonts w:ascii="Times New Roman" w:hAnsi="Times New Roman"/>
-          <w:sz w:val="28"/>
-          <w:szCs w:val="28"/>
+          <w:sz w:val="2"/>
+          <w:szCs w:val="2"/>
         </w:rPr>
         <w:sectPr>
           <w:pgSz w:w="16838" w:h="11906" w:orient="landscape"/>
-          <w:pgMar w:top="1134" w:right="1134" w:bottom="1134" w:left="1134" w:header="709" w:footer="709" w:gutter="0"/>
+          <w:pgMar w:top="1701" w:right="1134" w:bottom="1134" w:left="1134" w:header="709" w:footer="709" w:gutter="0"/>
           <w:cols w:space="708"/>
           <w:docGrid w:linePitch="360"/>
         </w:sectPr>
@@ -3431,23 +3389,29 @@
     </w:p>
     <w:tbl>
       <w:tblPr>
-        <w:tblW w:w="9615" w:type="dxa"/>
-        <w:tblInd w:w="108" w:type="dxa"/>
+        <w:tblW w:w="5000" w:type="pct"/>
         <w:tblBorders>
-          <w:top w:val="single" w:sz="4" w:space="0" w:color="auto"/>
-          <w:left w:val="single" w:sz="4" w:space="0" w:color="auto"/>
-          <w:bottom w:val="single" w:sz="4" w:space="0" w:color="auto"/>
-          <w:right w:val="single" w:sz="4" w:space="0" w:color="auto"/>
-          <w:insideH w:val="single" w:sz="4" w:space="0" w:color="auto"/>
-          <w:insideV w:val="single" w:sz="4" w:space="0" w:color="auto"/>
+          <w:top w:val="single" w:sz="4" w:space="0" w:color="000000"/>
+          <w:left w:val="single" w:sz="4" w:space="0" w:color="000000"/>
+          <w:bottom w:val="single" w:sz="4" w:space="0" w:color="000000"/>
+          <w:right w:val="single" w:sz="4" w:space="0" w:color="000000"/>
+          <w:insideH w:val="single" w:sz="4" w:space="0" w:color="000000"/>
+          <w:insideV w:val="single" w:sz="4" w:space="0" w:color="000000"/>
         </w:tblBorders>
-        <w:tblLook w:val="0000" w:firstRow="0" w:lastRow="0" w:firstColumn="0" w:lastColumn="0" w:noHBand="0" w:noVBand="0"/>
+        <w:tblLayout w:type="fixed"/>
+        <w:tblCellMar>
+          <w:left w:w="0" w:type="dxa"/>
+          <w:right w:w="0" w:type="dxa"/>
+        </w:tblCellMar>
+        <w:tblLook w:val="01E0" w:firstRow="1" w:lastRow="1" w:firstColumn="1" w:lastColumn="1" w:noHBand="0" w:noVBand="0"/>
       </w:tblPr>
       <w:tblGrid>
-        <w:gridCol w:w="4231"/>
-        <w:gridCol w:w="1154"/>
-        <w:gridCol w:w="1923"/>
-        <w:gridCol w:w="2307"/>
+        <w:gridCol w:w="454"/>
+        <w:gridCol w:w="1814"/>
+        <w:gridCol w:w="1361"/>
+        <w:gridCol w:w="737"/>
+        <w:gridCol w:w="1587"/>
+        <w:gridCol w:w="3402"/>
       </w:tblGrid>
       <w:tr>
         <w:trPr>
@@ -3455,295 +3419,214 @@
         </w:trPr>
         <w:tc>
           <w:tcPr>
-            <w:tcW w:w="4231" w:type="dxa"/>
-          </w:tcPr>
-          <w:p>
-            <w:pPr>
-              <w:spacing w:after="0" w:line="240" w:lineRule="auto"/>
-              <w:rPr>
-                <w:rFonts w:ascii="Times New Roman" w:hAnsi="Times New Roman"/>
-                <w:sz w:val="24"/>
-                <w:szCs w:val="24"/>
-              </w:rPr>
+            <w:tcW w:type="dxa" w:w="454"/>
+            <w:vMerge w:val="restart"/>
+            <w:vAlign w:val="center"/>
+          </w:tcPr>
+          <w:p>
+            <w:pPr>
+              <w:spacing w:before="0" w:after="20" w:line="240" w:lineRule="auto"/>
               <w:jc w:val="center"/>
             </w:pPr>
             <w:r>
               <w:rPr>
                 <w:rFonts w:ascii="Times New Roman" w:hAnsi="Times New Roman"/>
-                <w:sz w:val="24"/>
-                <w:szCs w:val="24"/>
-              </w:rPr>
-              <w:t xml:space="preserve">Вид учебной работы</w:t>
-            </w:r>
-          </w:p>
-        </w:tc>
-        <w:tc>
-          <w:tcPr>
-            <w:tcW w:w="1154" w:type="dxa"/>
-          </w:tcPr>
-          <w:p>
-            <w:pPr>
-              <w:spacing w:after="0" w:line="240" w:lineRule="auto"/>
-              <w:rPr>
-                <w:rFonts w:ascii="Times New Roman" w:hAnsi="Times New Roman"/>
-                <w:sz w:val="24"/>
-                <w:szCs w:val="24"/>
-              </w:rPr>
+                <w:b/>
+                <w:sz w:val="24"/>
+              </w:rPr>
+              <w:t>№ п/п</w:t>
+            </w:r>
+          </w:p>
+        </w:tc>
+        <w:tc>
+          <w:tcPr>
+            <w:tcW w:type="dxa" w:w="3175"/>
+            <w:gridSpan w:val="2"/>
+            <w:vMerge w:val="restart"/>
+            <w:vAlign w:val="center"/>
+          </w:tcPr>
+          <w:p>
+            <w:pPr>
+              <w:spacing w:before="0" w:after="20" w:line="240" w:lineRule="auto"/>
               <w:jc w:val="center"/>
             </w:pPr>
             <w:r>
               <w:rPr>
                 <w:rFonts w:ascii="Times New Roman" w:hAnsi="Times New Roman"/>
-                <w:sz w:val="24"/>
-                <w:szCs w:val="24"/>
-              </w:rPr>
-              <w:t xml:space="preserve">Всего</w:t>
-            </w:r>
-          </w:p>
-        </w:tc>
-        <w:tc>
-          <w:tcPr>
-            <w:tcW w:w="1923" w:type="dxa"/>
-          </w:tcPr>
-          <w:p>
-            <w:pPr>
-              <w:spacing w:after="0" w:line="240" w:lineRule="auto"/>
-              <w:rPr>
-                <w:rFonts w:ascii="Times New Roman" w:hAnsi="Times New Roman"/>
-                <w:sz w:val="24"/>
-                <w:szCs w:val="24"/>
-              </w:rPr>
+                <w:b/>
+                <w:sz w:val="24"/>
+              </w:rPr>
+              <w:t>Вид учебной работы</w:t>
+            </w:r>
+          </w:p>
+        </w:tc>
+        <w:tc>
+          <w:tcPr>
+            <w:tcW w:type="dxa" w:w="737"/>
+            <w:vMerge w:val="restart"/>
+            <w:vAlign w:val="center"/>
+          </w:tcPr>
+          <w:p>
+            <w:pPr>
+              <w:spacing w:before="0" w:after="20" w:line="240" w:lineRule="auto"/>
               <w:jc w:val="center"/>
             </w:pPr>
             <w:r>
               <w:rPr>
                 <w:rFonts w:ascii="Times New Roman" w:hAnsi="Times New Roman"/>
-                <w:sz w:val="24"/>
-                <w:szCs w:val="24"/>
-              </w:rPr>
-              <w:t xml:space="preserve">Практическая</w:t>
-              <w:br/>
-              <w:t xml:space="preserve">подготовка</w:t>
-            </w:r>
-          </w:p>
-        </w:tc>
-        <w:tc>
-          <w:tcPr>
-            <w:tcW w:w="2307" w:type="dxa"/>
-          </w:tcPr>
-          <w:p>
-            <w:pPr>
-              <w:spacing w:after="0" w:line="240" w:lineRule="auto"/>
-              <w:rPr>
-                <w:rFonts w:ascii="Times New Roman" w:hAnsi="Times New Roman"/>
-                <w:sz w:val="24"/>
-                <w:szCs w:val="24"/>
-              </w:rPr>
+                <w:b/>
+                <w:sz w:val="24"/>
+              </w:rPr>
+              <w:t>Всего часов</w:t>
+            </w:r>
+          </w:p>
+        </w:tc>
+        <w:tc>
+          <w:tcPr>
+            <w:tcW w:type="dxa" w:w="1587"/>
+            <w:vMerge w:val="restart"/>
+            <w:vAlign w:val="center"/>
+          </w:tcPr>
+          <w:p>
+            <w:pPr>
+              <w:spacing w:before="0" w:after="20" w:line="240" w:lineRule="auto"/>
               <w:jc w:val="center"/>
             </w:pPr>
             <w:r>
               <w:rPr>
                 <w:rFonts w:ascii="Times New Roman" w:hAnsi="Times New Roman"/>
-                <w:sz w:val="24"/>
-                <w:szCs w:val="24"/>
-              </w:rPr>
-              <w:t xml:space="preserve">1 семестр</w:t>
+                <w:b/>
+                <w:sz w:val="24"/>
+              </w:rPr>
+              <w:t>В том числе практическая подготовка</w:t>
+            </w:r>
+          </w:p>
+        </w:tc>
+        <w:tc>
+          <w:tcPr>
+            <w:tcW w:type="dxa" w:w="3402"/>
+            <w:vAlign w:val="center"/>
+          </w:tcPr>
+          <w:p>
+            <w:pPr>
+              <w:spacing w:before="0" w:after="20" w:line="240" w:lineRule="auto"/>
+              <w:jc w:val="center"/>
+            </w:pPr>
+            <w:r>
+              <w:rPr>
+                <w:rFonts w:ascii="Times New Roman" w:hAnsi="Times New Roman"/>
+                <w:b/>
+                <w:sz w:val="24"/>
+              </w:rPr>
+              <w:t>Семестры / курсы</w:t>
             </w:r>
           </w:p>
         </w:tc>
       </w:tr>
       <w:tr>
-        <w:tc>
-          <w:tcPr>
-            <w:tcW w:w="4231" w:type="dxa"/>
-          </w:tcPr>
-          <w:p>
-            <w:pPr>
-              <w:spacing w:after="0" w:line="240" w:lineRule="auto"/>
-              <w:rPr>
-                <w:rFonts w:ascii="Times New Roman" w:hAnsi="Times New Roman"/>
-                <w:sz w:val="24"/>
-                <w:szCs w:val="24"/>
-              </w:rPr>
-              <w:jc w:val="left"/>
-            </w:pPr>
-            <w:r>
-              <w:rPr>
-                <w:rFonts w:ascii="Times New Roman" w:hAnsi="Times New Roman"/>
-                <w:sz w:val="24"/>
-                <w:szCs w:val="24"/>
-              </w:rPr>
-              <w:t xml:space="preserve">Контактная работа обучающихся с преподавателем, часов</w:t>
-            </w:r>
-          </w:p>
-        </w:tc>
-        <w:tc>
-          <w:tcPr>
-            <w:tcW w:w="1154" w:type="dxa"/>
-          </w:tcPr>
-          <w:p>
-            <w:pPr>
-              <w:spacing w:after="0" w:line="240" w:lineRule="auto"/>
-              <w:rPr>
-                <w:rFonts w:ascii="Times New Roman" w:hAnsi="Times New Roman"/>
-                <w:sz w:val="24"/>
-                <w:szCs w:val="24"/>
-              </w:rPr>
+        <w:trPr>
+          <w:tblHeader/>
+        </w:trPr>
+        <w:tc>
+          <w:tcPr>
+            <w:tcW w:type="dxa" w:w="454"/>
+            <w:vMerge/>
+          </w:tcPr>
+          <w:p/>
+        </w:tc>
+        <w:tc>
+          <w:tcPr>
+            <w:tcW w:type="dxa" w:w="3175"/>
+            <w:gridSpan w:val="2"/>
+            <w:vMerge/>
+          </w:tcPr>
+          <w:p/>
+        </w:tc>
+        <w:tc>
+          <w:tcPr>
+            <w:tcW w:type="dxa" w:w="737"/>
+            <w:vMerge/>
+          </w:tcPr>
+          <w:p/>
+        </w:tc>
+        <w:tc>
+          <w:tcPr>
+            <w:tcW w:type="dxa" w:w="1587"/>
+            <w:vMerge/>
+          </w:tcPr>
+          <w:p/>
+        </w:tc>
+        <w:tc>
+          <w:tcPr>
+            <w:tcW w:type="dxa" w:w="3402"/>
+            <w:vAlign w:val="center"/>
+          </w:tcPr>
+          <w:p>
+            <w:pPr>
+              <w:spacing w:before="0" w:after="20" w:line="240" w:lineRule="auto"/>
               <w:jc w:val="center"/>
             </w:pPr>
             <w:r>
               <w:rPr>
                 <w:rFonts w:ascii="Times New Roman" w:hAnsi="Times New Roman"/>
-                <w:sz w:val="24"/>
-                <w:szCs w:val="24"/>
-              </w:rPr>
-              <w:t xml:space="preserve">24</w:t>
-            </w:r>
-          </w:p>
-        </w:tc>
-        <w:tc>
-          <w:tcPr>
-            <w:tcW w:w="1923" w:type="dxa"/>
-          </w:tcPr>
-          <w:p>
-            <w:pPr>
-              <w:spacing w:after="0" w:line="240" w:lineRule="auto"/>
-              <w:rPr>
-                <w:rFonts w:ascii="Times New Roman" w:hAnsi="Times New Roman"/>
-                <w:sz w:val="24"/>
-                <w:szCs w:val="24"/>
-              </w:rPr>
-              <w:jc w:val="center"/>
-            </w:pPr>
-            <w:r>
-              <w:rPr>
-                <w:rFonts w:ascii="Times New Roman" w:hAnsi="Times New Roman"/>
-                <w:sz w:val="24"/>
-                <w:szCs w:val="24"/>
-              </w:rPr>
-              <w:t xml:space="preserve">—</w:t>
-            </w:r>
-          </w:p>
-        </w:tc>
-        <w:tc>
-          <w:tcPr>
-            <w:tcW w:w="2307" w:type="dxa"/>
-          </w:tcPr>
-          <w:p>
-            <w:pPr>
-              <w:spacing w:after="0" w:line="240" w:lineRule="auto"/>
-              <w:rPr>
-                <w:rFonts w:ascii="Times New Roman" w:hAnsi="Times New Roman"/>
-                <w:sz w:val="24"/>
-                <w:szCs w:val="24"/>
-              </w:rPr>
-              <w:jc w:val="center"/>
-            </w:pPr>
-            <w:r>
-              <w:rPr>
-                <w:rFonts w:ascii="Times New Roman" w:hAnsi="Times New Roman"/>
-                <w:sz w:val="24"/>
-                <w:szCs w:val="24"/>
-              </w:rPr>
-              <w:t xml:space="preserve">24</w:t>
+                <w:b/>
+                <w:sz w:val="24"/>
+              </w:rPr>
+              <w:t>№ 1</w:t>
             </w:r>
           </w:p>
         </w:tc>
       </w:tr>
       <w:tr>
-        <w:tc>
-          <w:tcPr>
-            <w:tcW w:w="4231" w:type="dxa"/>
-          </w:tcPr>
-          <w:p>
-            <w:pPr>
-              <w:spacing w:after="0" w:line="240" w:lineRule="auto"/>
-              <w:rPr>
-                <w:rFonts w:ascii="Times New Roman" w:hAnsi="Times New Roman"/>
-                <w:sz w:val="24"/>
-                <w:szCs w:val="24"/>
-              </w:rPr>
-              <w:jc w:val="left"/>
-            </w:pPr>
-            <w:r>
-              <w:rPr>
-                <w:rFonts w:ascii="Times New Roman" w:hAnsi="Times New Roman"/>
-                <w:sz w:val="24"/>
-                <w:szCs w:val="24"/>
-              </w:rPr>
-              <w:t xml:space="preserve">Лекции (Л), часов</w:t>
-            </w:r>
-          </w:p>
-        </w:tc>
-        <w:tc>
-          <w:tcPr>
-            <w:tcW w:w="1154" w:type="dxa"/>
-          </w:tcPr>
-          <w:p>
-            <w:pPr>
-              <w:spacing w:after="0" w:line="240" w:lineRule="auto"/>
-              <w:rPr>
-                <w:rFonts w:ascii="Times New Roman" w:hAnsi="Times New Roman"/>
-                <w:sz w:val="24"/>
-                <w:szCs w:val="24"/>
-              </w:rPr>
+        <w:trPr>
+          <w:tblHeader/>
+        </w:trPr>
+        <w:tc>
+          <w:tcPr>
+            <w:tcW w:type="dxa" w:w="454"/>
+            <w:vMerge/>
+          </w:tcPr>
+          <w:p/>
+        </w:tc>
+        <w:tc>
+          <w:tcPr>
+            <w:tcW w:type="dxa" w:w="3175"/>
+            <w:gridSpan w:val="2"/>
+            <w:vMerge/>
+          </w:tcPr>
+          <w:p/>
+        </w:tc>
+        <w:tc>
+          <w:tcPr>
+            <w:tcW w:type="dxa" w:w="737"/>
+            <w:vMerge/>
+          </w:tcPr>
+          <w:p/>
+        </w:tc>
+        <w:tc>
+          <w:tcPr>
+            <w:tcW w:type="dxa" w:w="1587"/>
+            <w:vMerge/>
+          </w:tcPr>
+          <w:p/>
+        </w:tc>
+        <w:tc>
+          <w:tcPr>
+            <w:tcW w:type="dxa" w:w="3402"/>
+            <w:vAlign w:val="center"/>
+          </w:tcPr>
+          <w:p>
+            <w:pPr>
+              <w:spacing w:before="0" w:after="20" w:line="240" w:lineRule="auto"/>
               <w:jc w:val="center"/>
             </w:pPr>
             <w:r>
               <w:rPr>
                 <w:rFonts w:ascii="Times New Roman" w:hAnsi="Times New Roman"/>
-                <w:sz w:val="24"/>
-                <w:szCs w:val="24"/>
-              </w:rPr>
-              <w:t xml:space="preserve">12</w:t>
-            </w:r>
-          </w:p>
-        </w:tc>
-        <w:tc>
-          <w:tcPr>
-            <w:tcW w:w="1923" w:type="dxa"/>
-          </w:tcPr>
-          <w:p>
-            <w:pPr>
-              <w:spacing w:after="0" w:line="240" w:lineRule="auto"/>
-              <w:rPr>
-                <w:rFonts w:ascii="Times New Roman" w:hAnsi="Times New Roman"/>
-                <w:sz w:val="24"/>
-                <w:szCs w:val="24"/>
-              </w:rPr>
-              <w:jc w:val="center"/>
-            </w:pPr>
-            <w:r>
-              <w:rPr>
-                <w:rFonts w:ascii="Times New Roman" w:hAnsi="Times New Roman"/>
-                <w:sz w:val="24"/>
-                <w:szCs w:val="24"/>
-              </w:rPr>
-              <w:t xml:space="preserve">—</w:t>
-            </w:r>
-          </w:p>
-        </w:tc>
-        <w:tc>
-          <w:tcPr>
-            <w:tcW w:w="2307" w:type="dxa"/>
-          </w:tcPr>
-          <w:p>
-            <w:pPr>
-              <w:spacing w:after="0" w:line="240" w:lineRule="auto"/>
-              <w:rPr>
-                <w:rFonts w:ascii="Times New Roman" w:hAnsi="Times New Roman"/>
-                <w:sz w:val="24"/>
-                <w:szCs w:val="24"/>
-              </w:rPr>
-              <w:jc w:val="center"/>
-            </w:pPr>
-            <w:r>
-              <w:rPr>
-                <w:rFonts w:ascii="Times New Roman" w:hAnsi="Times New Roman"/>
-                <w:sz w:val="24"/>
-                <w:szCs w:val="24"/>
-              </w:rPr>
-              <w:t xml:space="preserve">12</w:t>
+                <w:b/>
+                <w:sz w:val="24"/>
+              </w:rPr>
+              <w:t>часов</w:t>
             </w:r>
           </w:p>
         </w:tc>
@@ -3751,97 +3634,102 @@
       <w:tr>
         <w:tc>
           <w:tcPr>
-            <w:tcW w:w="4231" w:type="dxa"/>
-          </w:tcPr>
-          <w:p>
-            <w:pPr>
-              <w:spacing w:after="0" w:line="240" w:lineRule="auto"/>
-              <w:rPr>
-                <w:rFonts w:ascii="Times New Roman" w:hAnsi="Times New Roman"/>
-                <w:sz w:val="24"/>
-                <w:szCs w:val="24"/>
-              </w:rPr>
+            <w:tcW w:type="dxa" w:w="454"/>
+            <w:vAlign w:val="center"/>
+          </w:tcPr>
+          <w:p>
+            <w:pPr>
+              <w:spacing w:before="0" w:after="20" w:line="240" w:lineRule="auto"/>
+              <w:jc w:val="center"/>
+            </w:pPr>
+            <w:r>
+              <w:rPr>
+                <w:rFonts w:ascii="Times New Roman" w:hAnsi="Times New Roman"/>
+                <w:b w:val="0"/>
+                <w:sz w:val="24"/>
+              </w:rPr>
+              <w:t>1</w:t>
+            </w:r>
+          </w:p>
+        </w:tc>
+        <w:tc>
+          <w:tcPr>
+            <w:tcW w:type="dxa" w:w="3175"/>
+            <w:gridSpan w:val="2"/>
+            <w:vAlign w:val="center"/>
+          </w:tcPr>
+          <w:p>
+            <w:pPr>
+              <w:spacing w:before="0" w:after="20" w:line="240" w:lineRule="auto"/>
               <w:jc w:val="left"/>
             </w:pPr>
             <w:r>
               <w:rPr>
                 <w:rFonts w:ascii="Times New Roman" w:hAnsi="Times New Roman"/>
-                <w:sz w:val="24"/>
-                <w:szCs w:val="24"/>
-              </w:rPr>
-              <w:t xml:space="preserve">Практические занятия (ПЗ), семинары (С), часов</w:t>
-            </w:r>
-          </w:p>
-        </w:tc>
-        <w:tc>
-          <w:tcPr>
-            <w:tcW w:w="1154" w:type="dxa"/>
-          </w:tcPr>
-          <w:p>
-            <w:pPr>
-              <w:spacing w:after="0" w:line="240" w:lineRule="auto"/>
-              <w:rPr>
-                <w:rFonts w:ascii="Times New Roman" w:hAnsi="Times New Roman"/>
-                <w:sz w:val="24"/>
-                <w:szCs w:val="24"/>
-              </w:rPr>
+                <w:b/>
+                <w:sz w:val="24"/>
+              </w:rPr>
+              <w:t>Контактная работа обучающихся с преподавателем (по видам учебных занятий), всего</w:t>
+            </w:r>
+          </w:p>
+        </w:tc>
+        <w:tc>
+          <w:tcPr>
+            <w:tcW w:type="dxa" w:w="737"/>
+            <w:vAlign w:val="center"/>
+          </w:tcPr>
+          <w:p>
+            <w:pPr>
+              <w:spacing w:before="0" w:after="20" w:line="240" w:lineRule="auto"/>
               <w:jc w:val="center"/>
             </w:pPr>
             <w:r>
               <w:rPr>
                 <w:rFonts w:ascii="Times New Roman" w:hAnsi="Times New Roman"/>
-                <w:sz w:val="24"/>
-                <w:szCs w:val="24"/>
-              </w:rPr>
-              <w:t xml:space="preserve">12</w:t>
-            </w:r>
-          </w:p>
-        </w:tc>
-        <w:tc>
-          <w:tcPr>
-            <w:tcW w:w="1923" w:type="dxa"/>
-          </w:tcPr>
-          <w:p>
-            <w:pPr>
-              <w:spacing w:after="0" w:line="240" w:lineRule="auto"/>
-              <w:rPr>
-                <w:rFonts w:ascii="Times New Roman" w:hAnsi="Times New Roman"/>
-                <w:sz w:val="24"/>
-                <w:szCs w:val="24"/>
-              </w:rPr>
+                <w:b w:val="0"/>
+                <w:sz w:val="24"/>
+              </w:rPr>
+              <w:t>24</w:t>
+            </w:r>
+          </w:p>
+        </w:tc>
+        <w:tc>
+          <w:tcPr>
+            <w:tcW w:type="dxa" w:w="1587"/>
+            <w:vAlign w:val="center"/>
+          </w:tcPr>
+          <w:p>
+            <w:pPr>
+              <w:spacing w:before="0" w:after="20" w:line="240" w:lineRule="auto"/>
               <w:jc w:val="center"/>
             </w:pPr>
             <w:r>
               <w:rPr>
                 <w:rFonts w:ascii="Times New Roman" w:hAnsi="Times New Roman"/>
-                <w:sz w:val="24"/>
-                <w:szCs w:val="24"/>
-              </w:rPr>
-              <w:t xml:space="preserve">—</w:t>
-            </w:r>
-          </w:p>
-        </w:tc>
-        <w:tc>
-          <w:tcPr>
-            <w:tcW w:w="2307" w:type="dxa"/>
-          </w:tcPr>
-          <w:p>
-            <w:pPr>
-              <w:spacing w:after="0" w:line="240" w:lineRule="auto"/>
-              <w:rPr>
-                <w:rFonts w:ascii="Times New Roman" w:hAnsi="Times New Roman"/>
-                <w:sz w:val="24"/>
-                <w:szCs w:val="24"/>
-              </w:rPr>
+                <w:b w:val="0"/>
+                <w:sz w:val="24"/>
+              </w:rPr>
+              <w:t>0</w:t>
+            </w:r>
+          </w:p>
+        </w:tc>
+        <w:tc>
+          <w:tcPr>
+            <w:tcW w:type="dxa" w:w="3402"/>
+            <w:vAlign w:val="center"/>
+          </w:tcPr>
+          <w:p>
+            <w:pPr>
+              <w:spacing w:before="0" w:after="20" w:line="240" w:lineRule="auto"/>
               <w:jc w:val="center"/>
             </w:pPr>
             <w:r>
               <w:rPr>
                 <w:rFonts w:ascii="Times New Roman" w:hAnsi="Times New Roman"/>
-                <w:sz w:val="24"/>
-                <w:szCs w:val="24"/>
-              </w:rPr>
-              <w:t xml:space="preserve">12</w:t>
+                <w:b w:val="0"/>
+                <w:sz w:val="24"/>
+              </w:rPr>
+              <w:t>24</w:t>
             </w:r>
           </w:p>
         </w:tc>
@@ -3849,195 +3737,162 @@
       <w:tr>
         <w:tc>
           <w:tcPr>
-            <w:tcW w:w="4231" w:type="dxa"/>
-          </w:tcPr>
-          <w:p>
-            <w:pPr>
-              <w:spacing w:after="0" w:line="240" w:lineRule="auto"/>
-              <w:rPr>
-                <w:rFonts w:ascii="Times New Roman" w:hAnsi="Times New Roman"/>
-                <w:sz w:val="24"/>
-                <w:szCs w:val="24"/>
-              </w:rPr>
+            <w:tcW w:type="dxa" w:w="454"/>
+            <w:vAlign w:val="center"/>
+          </w:tcPr>
+          <w:p>
+            <w:pPr>
+              <w:spacing w:before="0" w:after="20" w:line="240" w:lineRule="auto"/>
+              <w:jc w:val="center"/>
+            </w:pPr>
+            <w:r>
+              <w:rPr>
+                <w:rFonts w:ascii="Times New Roman" w:hAnsi="Times New Roman"/>
+                <w:b w:val="0"/>
+                <w:sz w:val="24"/>
+              </w:rPr>
+            </w:r>
+          </w:p>
+        </w:tc>
+        <w:tc>
+          <w:tcPr>
+            <w:tcW w:type="dxa" w:w="3175"/>
+            <w:gridSpan w:val="2"/>
+            <w:vAlign w:val="center"/>
+          </w:tcPr>
+          <w:p>
+            <w:pPr>
+              <w:spacing w:before="0" w:after="20" w:line="240" w:lineRule="auto"/>
               <w:jc w:val="left"/>
             </w:pPr>
             <w:r>
               <w:rPr>
                 <w:rFonts w:ascii="Times New Roman" w:hAnsi="Times New Roman"/>
-                <w:sz w:val="24"/>
-                <w:szCs w:val="24"/>
-              </w:rPr>
-              <w:t xml:space="preserve">Лабораторные работы (ЛР), часов</w:t>
-            </w:r>
-          </w:p>
-        </w:tc>
-        <w:tc>
-          <w:tcPr>
-            <w:tcW w:w="1154" w:type="dxa"/>
-          </w:tcPr>
-          <w:p>
-            <w:pPr>
-              <w:spacing w:after="0" w:line="240" w:lineRule="auto"/>
-              <w:rPr>
-                <w:rFonts w:ascii="Times New Roman" w:hAnsi="Times New Roman"/>
-                <w:sz w:val="24"/>
-                <w:szCs w:val="24"/>
-              </w:rPr>
-              <w:jc w:val="center"/>
-            </w:pPr>
-            <w:r>
-              <w:rPr>
-                <w:rFonts w:ascii="Times New Roman" w:hAnsi="Times New Roman"/>
-                <w:sz w:val="24"/>
-                <w:szCs w:val="24"/>
-              </w:rPr>
-              <w:t xml:space="preserve">0</w:t>
-            </w:r>
-          </w:p>
-        </w:tc>
-        <w:tc>
-          <w:tcPr>
-            <w:tcW w:w="1923" w:type="dxa"/>
-          </w:tcPr>
-          <w:p>
-            <w:pPr>
-              <w:spacing w:after="0" w:line="240" w:lineRule="auto"/>
-              <w:rPr>
-                <w:rFonts w:ascii="Times New Roman" w:hAnsi="Times New Roman"/>
-                <w:sz w:val="24"/>
-                <w:szCs w:val="24"/>
-              </w:rPr>
-              <w:jc w:val="center"/>
-            </w:pPr>
-            <w:r>
-              <w:rPr>
-                <w:rFonts w:ascii="Times New Roman" w:hAnsi="Times New Roman"/>
-                <w:sz w:val="24"/>
-                <w:szCs w:val="24"/>
-              </w:rPr>
-              <w:t xml:space="preserve">—</w:t>
-            </w:r>
-          </w:p>
-        </w:tc>
-        <w:tc>
-          <w:tcPr>
-            <w:tcW w:w="2307" w:type="dxa"/>
-          </w:tcPr>
-          <w:p>
-            <w:pPr>
-              <w:spacing w:after="0" w:line="240" w:lineRule="auto"/>
-              <w:rPr>
-                <w:rFonts w:ascii="Times New Roman" w:hAnsi="Times New Roman"/>
-                <w:sz w:val="24"/>
-                <w:szCs w:val="24"/>
-              </w:rPr>
-              <w:jc w:val="center"/>
-            </w:pPr>
-            <w:r>
-              <w:rPr>
-                <w:rFonts w:ascii="Times New Roman" w:hAnsi="Times New Roman"/>
-                <w:sz w:val="24"/>
-                <w:szCs w:val="24"/>
-              </w:rPr>
-              <w:t xml:space="preserve">—</w:t>
-            </w:r>
-          </w:p>
+                <w:b w:val="0"/>
+                <w:sz w:val="24"/>
+              </w:rPr>
+              <w:t>в том числе:</w:t>
+            </w:r>
+          </w:p>
+        </w:tc>
+        <w:tc>
+          <w:tcPr>
+            <w:tcW w:type="dxa" w:w="737"/>
+          </w:tcPr>
+          <w:p/>
+        </w:tc>
+        <w:tc>
+          <w:tcPr>
+            <w:tcW w:type="dxa" w:w="1587"/>
+          </w:tcPr>
+          <w:p/>
+        </w:tc>
+        <w:tc>
+          <w:tcPr>
+            <w:tcW w:type="dxa" w:w="3402"/>
+          </w:tcPr>
+          <w:p/>
         </w:tc>
       </w:tr>
       <w:tr>
         <w:tc>
           <w:tcPr>
-            <w:tcW w:w="4231" w:type="dxa"/>
-          </w:tcPr>
-          <w:p>
-            <w:pPr>
-              <w:spacing w:after="0" w:line="240" w:lineRule="auto"/>
-              <w:rPr>
-                <w:rFonts w:ascii="Times New Roman" w:hAnsi="Times New Roman"/>
-                <w:sz w:val="24"/>
-                <w:szCs w:val="24"/>
-              </w:rPr>
+            <w:tcW w:type="dxa" w:w="454"/>
+            <w:vAlign w:val="center"/>
+          </w:tcPr>
+          <w:p>
+            <w:pPr>
+              <w:spacing w:before="0" w:after="20" w:line="240" w:lineRule="auto"/>
+              <w:jc w:val="center"/>
+            </w:pPr>
+            <w:r>
+              <w:rPr>
+                <w:rFonts w:ascii="Times New Roman" w:hAnsi="Times New Roman"/>
+                <w:b w:val="0"/>
+                <w:sz w:val="24"/>
+              </w:rPr>
+              <w:t>1.1</w:t>
+            </w:r>
+          </w:p>
+        </w:tc>
+        <w:tc>
+          <w:tcPr>
+            <w:tcW w:type="dxa" w:w="3175"/>
+            <w:gridSpan w:val="2"/>
+            <w:vAlign w:val="center"/>
+          </w:tcPr>
+          <w:p>
+            <w:pPr>
+              <w:spacing w:before="0" w:after="20" w:line="240" w:lineRule="auto"/>
               <w:jc w:val="left"/>
             </w:pPr>
             <w:r>
               <w:rPr>
                 <w:rFonts w:ascii="Times New Roman" w:hAnsi="Times New Roman"/>
-                <w:sz w:val="24"/>
-                <w:szCs w:val="24"/>
-              </w:rPr>
-              <w:t xml:space="preserve">Иные виды занятий, часов</w:t>
-            </w:r>
-          </w:p>
-        </w:tc>
-        <w:tc>
-          <w:tcPr>
-            <w:tcW w:w="1154" w:type="dxa"/>
-          </w:tcPr>
-          <w:p>
-            <w:pPr>
-              <w:spacing w:after="0" w:line="240" w:lineRule="auto"/>
-              <w:rPr>
-                <w:rFonts w:ascii="Times New Roman" w:hAnsi="Times New Roman"/>
-                <w:sz w:val="24"/>
-                <w:szCs w:val="24"/>
-              </w:rPr>
+                <w:b w:val="0"/>
+                <w:sz w:val="24"/>
+              </w:rPr>
+              <w:t>Лекции (Л)</w:t>
+            </w:r>
+          </w:p>
+        </w:tc>
+        <w:tc>
+          <w:tcPr>
+            <w:tcW w:type="dxa" w:w="737"/>
+            <w:vAlign w:val="center"/>
+          </w:tcPr>
+          <w:p>
+            <w:pPr>
+              <w:spacing w:before="0" w:after="20" w:line="240" w:lineRule="auto"/>
               <w:jc w:val="center"/>
             </w:pPr>
             <w:r>
               <w:rPr>
                 <w:rFonts w:ascii="Times New Roman" w:hAnsi="Times New Roman"/>
-                <w:sz w:val="24"/>
-                <w:szCs w:val="24"/>
-              </w:rPr>
-              <w:t xml:space="preserve">—</w:t>
-            </w:r>
-          </w:p>
-        </w:tc>
-        <w:tc>
-          <w:tcPr>
-            <w:tcW w:w="1923" w:type="dxa"/>
-          </w:tcPr>
-          <w:p>
-            <w:pPr>
-              <w:spacing w:after="0" w:line="240" w:lineRule="auto"/>
-              <w:rPr>
-                <w:rFonts w:ascii="Times New Roman" w:hAnsi="Times New Roman"/>
-                <w:sz w:val="24"/>
-                <w:szCs w:val="24"/>
-              </w:rPr>
+                <w:b w:val="0"/>
+                <w:sz w:val="24"/>
+              </w:rPr>
+              <w:t>12</w:t>
+            </w:r>
+          </w:p>
+        </w:tc>
+        <w:tc>
+          <w:tcPr>
+            <w:tcW w:type="dxa" w:w="1587"/>
+            <w:vAlign w:val="center"/>
+          </w:tcPr>
+          <w:p>
+            <w:pPr>
+              <w:spacing w:before="0" w:after="20" w:line="240" w:lineRule="auto"/>
               <w:jc w:val="center"/>
             </w:pPr>
             <w:r>
               <w:rPr>
                 <w:rFonts w:ascii="Times New Roman" w:hAnsi="Times New Roman"/>
-                <w:sz w:val="24"/>
-                <w:szCs w:val="24"/>
-              </w:rPr>
-              <w:t xml:space="preserve">—</w:t>
-            </w:r>
-          </w:p>
-        </w:tc>
-        <w:tc>
-          <w:tcPr>
-            <w:tcW w:w="2307" w:type="dxa"/>
-          </w:tcPr>
-          <w:p>
-            <w:pPr>
-              <w:spacing w:after="0" w:line="240" w:lineRule="auto"/>
-              <w:rPr>
-                <w:rFonts w:ascii="Times New Roman" w:hAnsi="Times New Roman"/>
-                <w:sz w:val="24"/>
-                <w:szCs w:val="24"/>
-              </w:rPr>
+                <w:b w:val="0"/>
+                <w:sz w:val="24"/>
+              </w:rPr>
+              <w:t>0</w:t>
+            </w:r>
+          </w:p>
+        </w:tc>
+        <w:tc>
+          <w:tcPr>
+            <w:tcW w:type="dxa" w:w="3402"/>
+            <w:vAlign w:val="center"/>
+          </w:tcPr>
+          <w:p>
+            <w:pPr>
+              <w:spacing w:before="0" w:after="20" w:line="240" w:lineRule="auto"/>
               <w:jc w:val="center"/>
             </w:pPr>
             <w:r>
               <w:rPr>
                 <w:rFonts w:ascii="Times New Roman" w:hAnsi="Times New Roman"/>
-                <w:sz w:val="24"/>
-                <w:szCs w:val="24"/>
-              </w:rPr>
-              <w:t xml:space="preserve">—</w:t>
+                <w:b w:val="0"/>
+                <w:sz w:val="24"/>
+              </w:rPr>
+              <w:t>12</w:t>
             </w:r>
           </w:p>
         </w:tc>
@@ -4045,97 +3900,102 @@
       <w:tr>
         <w:tc>
           <w:tcPr>
-            <w:tcW w:w="4231" w:type="dxa"/>
-          </w:tcPr>
-          <w:p>
-            <w:pPr>
-              <w:spacing w:after="0" w:line="240" w:lineRule="auto"/>
-              <w:rPr>
-                <w:rFonts w:ascii="Times New Roman" w:hAnsi="Times New Roman"/>
-                <w:sz w:val="24"/>
-                <w:szCs w:val="24"/>
-              </w:rPr>
+            <w:tcW w:type="dxa" w:w="454"/>
+            <w:vAlign w:val="center"/>
+          </w:tcPr>
+          <w:p>
+            <w:pPr>
+              <w:spacing w:before="0" w:after="20" w:line="240" w:lineRule="auto"/>
+              <w:jc w:val="center"/>
+            </w:pPr>
+            <w:r>
+              <w:rPr>
+                <w:rFonts w:ascii="Times New Roman" w:hAnsi="Times New Roman"/>
+                <w:b w:val="0"/>
+                <w:sz w:val="24"/>
+              </w:rPr>
+              <w:t>1.2</w:t>
+            </w:r>
+          </w:p>
+        </w:tc>
+        <w:tc>
+          <w:tcPr>
+            <w:tcW w:type="dxa" w:w="3175"/>
+            <w:gridSpan w:val="2"/>
+            <w:vAlign w:val="center"/>
+          </w:tcPr>
+          <w:p>
+            <w:pPr>
+              <w:spacing w:before="0" w:after="20" w:line="240" w:lineRule="auto"/>
               <w:jc w:val="left"/>
             </w:pPr>
             <w:r>
               <w:rPr>
                 <w:rFonts w:ascii="Times New Roman" w:hAnsi="Times New Roman"/>
-                <w:sz w:val="24"/>
-                <w:szCs w:val="24"/>
-              </w:rPr>
-              <w:t xml:space="preserve">Самостоятельная работа студента, часов</w:t>
-            </w:r>
-          </w:p>
-        </w:tc>
-        <w:tc>
-          <w:tcPr>
-            <w:tcW w:w="1154" w:type="dxa"/>
-          </w:tcPr>
-          <w:p>
-            <w:pPr>
-              <w:spacing w:after="0" w:line="240" w:lineRule="auto"/>
-              <w:rPr>
-                <w:rFonts w:ascii="Times New Roman" w:hAnsi="Times New Roman"/>
-                <w:sz w:val="24"/>
-                <w:szCs w:val="24"/>
-              </w:rPr>
+                <w:b w:val="0"/>
+                <w:sz w:val="24"/>
+              </w:rPr>
+              <w:t>Практические занятия (ПЗ)</w:t>
+            </w:r>
+          </w:p>
+        </w:tc>
+        <w:tc>
+          <w:tcPr>
+            <w:tcW w:type="dxa" w:w="737"/>
+            <w:vAlign w:val="center"/>
+          </w:tcPr>
+          <w:p>
+            <w:pPr>
+              <w:spacing w:before="0" w:after="20" w:line="240" w:lineRule="auto"/>
               <w:jc w:val="center"/>
             </w:pPr>
             <w:r>
               <w:rPr>
                 <w:rFonts w:ascii="Times New Roman" w:hAnsi="Times New Roman"/>
-                <w:sz w:val="24"/>
-                <w:szCs w:val="24"/>
-              </w:rPr>
-              <w:t xml:space="preserve">48</w:t>
-            </w:r>
-          </w:p>
-        </w:tc>
-        <w:tc>
-          <w:tcPr>
-            <w:tcW w:w="1923" w:type="dxa"/>
-          </w:tcPr>
-          <w:p>
-            <w:pPr>
-              <w:spacing w:after="0" w:line="240" w:lineRule="auto"/>
-              <w:rPr>
-                <w:rFonts w:ascii="Times New Roman" w:hAnsi="Times New Roman"/>
-                <w:sz w:val="24"/>
-                <w:szCs w:val="24"/>
-              </w:rPr>
+                <w:b w:val="0"/>
+                <w:sz w:val="24"/>
+              </w:rPr>
+              <w:t>12</w:t>
+            </w:r>
+          </w:p>
+        </w:tc>
+        <w:tc>
+          <w:tcPr>
+            <w:tcW w:type="dxa" w:w="1587"/>
+            <w:vAlign w:val="center"/>
+          </w:tcPr>
+          <w:p>
+            <w:pPr>
+              <w:spacing w:before="0" w:after="20" w:line="240" w:lineRule="auto"/>
               <w:jc w:val="center"/>
             </w:pPr>
             <w:r>
               <w:rPr>
                 <w:rFonts w:ascii="Times New Roman" w:hAnsi="Times New Roman"/>
-                <w:sz w:val="24"/>
-                <w:szCs w:val="24"/>
-              </w:rPr>
-              <w:t xml:space="preserve">—</w:t>
-            </w:r>
-          </w:p>
-        </w:tc>
-        <w:tc>
-          <w:tcPr>
-            <w:tcW w:w="2307" w:type="dxa"/>
-          </w:tcPr>
-          <w:p>
-            <w:pPr>
-              <w:spacing w:after="0" w:line="240" w:lineRule="auto"/>
-              <w:rPr>
-                <w:rFonts w:ascii="Times New Roman" w:hAnsi="Times New Roman"/>
-                <w:sz w:val="24"/>
-                <w:szCs w:val="24"/>
-              </w:rPr>
+                <w:b w:val="0"/>
+                <w:sz w:val="24"/>
+              </w:rPr>
+              <w:t>0</w:t>
+            </w:r>
+          </w:p>
+        </w:tc>
+        <w:tc>
+          <w:tcPr>
+            <w:tcW w:type="dxa" w:w="3402"/>
+            <w:vAlign w:val="center"/>
+          </w:tcPr>
+          <w:p>
+            <w:pPr>
+              <w:spacing w:before="0" w:after="20" w:line="240" w:lineRule="auto"/>
               <w:jc w:val="center"/>
             </w:pPr>
             <w:r>
               <w:rPr>
                 <w:rFonts w:ascii="Times New Roman" w:hAnsi="Times New Roman"/>
-                <w:sz w:val="24"/>
-                <w:szCs w:val="24"/>
-              </w:rPr>
-              <w:t xml:space="preserve">48</w:t>
+                <w:b w:val="0"/>
+                <w:sz w:val="24"/>
+              </w:rPr>
+              <w:t>12</w:t>
             </w:r>
           </w:p>
         </w:tc>
@@ -4143,97 +4003,102 @@
       <w:tr>
         <w:tc>
           <w:tcPr>
-            <w:tcW w:w="4231" w:type="dxa"/>
-          </w:tcPr>
-          <w:p>
-            <w:pPr>
-              <w:spacing w:after="0" w:line="240" w:lineRule="auto"/>
-              <w:rPr>
-                <w:rFonts w:ascii="Times New Roman" w:hAnsi="Times New Roman"/>
-                <w:sz w:val="24"/>
-                <w:szCs w:val="24"/>
-              </w:rPr>
+            <w:tcW w:type="dxa" w:w="454"/>
+            <w:vAlign w:val="center"/>
+          </w:tcPr>
+          <w:p>
+            <w:pPr>
+              <w:spacing w:before="0" w:after="20" w:line="240" w:lineRule="auto"/>
+              <w:jc w:val="center"/>
+            </w:pPr>
+            <w:r>
+              <w:rPr>
+                <w:rFonts w:ascii="Times New Roman" w:hAnsi="Times New Roman"/>
+                <w:b w:val="0"/>
+                <w:sz w:val="24"/>
+              </w:rPr>
+              <w:t>1.3</w:t>
+            </w:r>
+          </w:p>
+        </w:tc>
+        <w:tc>
+          <w:tcPr>
+            <w:tcW w:type="dxa" w:w="3175"/>
+            <w:gridSpan w:val="2"/>
+            <w:vAlign w:val="center"/>
+          </w:tcPr>
+          <w:p>
+            <w:pPr>
+              <w:spacing w:before="0" w:after="20" w:line="240" w:lineRule="auto"/>
               <w:jc w:val="left"/>
             </w:pPr>
             <w:r>
               <w:rPr>
                 <w:rFonts w:ascii="Times New Roman" w:hAnsi="Times New Roman"/>
-                <w:sz w:val="24"/>
-                <w:szCs w:val="24"/>
-              </w:rPr>
-              <w:t xml:space="preserve">Подготовка к промежуточной аттестации (контроль), часов</w:t>
-            </w:r>
-          </w:p>
-        </w:tc>
-        <w:tc>
-          <w:tcPr>
-            <w:tcW w:w="1154" w:type="dxa"/>
-          </w:tcPr>
-          <w:p>
-            <w:pPr>
-              <w:spacing w:after="0" w:line="240" w:lineRule="auto"/>
-              <w:rPr>
-                <w:rFonts w:ascii="Times New Roman" w:hAnsi="Times New Roman"/>
-                <w:sz w:val="24"/>
-                <w:szCs w:val="24"/>
-              </w:rPr>
+                <w:b w:val="0"/>
+                <w:sz w:val="24"/>
+              </w:rPr>
+              <w:t>Семинары (С)</w:t>
+            </w:r>
+          </w:p>
+        </w:tc>
+        <w:tc>
+          <w:tcPr>
+            <w:tcW w:type="dxa" w:w="737"/>
+            <w:vAlign w:val="center"/>
+          </w:tcPr>
+          <w:p>
+            <w:pPr>
+              <w:spacing w:before="0" w:after="20" w:line="240" w:lineRule="auto"/>
               <w:jc w:val="center"/>
             </w:pPr>
             <w:r>
               <w:rPr>
                 <w:rFonts w:ascii="Times New Roman" w:hAnsi="Times New Roman"/>
-                <w:sz w:val="24"/>
-                <w:szCs w:val="24"/>
-              </w:rPr>
-              <w:t xml:space="preserve">0</w:t>
-            </w:r>
-          </w:p>
-        </w:tc>
-        <w:tc>
-          <w:tcPr>
-            <w:tcW w:w="1923" w:type="dxa"/>
-          </w:tcPr>
-          <w:p>
-            <w:pPr>
-              <w:spacing w:after="0" w:line="240" w:lineRule="auto"/>
-              <w:rPr>
-                <w:rFonts w:ascii="Times New Roman" w:hAnsi="Times New Roman"/>
-                <w:sz w:val="24"/>
-                <w:szCs w:val="24"/>
-              </w:rPr>
+                <w:b w:val="0"/>
+                <w:sz w:val="24"/>
+              </w:rPr>
+              <w:t>0</w:t>
+            </w:r>
+          </w:p>
+        </w:tc>
+        <w:tc>
+          <w:tcPr>
+            <w:tcW w:type="dxa" w:w="1587"/>
+            <w:vAlign w:val="center"/>
+          </w:tcPr>
+          <w:p>
+            <w:pPr>
+              <w:spacing w:before="0" w:after="20" w:line="240" w:lineRule="auto"/>
               <w:jc w:val="center"/>
             </w:pPr>
             <w:r>
               <w:rPr>
                 <w:rFonts w:ascii="Times New Roman" w:hAnsi="Times New Roman"/>
-                <w:sz w:val="24"/>
-                <w:szCs w:val="24"/>
-              </w:rPr>
-              <w:t xml:space="preserve">—</w:t>
-            </w:r>
-          </w:p>
-        </w:tc>
-        <w:tc>
-          <w:tcPr>
-            <w:tcW w:w="2307" w:type="dxa"/>
-          </w:tcPr>
-          <w:p>
-            <w:pPr>
-              <w:spacing w:after="0" w:line="240" w:lineRule="auto"/>
-              <w:rPr>
-                <w:rFonts w:ascii="Times New Roman" w:hAnsi="Times New Roman"/>
-                <w:sz w:val="24"/>
-                <w:szCs w:val="24"/>
-              </w:rPr>
+                <w:b w:val="0"/>
+                <w:sz w:val="24"/>
+              </w:rPr>
+              <w:t>0</w:t>
+            </w:r>
+          </w:p>
+        </w:tc>
+        <w:tc>
+          <w:tcPr>
+            <w:tcW w:type="dxa" w:w="3402"/>
+            <w:vAlign w:val="center"/>
+          </w:tcPr>
+          <w:p>
+            <w:pPr>
+              <w:spacing w:before="0" w:after="20" w:line="240" w:lineRule="auto"/>
               <w:jc w:val="center"/>
             </w:pPr>
             <w:r>
               <w:rPr>
                 <w:rFonts w:ascii="Times New Roman" w:hAnsi="Times New Roman"/>
-                <w:sz w:val="24"/>
-                <w:szCs w:val="24"/>
-              </w:rPr>
-              <w:t xml:space="preserve">—</w:t>
+                <w:b w:val="0"/>
+                <w:sz w:val="24"/>
+              </w:rPr>
+              <w:t>0</w:t>
             </w:r>
           </w:p>
         </w:tc>
@@ -4241,97 +4106,102 @@
       <w:tr>
         <w:tc>
           <w:tcPr>
-            <w:tcW w:w="4231" w:type="dxa"/>
-          </w:tcPr>
-          <w:p>
-            <w:pPr>
-              <w:spacing w:after="0" w:line="240" w:lineRule="auto"/>
-              <w:rPr>
-                <w:rFonts w:ascii="Times New Roman" w:hAnsi="Times New Roman"/>
-                <w:sz w:val="24"/>
-                <w:szCs w:val="24"/>
-              </w:rPr>
+            <w:tcW w:type="dxa" w:w="454"/>
+            <w:vAlign w:val="center"/>
+          </w:tcPr>
+          <w:p>
+            <w:pPr>
+              <w:spacing w:before="0" w:after="20" w:line="240" w:lineRule="auto"/>
+              <w:jc w:val="center"/>
+            </w:pPr>
+            <w:r>
+              <w:rPr>
+                <w:rFonts w:ascii="Times New Roman" w:hAnsi="Times New Roman"/>
+                <w:b w:val="0"/>
+                <w:sz w:val="24"/>
+              </w:rPr>
+              <w:t>1.4</w:t>
+            </w:r>
+          </w:p>
+        </w:tc>
+        <w:tc>
+          <w:tcPr>
+            <w:tcW w:type="dxa" w:w="3175"/>
+            <w:gridSpan w:val="2"/>
+            <w:vAlign w:val="center"/>
+          </w:tcPr>
+          <w:p>
+            <w:pPr>
+              <w:spacing w:before="0" w:after="20" w:line="240" w:lineRule="auto"/>
               <w:jc w:val="left"/>
             </w:pPr>
             <w:r>
               <w:rPr>
                 <w:rFonts w:ascii="Times New Roman" w:hAnsi="Times New Roman"/>
-                <w:sz w:val="24"/>
-                <w:szCs w:val="24"/>
-              </w:rPr>
-              <w:t xml:space="preserve">Курсовая работа / курсовой проект</w:t>
-            </w:r>
-          </w:p>
-        </w:tc>
-        <w:tc>
-          <w:tcPr>
-            <w:tcW w:w="1154" w:type="dxa"/>
-          </w:tcPr>
-          <w:p>
-            <w:pPr>
-              <w:spacing w:after="0" w:line="240" w:lineRule="auto"/>
-              <w:rPr>
-                <w:rFonts w:ascii="Times New Roman" w:hAnsi="Times New Roman"/>
-                <w:sz w:val="24"/>
-                <w:szCs w:val="24"/>
-              </w:rPr>
+                <w:b w:val="0"/>
+                <w:sz w:val="24"/>
+              </w:rPr>
+              <w:t>Лабораторные работы (ЛР)</w:t>
+            </w:r>
+          </w:p>
+        </w:tc>
+        <w:tc>
+          <w:tcPr>
+            <w:tcW w:type="dxa" w:w="737"/>
+            <w:vAlign w:val="center"/>
+          </w:tcPr>
+          <w:p>
+            <w:pPr>
+              <w:spacing w:before="0" w:after="20" w:line="240" w:lineRule="auto"/>
               <w:jc w:val="center"/>
             </w:pPr>
             <w:r>
               <w:rPr>
                 <w:rFonts w:ascii="Times New Roman" w:hAnsi="Times New Roman"/>
-                <w:sz w:val="24"/>
-                <w:szCs w:val="24"/>
-              </w:rPr>
-              <w:t xml:space="preserve">—</w:t>
-            </w:r>
-          </w:p>
-        </w:tc>
-        <w:tc>
-          <w:tcPr>
-            <w:tcW w:w="1923" w:type="dxa"/>
-          </w:tcPr>
-          <w:p>
-            <w:pPr>
-              <w:spacing w:after="0" w:line="240" w:lineRule="auto"/>
-              <w:rPr>
-                <w:rFonts w:ascii="Times New Roman" w:hAnsi="Times New Roman"/>
-                <w:sz w:val="24"/>
-                <w:szCs w:val="24"/>
-              </w:rPr>
+                <w:b w:val="0"/>
+                <w:sz w:val="24"/>
+              </w:rPr>
+              <w:t>0</w:t>
+            </w:r>
+          </w:p>
+        </w:tc>
+        <w:tc>
+          <w:tcPr>
+            <w:tcW w:type="dxa" w:w="1587"/>
+            <w:vAlign w:val="center"/>
+          </w:tcPr>
+          <w:p>
+            <w:pPr>
+              <w:spacing w:before="0" w:after="20" w:line="240" w:lineRule="auto"/>
               <w:jc w:val="center"/>
             </w:pPr>
             <w:r>
               <w:rPr>
                 <w:rFonts w:ascii="Times New Roman" w:hAnsi="Times New Roman"/>
-                <w:sz w:val="24"/>
-                <w:szCs w:val="24"/>
-              </w:rPr>
-              <w:t xml:space="preserve">—</w:t>
-            </w:r>
-          </w:p>
-        </w:tc>
-        <w:tc>
-          <w:tcPr>
-            <w:tcW w:w="2307" w:type="dxa"/>
-          </w:tcPr>
-          <w:p>
-            <w:pPr>
-              <w:spacing w:after="0" w:line="240" w:lineRule="auto"/>
-              <w:rPr>
-                <w:rFonts w:ascii="Times New Roman" w:hAnsi="Times New Roman"/>
-                <w:sz w:val="24"/>
-                <w:szCs w:val="24"/>
-              </w:rPr>
+                <w:b w:val="0"/>
+                <w:sz w:val="24"/>
+              </w:rPr>
+              <w:t>0</w:t>
+            </w:r>
+          </w:p>
+        </w:tc>
+        <w:tc>
+          <w:tcPr>
+            <w:tcW w:type="dxa" w:w="3402"/>
+            <w:vAlign w:val="center"/>
+          </w:tcPr>
+          <w:p>
+            <w:pPr>
+              <w:spacing w:before="0" w:after="20" w:line="240" w:lineRule="auto"/>
               <w:jc w:val="center"/>
             </w:pPr>
             <w:r>
               <w:rPr>
                 <w:rFonts w:ascii="Times New Roman" w:hAnsi="Times New Roman"/>
-                <w:sz w:val="24"/>
-                <w:szCs w:val="24"/>
-              </w:rPr>
-              <w:t xml:space="preserve">—</w:t>
+                <w:b w:val="0"/>
+                <w:sz w:val="24"/>
+              </w:rPr>
+              <w:t>0</w:t>
             </w:r>
           </w:p>
         </w:tc>
@@ -4339,97 +4209,102 @@
       <w:tr>
         <w:tc>
           <w:tcPr>
-            <w:tcW w:w="4231" w:type="dxa"/>
-          </w:tcPr>
-          <w:p>
-            <w:pPr>
-              <w:spacing w:after="0" w:line="240" w:lineRule="auto"/>
-              <w:rPr>
-                <w:rFonts w:ascii="Times New Roman" w:hAnsi="Times New Roman"/>
-                <w:sz w:val="24"/>
-                <w:szCs w:val="24"/>
-              </w:rPr>
+            <w:tcW w:type="dxa" w:w="454"/>
+            <w:vAlign w:val="center"/>
+          </w:tcPr>
+          <w:p>
+            <w:pPr>
+              <w:spacing w:before="0" w:after="20" w:line="240" w:lineRule="auto"/>
+              <w:jc w:val="center"/>
+            </w:pPr>
+            <w:r>
+              <w:rPr>
+                <w:rFonts w:ascii="Times New Roman" w:hAnsi="Times New Roman"/>
+                <w:b w:val="0"/>
+                <w:sz w:val="24"/>
+              </w:rPr>
+              <w:t>1.5</w:t>
+            </w:r>
+          </w:p>
+        </w:tc>
+        <w:tc>
+          <w:tcPr>
+            <w:tcW w:type="dxa" w:w="3175"/>
+            <w:gridSpan w:val="2"/>
+            <w:vAlign w:val="center"/>
+          </w:tcPr>
+          <w:p>
+            <w:pPr>
+              <w:spacing w:before="0" w:after="20" w:line="240" w:lineRule="auto"/>
               <w:jc w:val="left"/>
             </w:pPr>
             <w:r>
               <w:rPr>
                 <w:rFonts w:ascii="Times New Roman" w:hAnsi="Times New Roman"/>
-                <w:sz w:val="24"/>
-                <w:szCs w:val="24"/>
-              </w:rPr>
-              <w:t xml:space="preserve">Вид промежуточной аттестации</w:t>
-            </w:r>
-          </w:p>
-        </w:tc>
-        <w:tc>
-          <w:tcPr>
-            <w:tcW w:w="1154" w:type="dxa"/>
-          </w:tcPr>
-          <w:p>
-            <w:pPr>
-              <w:spacing w:after="0" w:line="240" w:lineRule="auto"/>
-              <w:rPr>
-                <w:rFonts w:ascii="Times New Roman" w:hAnsi="Times New Roman"/>
-                <w:sz w:val="24"/>
-                <w:szCs w:val="24"/>
-              </w:rPr>
+                <w:b w:val="0"/>
+                <w:sz w:val="24"/>
+              </w:rPr>
+              <w:t>Иные виды занятий</w:t>
+            </w:r>
+          </w:p>
+        </w:tc>
+        <w:tc>
+          <w:tcPr>
+            <w:tcW w:type="dxa" w:w="737"/>
+            <w:vAlign w:val="center"/>
+          </w:tcPr>
+          <w:p>
+            <w:pPr>
+              <w:spacing w:before="0" w:after="20" w:line="240" w:lineRule="auto"/>
               <w:jc w:val="center"/>
             </w:pPr>
             <w:r>
               <w:rPr>
                 <w:rFonts w:ascii="Times New Roman" w:hAnsi="Times New Roman"/>
-                <w:sz w:val="24"/>
-                <w:szCs w:val="24"/>
-              </w:rPr>
-              <w:t xml:space="preserve">З</w:t>
-            </w:r>
-          </w:p>
-        </w:tc>
-        <w:tc>
-          <w:tcPr>
-            <w:tcW w:w="1923" w:type="dxa"/>
-          </w:tcPr>
-          <w:p>
-            <w:pPr>
-              <w:spacing w:after="0" w:line="240" w:lineRule="auto"/>
-              <w:rPr>
-                <w:rFonts w:ascii="Times New Roman" w:hAnsi="Times New Roman"/>
-                <w:sz w:val="24"/>
-                <w:szCs w:val="24"/>
-              </w:rPr>
+                <w:b w:val="0"/>
+                <w:sz w:val="24"/>
+              </w:rPr>
+              <w:t>0</w:t>
+            </w:r>
+          </w:p>
+        </w:tc>
+        <w:tc>
+          <w:tcPr>
+            <w:tcW w:type="dxa" w:w="1587"/>
+            <w:vAlign w:val="center"/>
+          </w:tcPr>
+          <w:p>
+            <w:pPr>
+              <w:spacing w:before="0" w:after="20" w:line="240" w:lineRule="auto"/>
               <w:jc w:val="center"/>
             </w:pPr>
             <w:r>
               <w:rPr>
                 <w:rFonts w:ascii="Times New Roman" w:hAnsi="Times New Roman"/>
-                <w:sz w:val="24"/>
-                <w:szCs w:val="24"/>
-              </w:rPr>
-              <w:t xml:space="preserve">—</w:t>
-            </w:r>
-          </w:p>
-        </w:tc>
-        <w:tc>
-          <w:tcPr>
-            <w:tcW w:w="2307" w:type="dxa"/>
-          </w:tcPr>
-          <w:p>
-            <w:pPr>
-              <w:spacing w:after="0" w:line="240" w:lineRule="auto"/>
-              <w:rPr>
-                <w:rFonts w:ascii="Times New Roman" w:hAnsi="Times New Roman"/>
-                <w:sz w:val="24"/>
-                <w:szCs w:val="24"/>
-              </w:rPr>
+                <w:b w:val="0"/>
+                <w:sz w:val="24"/>
+              </w:rPr>
+              <w:t>0</w:t>
+            </w:r>
+          </w:p>
+        </w:tc>
+        <w:tc>
+          <w:tcPr>
+            <w:tcW w:type="dxa" w:w="3402"/>
+            <w:vAlign w:val="center"/>
+          </w:tcPr>
+          <w:p>
+            <w:pPr>
+              <w:spacing w:before="0" w:after="20" w:line="240" w:lineRule="auto"/>
               <w:jc w:val="center"/>
             </w:pPr>
             <w:r>
               <w:rPr>
                 <w:rFonts w:ascii="Times New Roman" w:hAnsi="Times New Roman"/>
-                <w:sz w:val="24"/>
-                <w:szCs w:val="24"/>
-              </w:rPr>
-              <w:t xml:space="preserve">З</w:t>
+                <w:b w:val="0"/>
+                <w:sz w:val="24"/>
+              </w:rPr>
+              <w:t>0</w:t>
             </w:r>
           </w:p>
         </w:tc>
@@ -4437,97 +4312,102 @@
       <w:tr>
         <w:tc>
           <w:tcPr>
-            <w:tcW w:w="4231" w:type="dxa"/>
-          </w:tcPr>
-          <w:p>
-            <w:pPr>
-              <w:spacing w:after="0" w:line="240" w:lineRule="auto"/>
-              <w:rPr>
-                <w:rFonts w:ascii="Times New Roman" w:hAnsi="Times New Roman"/>
-                <w:sz w:val="24"/>
-                <w:szCs w:val="24"/>
-              </w:rPr>
+            <w:tcW w:type="dxa" w:w="454"/>
+            <w:vAlign w:val="center"/>
+          </w:tcPr>
+          <w:p>
+            <w:pPr>
+              <w:spacing w:before="0" w:after="20" w:line="240" w:lineRule="auto"/>
+              <w:jc w:val="center"/>
+            </w:pPr>
+            <w:r>
+              <w:rPr>
+                <w:rFonts w:ascii="Times New Roman" w:hAnsi="Times New Roman"/>
+                <w:b w:val="0"/>
+                <w:sz w:val="24"/>
+              </w:rPr>
+              <w:t>2</w:t>
+            </w:r>
+          </w:p>
+        </w:tc>
+        <w:tc>
+          <w:tcPr>
+            <w:tcW w:type="dxa" w:w="3175"/>
+            <w:gridSpan w:val="2"/>
+            <w:vAlign w:val="center"/>
+          </w:tcPr>
+          <w:p>
+            <w:pPr>
+              <w:spacing w:before="0" w:after="20" w:line="240" w:lineRule="auto"/>
               <w:jc w:val="left"/>
             </w:pPr>
             <w:r>
               <w:rPr>
                 <w:rFonts w:ascii="Times New Roman" w:hAnsi="Times New Roman"/>
-                <w:sz w:val="24"/>
-                <w:szCs w:val="24"/>
-              </w:rPr>
-              <w:t xml:space="preserve">Итого общая трудоемкость, часов</w:t>
-            </w:r>
-          </w:p>
-        </w:tc>
-        <w:tc>
-          <w:tcPr>
-            <w:tcW w:w="1154" w:type="dxa"/>
-          </w:tcPr>
-          <w:p>
-            <w:pPr>
-              <w:spacing w:after="0" w:line="240" w:lineRule="auto"/>
-              <w:rPr>
-                <w:rFonts w:ascii="Times New Roman" w:hAnsi="Times New Roman"/>
-                <w:sz w:val="24"/>
-                <w:szCs w:val="24"/>
-              </w:rPr>
+                <w:b/>
+                <w:sz w:val="24"/>
+              </w:rPr>
+              <w:t>Самостоятельная работа, всего</w:t>
+            </w:r>
+          </w:p>
+        </w:tc>
+        <w:tc>
+          <w:tcPr>
+            <w:tcW w:type="dxa" w:w="737"/>
+            <w:vAlign w:val="center"/>
+          </w:tcPr>
+          <w:p>
+            <w:pPr>
+              <w:spacing w:before="0" w:after="20" w:line="240" w:lineRule="auto"/>
               <w:jc w:val="center"/>
             </w:pPr>
             <w:r>
               <w:rPr>
                 <w:rFonts w:ascii="Times New Roman" w:hAnsi="Times New Roman"/>
-                <w:sz w:val="24"/>
-                <w:szCs w:val="24"/>
-              </w:rPr>
-              <w:t xml:space="preserve">72</w:t>
-            </w:r>
-          </w:p>
-        </w:tc>
-        <w:tc>
-          <w:tcPr>
-            <w:tcW w:w="1923" w:type="dxa"/>
-          </w:tcPr>
-          <w:p>
-            <w:pPr>
-              <w:spacing w:after="0" w:line="240" w:lineRule="auto"/>
-              <w:rPr>
-                <w:rFonts w:ascii="Times New Roman" w:hAnsi="Times New Roman"/>
-                <w:sz w:val="24"/>
-                <w:szCs w:val="24"/>
-              </w:rPr>
+                <w:b w:val="0"/>
+                <w:sz w:val="24"/>
+              </w:rPr>
+              <w:t>48</w:t>
+            </w:r>
+          </w:p>
+        </w:tc>
+        <w:tc>
+          <w:tcPr>
+            <w:tcW w:type="dxa" w:w="1587"/>
+            <w:vAlign w:val="center"/>
+          </w:tcPr>
+          <w:p>
+            <w:pPr>
+              <w:spacing w:before="0" w:after="20" w:line="240" w:lineRule="auto"/>
               <w:jc w:val="center"/>
             </w:pPr>
             <w:r>
               <w:rPr>
                 <w:rFonts w:ascii="Times New Roman" w:hAnsi="Times New Roman"/>
-                <w:sz w:val="24"/>
-                <w:szCs w:val="24"/>
-              </w:rPr>
-              <w:t xml:space="preserve">—</w:t>
-            </w:r>
-          </w:p>
-        </w:tc>
-        <w:tc>
-          <w:tcPr>
-            <w:tcW w:w="2307" w:type="dxa"/>
-          </w:tcPr>
-          <w:p>
-            <w:pPr>
-              <w:spacing w:after="0" w:line="240" w:lineRule="auto"/>
-              <w:rPr>
-                <w:rFonts w:ascii="Times New Roman" w:hAnsi="Times New Roman"/>
-                <w:sz w:val="24"/>
-                <w:szCs w:val="24"/>
-              </w:rPr>
+                <w:b w:val="0"/>
+                <w:sz w:val="24"/>
+              </w:rPr>
+              <w:t>0</w:t>
+            </w:r>
+          </w:p>
+        </w:tc>
+        <w:tc>
+          <w:tcPr>
+            <w:tcW w:type="dxa" w:w="3402"/>
+            <w:vAlign w:val="center"/>
+          </w:tcPr>
+          <w:p>
+            <w:pPr>
+              <w:spacing w:before="0" w:after="20" w:line="240" w:lineRule="auto"/>
               <w:jc w:val="center"/>
             </w:pPr>
             <w:r>
               <w:rPr>
                 <w:rFonts w:ascii="Times New Roman" w:hAnsi="Times New Roman"/>
-                <w:sz w:val="24"/>
-                <w:szCs w:val="24"/>
-              </w:rPr>
-              <w:t xml:space="preserve">72</w:t>
+                <w:b w:val="0"/>
+                <w:sz w:val="24"/>
+              </w:rPr>
+              <w:t>48</w:t>
             </w:r>
           </w:p>
         </w:tc>
@@ -4535,97 +4415,970 @@
       <w:tr>
         <w:tc>
           <w:tcPr>
-            <w:tcW w:w="4231" w:type="dxa"/>
-          </w:tcPr>
-          <w:p>
-            <w:pPr>
-              <w:spacing w:after="0" w:line="240" w:lineRule="auto"/>
-              <w:rPr>
-                <w:rFonts w:ascii="Times New Roman" w:hAnsi="Times New Roman"/>
-                <w:sz w:val="24"/>
-                <w:szCs w:val="24"/>
-              </w:rPr>
+            <w:tcW w:type="dxa" w:w="454"/>
+            <w:vAlign w:val="center"/>
+          </w:tcPr>
+          <w:p>
+            <w:pPr>
+              <w:spacing w:before="0" w:after="20" w:line="240" w:lineRule="auto"/>
+              <w:jc w:val="center"/>
+            </w:pPr>
+            <w:r>
+              <w:rPr>
+                <w:rFonts w:ascii="Times New Roman" w:hAnsi="Times New Roman"/>
+                <w:b w:val="0"/>
+                <w:sz w:val="24"/>
+              </w:rPr>
+            </w:r>
+          </w:p>
+        </w:tc>
+        <w:tc>
+          <w:tcPr>
+            <w:tcW w:type="dxa" w:w="3175"/>
+            <w:gridSpan w:val="2"/>
+            <w:vAlign w:val="center"/>
+          </w:tcPr>
+          <w:p>
+            <w:pPr>
+              <w:spacing w:before="0" w:after="20" w:line="240" w:lineRule="auto"/>
               <w:jc w:val="left"/>
             </w:pPr>
             <w:r>
               <w:rPr>
                 <w:rFonts w:ascii="Times New Roman" w:hAnsi="Times New Roman"/>
-                <w:sz w:val="24"/>
-                <w:szCs w:val="24"/>
-              </w:rPr>
-              <w:t xml:space="preserve">Общая трудоемкость, зачетных единиц</w:t>
-            </w:r>
-          </w:p>
-        </w:tc>
-        <w:tc>
-          <w:tcPr>
-            <w:tcW w:w="1154" w:type="dxa"/>
-          </w:tcPr>
-          <w:p>
-            <w:pPr>
-              <w:spacing w:after="0" w:line="240" w:lineRule="auto"/>
-              <w:rPr>
-                <w:rFonts w:ascii="Times New Roman" w:hAnsi="Times New Roman"/>
-                <w:sz w:val="24"/>
-                <w:szCs w:val="24"/>
-              </w:rPr>
+                <w:b w:val="0"/>
+                <w:sz w:val="24"/>
+              </w:rPr>
+              <w:t>в том числе:</w:t>
+            </w:r>
+          </w:p>
+        </w:tc>
+        <w:tc>
+          <w:tcPr>
+            <w:tcW w:type="dxa" w:w="737"/>
+          </w:tcPr>
+          <w:p/>
+        </w:tc>
+        <w:tc>
+          <w:tcPr>
+            <w:tcW w:type="dxa" w:w="1587"/>
+          </w:tcPr>
+          <w:p/>
+        </w:tc>
+        <w:tc>
+          <w:tcPr>
+            <w:tcW w:type="dxa" w:w="3402"/>
+          </w:tcPr>
+          <w:p/>
+        </w:tc>
+      </w:tr>
+      <w:tr>
+        <w:tc>
+          <w:tcPr>
+            <w:tcW w:type="dxa" w:w="454"/>
+            <w:vAlign w:val="center"/>
+          </w:tcPr>
+          <w:p>
+            <w:pPr>
+              <w:spacing w:before="0" w:after="20" w:line="240" w:lineRule="auto"/>
               <w:jc w:val="center"/>
             </w:pPr>
             <w:r>
               <w:rPr>
                 <w:rFonts w:ascii="Times New Roman" w:hAnsi="Times New Roman"/>
-                <w:sz w:val="24"/>
-                <w:szCs w:val="24"/>
-              </w:rPr>
-              <w:t xml:space="preserve">2</w:t>
-            </w:r>
-          </w:p>
-        </w:tc>
-        <w:tc>
-          <w:tcPr>
-            <w:tcW w:w="1923" w:type="dxa"/>
-          </w:tcPr>
-          <w:p>
-            <w:pPr>
-              <w:spacing w:after="0" w:line="240" w:lineRule="auto"/>
-              <w:rPr>
-                <w:rFonts w:ascii="Times New Roman" w:hAnsi="Times New Roman"/>
-                <w:sz w:val="24"/>
-                <w:szCs w:val="24"/>
-              </w:rPr>
+                <w:b w:val="0"/>
+                <w:sz w:val="24"/>
+              </w:rPr>
+              <w:t>2.1</w:t>
+            </w:r>
+          </w:p>
+        </w:tc>
+        <w:tc>
+          <w:tcPr>
+            <w:tcW w:type="dxa" w:w="1814"/>
+            <w:vAlign w:val="center"/>
+          </w:tcPr>
+          <w:p>
+            <w:pPr>
+              <w:spacing w:before="0" w:after="20" w:line="240" w:lineRule="auto"/>
+              <w:jc w:val="left"/>
+            </w:pPr>
+            <w:r>
+              <w:rPr>
+                <w:rFonts w:ascii="Times New Roman" w:hAnsi="Times New Roman"/>
+                <w:b w:val="0"/>
+                <w:sz w:val="24"/>
+              </w:rPr>
+              <w:t>Курсовая работа/проект (при наличии)</w:t>
+            </w:r>
+          </w:p>
+        </w:tc>
+        <w:tc>
+          <w:tcPr>
+            <w:tcW w:type="dxa" w:w="1361"/>
+            <w:vAlign w:val="center"/>
+          </w:tcPr>
+          <w:p>
+            <w:pPr>
+              <w:spacing w:before="0" w:after="20" w:line="240" w:lineRule="auto"/>
               <w:jc w:val="center"/>
             </w:pPr>
             <w:r>
               <w:rPr>
                 <w:rFonts w:ascii="Times New Roman" w:hAnsi="Times New Roman"/>
-                <w:sz w:val="24"/>
-                <w:szCs w:val="24"/>
-              </w:rPr>
-              <w:t xml:space="preserve">—</w:t>
-            </w:r>
-          </w:p>
-        </w:tc>
-        <w:tc>
-          <w:tcPr>
-            <w:tcW w:w="2307" w:type="dxa"/>
-          </w:tcPr>
-          <w:p>
-            <w:pPr>
-              <w:spacing w:after="0" w:line="240" w:lineRule="auto"/>
-              <w:rPr>
-                <w:rFonts w:ascii="Times New Roman" w:hAnsi="Times New Roman"/>
-                <w:sz w:val="24"/>
-                <w:szCs w:val="24"/>
-              </w:rPr>
+                <w:b w:val="0"/>
+                <w:sz w:val="24"/>
+              </w:rPr>
+              <w:t>КР</w:t>
+            </w:r>
+          </w:p>
+        </w:tc>
+        <w:tc>
+          <w:tcPr>
+            <w:tcW w:type="dxa" w:w="737"/>
+            <w:vAlign w:val="center"/>
+          </w:tcPr>
+          <w:p>
+            <w:pPr>
+              <w:spacing w:before="0" w:after="20" w:line="240" w:lineRule="auto"/>
               <w:jc w:val="center"/>
             </w:pPr>
             <w:r>
               <w:rPr>
                 <w:rFonts w:ascii="Times New Roman" w:hAnsi="Times New Roman"/>
-                <w:sz w:val="24"/>
-                <w:szCs w:val="24"/>
-              </w:rPr>
-              <w:t xml:space="preserve">2</w:t>
+                <w:b w:val="0"/>
+                <w:sz w:val="24"/>
+              </w:rPr>
+              <w:t>—</w:t>
+            </w:r>
+          </w:p>
+        </w:tc>
+        <w:tc>
+          <w:tcPr>
+            <w:tcW w:type="dxa" w:w="1587"/>
+            <w:vAlign w:val="center"/>
+          </w:tcPr>
+          <w:p>
+            <w:pPr>
+              <w:spacing w:before="0" w:after="20" w:line="240" w:lineRule="auto"/>
+              <w:jc w:val="center"/>
+            </w:pPr>
+            <w:r>
+              <w:rPr>
+                <w:rFonts w:ascii="Times New Roman" w:hAnsi="Times New Roman"/>
+                <w:b w:val="0"/>
+                <w:sz w:val="24"/>
+              </w:rPr>
+              <w:t>—</w:t>
+            </w:r>
+          </w:p>
+        </w:tc>
+        <w:tc>
+          <w:tcPr>
+            <w:tcW w:type="dxa" w:w="3402"/>
+            <w:vAlign w:val="center"/>
+          </w:tcPr>
+          <w:p>
+            <w:pPr>
+              <w:spacing w:before="0" w:after="20" w:line="240" w:lineRule="auto"/>
+              <w:jc w:val="center"/>
+            </w:pPr>
+            <w:r>
+              <w:rPr>
+                <w:rFonts w:ascii="Times New Roman" w:hAnsi="Times New Roman"/>
+                <w:b w:val="0"/>
+                <w:sz w:val="24"/>
+              </w:rPr>
+              <w:t>—</w:t>
+            </w:r>
+          </w:p>
+        </w:tc>
+      </w:tr>
+      <w:tr>
+        <w:tc>
+          <w:tcPr>
+            <w:tcW w:type="dxa" w:w="454"/>
+            <w:vAlign w:val="center"/>
+          </w:tcPr>
+          <w:p>
+            <w:pPr>
+              <w:spacing w:before="0" w:after="20" w:line="240" w:lineRule="auto"/>
+              <w:jc w:val="center"/>
+            </w:pPr>
+            <w:r>
+              <w:rPr>
+                <w:rFonts w:ascii="Times New Roman" w:hAnsi="Times New Roman"/>
+                <w:b w:val="0"/>
+                <w:sz w:val="24"/>
+              </w:rPr>
+              <w:t>2.1</w:t>
+            </w:r>
+          </w:p>
+        </w:tc>
+        <w:tc>
+          <w:tcPr>
+            <w:tcW w:type="dxa" w:w="1814"/>
+            <w:vAlign w:val="center"/>
+          </w:tcPr>
+          <w:p>
+            <w:pPr>
+              <w:spacing w:before="0" w:after="20" w:line="240" w:lineRule="auto"/>
+              <w:jc w:val="left"/>
+            </w:pPr>
+            <w:r>
+              <w:rPr>
+                <w:rFonts w:ascii="Times New Roman" w:hAnsi="Times New Roman"/>
+                <w:b w:val="0"/>
+                <w:sz w:val="24"/>
+              </w:rPr>
+              <w:t>Курсовая работа/проект (при наличии)</w:t>
+            </w:r>
+          </w:p>
+        </w:tc>
+        <w:tc>
+          <w:tcPr>
+            <w:tcW w:type="dxa" w:w="1361"/>
+            <w:vAlign w:val="center"/>
+          </w:tcPr>
+          <w:p>
+            <w:pPr>
+              <w:spacing w:before="0" w:after="20" w:line="240" w:lineRule="auto"/>
+              <w:jc w:val="center"/>
+            </w:pPr>
+            <w:r>
+              <w:rPr>
+                <w:rFonts w:ascii="Times New Roman" w:hAnsi="Times New Roman"/>
+                <w:b w:val="0"/>
+                <w:sz w:val="24"/>
+              </w:rPr>
+              <w:t>КП</w:t>
+            </w:r>
+          </w:p>
+        </w:tc>
+        <w:tc>
+          <w:tcPr>
+            <w:tcW w:type="dxa" w:w="737"/>
+            <w:vAlign w:val="center"/>
+          </w:tcPr>
+          <w:p>
+            <w:pPr>
+              <w:spacing w:before="0" w:after="20" w:line="240" w:lineRule="auto"/>
+              <w:jc w:val="center"/>
+            </w:pPr>
+            <w:r>
+              <w:rPr>
+                <w:rFonts w:ascii="Times New Roman" w:hAnsi="Times New Roman"/>
+                <w:b w:val="0"/>
+                <w:sz w:val="24"/>
+              </w:rPr>
+              <w:t>—</w:t>
+            </w:r>
+          </w:p>
+        </w:tc>
+        <w:tc>
+          <w:tcPr>
+            <w:tcW w:type="dxa" w:w="1587"/>
+            <w:vAlign w:val="center"/>
+          </w:tcPr>
+          <w:p>
+            <w:pPr>
+              <w:spacing w:before="0" w:after="20" w:line="240" w:lineRule="auto"/>
+              <w:jc w:val="center"/>
+            </w:pPr>
+            <w:r>
+              <w:rPr>
+                <w:rFonts w:ascii="Times New Roman" w:hAnsi="Times New Roman"/>
+                <w:b w:val="0"/>
+                <w:sz w:val="24"/>
+              </w:rPr>
+              <w:t>—</w:t>
+            </w:r>
+          </w:p>
+        </w:tc>
+        <w:tc>
+          <w:tcPr>
+            <w:tcW w:type="dxa" w:w="3402"/>
+            <w:vAlign w:val="center"/>
+          </w:tcPr>
+          <w:p>
+            <w:pPr>
+              <w:spacing w:before="0" w:after="20" w:line="240" w:lineRule="auto"/>
+              <w:jc w:val="center"/>
+            </w:pPr>
+            <w:r>
+              <w:rPr>
+                <w:rFonts w:ascii="Times New Roman" w:hAnsi="Times New Roman"/>
+                <w:b w:val="0"/>
+                <w:sz w:val="24"/>
+              </w:rPr>
+              <w:t>—</w:t>
+            </w:r>
+          </w:p>
+        </w:tc>
+      </w:tr>
+      <w:tr>
+        <w:tc>
+          <w:tcPr>
+            <w:tcW w:type="dxa" w:w="454"/>
+            <w:vAlign w:val="center"/>
+          </w:tcPr>
+          <w:p>
+            <w:pPr>
+              <w:spacing w:before="0" w:after="20" w:line="240" w:lineRule="auto"/>
+              <w:jc w:val="center"/>
+            </w:pPr>
+            <w:r>
+              <w:rPr>
+                <w:rFonts w:ascii="Times New Roman" w:hAnsi="Times New Roman"/>
+                <w:b w:val="0"/>
+                <w:sz w:val="24"/>
+              </w:rPr>
+              <w:t>3</w:t>
+            </w:r>
+          </w:p>
+        </w:tc>
+        <w:tc>
+          <w:tcPr>
+            <w:tcW w:type="dxa" w:w="1814"/>
+            <w:vAlign w:val="center"/>
+          </w:tcPr>
+          <w:p>
+            <w:pPr>
+              <w:spacing w:before="0" w:after="20" w:line="240" w:lineRule="auto"/>
+              <w:jc w:val="left"/>
+            </w:pPr>
+            <w:r>
+              <w:rPr>
+                <w:rFonts w:ascii="Times New Roman" w:hAnsi="Times New Roman"/>
+                <w:b w:val="0"/>
+                <w:sz w:val="24"/>
+              </w:rPr>
+              <w:t>Промежуточная аттестация</w:t>
+            </w:r>
+          </w:p>
+        </w:tc>
+        <w:tc>
+          <w:tcPr>
+            <w:tcW w:type="dxa" w:w="1361"/>
+            <w:vAlign w:val="center"/>
+          </w:tcPr>
+          <w:p>
+            <w:pPr>
+              <w:spacing w:before="0" w:after="20" w:line="240" w:lineRule="auto"/>
+              <w:jc w:val="center"/>
+            </w:pPr>
+            <w:r>
+              <w:rPr>
+                <w:rFonts w:ascii="Times New Roman" w:hAnsi="Times New Roman"/>
+                <w:b w:val="0"/>
+                <w:sz w:val="24"/>
+              </w:rPr>
+              <w:t>зачёт (З)</w:t>
+            </w:r>
+          </w:p>
+        </w:tc>
+        <w:tc>
+          <w:tcPr>
+            <w:tcW w:type="dxa" w:w="737"/>
+            <w:vAlign w:val="center"/>
+          </w:tcPr>
+          <w:p>
+            <w:pPr>
+              <w:spacing w:before="0" w:after="20" w:line="240" w:lineRule="auto"/>
+              <w:jc w:val="center"/>
+            </w:pPr>
+            <w:r>
+              <w:rPr>
+                <w:rFonts w:ascii="Times New Roman" w:hAnsi="Times New Roman"/>
+                <w:b w:val="0"/>
+                <w:sz w:val="24"/>
+              </w:rPr>
+              <w:t>0</w:t>
+            </w:r>
+          </w:p>
+        </w:tc>
+        <w:tc>
+          <w:tcPr>
+            <w:tcW w:type="dxa" w:w="1587"/>
+            <w:vAlign w:val="center"/>
+          </w:tcPr>
+          <w:p>
+            <w:pPr>
+              <w:spacing w:before="0" w:after="20" w:line="240" w:lineRule="auto"/>
+              <w:jc w:val="center"/>
+            </w:pPr>
+            <w:r>
+              <w:rPr>
+                <w:rFonts w:ascii="Times New Roman" w:hAnsi="Times New Roman"/>
+                <w:b w:val="0"/>
+                <w:sz w:val="24"/>
+              </w:rPr>
+              <w:t>0</w:t>
+            </w:r>
+          </w:p>
+        </w:tc>
+        <w:tc>
+          <w:tcPr>
+            <w:tcW w:type="dxa" w:w="3402"/>
+            <w:vAlign w:val="center"/>
+          </w:tcPr>
+          <w:p>
+            <w:pPr>
+              <w:spacing w:before="0" w:after="20" w:line="240" w:lineRule="auto"/>
+              <w:jc w:val="center"/>
+            </w:pPr>
+            <w:r>
+              <w:rPr>
+                <w:rFonts w:ascii="Times New Roman" w:hAnsi="Times New Roman"/>
+                <w:b w:val="0"/>
+                <w:sz w:val="24"/>
+              </w:rPr>
+              <w:t>0</w:t>
+            </w:r>
+          </w:p>
+        </w:tc>
+      </w:tr>
+      <w:tr>
+        <w:tc>
+          <w:tcPr>
+            <w:tcW w:type="dxa" w:w="454"/>
+            <w:vAlign w:val="center"/>
+          </w:tcPr>
+          <w:p>
+            <w:pPr>
+              <w:spacing w:before="0" w:after="20" w:line="240" w:lineRule="auto"/>
+              <w:jc w:val="center"/>
+            </w:pPr>
+            <w:r>
+              <w:rPr>
+                <w:rFonts w:ascii="Times New Roman" w:hAnsi="Times New Roman"/>
+                <w:b w:val="0"/>
+                <w:sz w:val="24"/>
+              </w:rPr>
+              <w:t>3</w:t>
+            </w:r>
+          </w:p>
+        </w:tc>
+        <w:tc>
+          <w:tcPr>
+            <w:tcW w:type="dxa" w:w="1814"/>
+            <w:vAlign w:val="center"/>
+          </w:tcPr>
+          <w:p>
+            <w:pPr>
+              <w:spacing w:before="0" w:after="20" w:line="240" w:lineRule="auto"/>
+              <w:jc w:val="left"/>
+            </w:pPr>
+            <w:r>
+              <w:rPr>
+                <w:rFonts w:ascii="Times New Roman" w:hAnsi="Times New Roman"/>
+                <w:b w:val="0"/>
+                <w:sz w:val="24"/>
+              </w:rPr>
+              <w:t>Промежуточная аттестация</w:t>
+            </w:r>
+          </w:p>
+        </w:tc>
+        <w:tc>
+          <w:tcPr>
+            <w:tcW w:type="dxa" w:w="1361"/>
+            <w:vAlign w:val="center"/>
+          </w:tcPr>
+          <w:p>
+            <w:pPr>
+              <w:spacing w:before="0" w:after="20" w:line="240" w:lineRule="auto"/>
+              <w:jc w:val="center"/>
+            </w:pPr>
+            <w:r>
+              <w:rPr>
+                <w:rFonts w:ascii="Times New Roman" w:hAnsi="Times New Roman"/>
+                <w:b w:val="0"/>
+                <w:sz w:val="24"/>
+              </w:rPr>
+              <w:t>зачёт с оценкой (ЗаО)</w:t>
+            </w:r>
+          </w:p>
+        </w:tc>
+        <w:tc>
+          <w:tcPr>
+            <w:tcW w:type="dxa" w:w="737"/>
+            <w:vAlign w:val="center"/>
+          </w:tcPr>
+          <w:p>
+            <w:pPr>
+              <w:spacing w:before="0" w:after="20" w:line="240" w:lineRule="auto"/>
+              <w:jc w:val="center"/>
+            </w:pPr>
+            <w:r>
+              <w:rPr>
+                <w:rFonts w:ascii="Times New Roman" w:hAnsi="Times New Roman"/>
+                <w:b w:val="0"/>
+                <w:sz w:val="24"/>
+              </w:rPr>
+              <w:t>—</w:t>
+            </w:r>
+          </w:p>
+        </w:tc>
+        <w:tc>
+          <w:tcPr>
+            <w:tcW w:type="dxa" w:w="1587"/>
+            <w:vAlign w:val="center"/>
+          </w:tcPr>
+          <w:p>
+            <w:pPr>
+              <w:spacing w:before="0" w:after="20" w:line="240" w:lineRule="auto"/>
+              <w:jc w:val="center"/>
+            </w:pPr>
+            <w:r>
+              <w:rPr>
+                <w:rFonts w:ascii="Times New Roman" w:hAnsi="Times New Roman"/>
+                <w:b w:val="0"/>
+                <w:sz w:val="24"/>
+              </w:rPr>
+              <w:t>—</w:t>
+            </w:r>
+          </w:p>
+        </w:tc>
+        <w:tc>
+          <w:tcPr>
+            <w:tcW w:type="dxa" w:w="3402"/>
+            <w:vAlign w:val="center"/>
+          </w:tcPr>
+          <w:p>
+            <w:pPr>
+              <w:spacing w:before="0" w:after="20" w:line="240" w:lineRule="auto"/>
+              <w:jc w:val="center"/>
+            </w:pPr>
+            <w:r>
+              <w:rPr>
+                <w:rFonts w:ascii="Times New Roman" w:hAnsi="Times New Roman"/>
+                <w:b w:val="0"/>
+                <w:sz w:val="24"/>
+              </w:rPr>
+              <w:t>—</w:t>
+            </w:r>
+          </w:p>
+        </w:tc>
+      </w:tr>
+      <w:tr>
+        <w:tc>
+          <w:tcPr>
+            <w:tcW w:type="dxa" w:w="454"/>
+            <w:vAlign w:val="center"/>
+          </w:tcPr>
+          <w:p>
+            <w:pPr>
+              <w:spacing w:before="0" w:after="20" w:line="240" w:lineRule="auto"/>
+              <w:jc w:val="center"/>
+            </w:pPr>
+            <w:r>
+              <w:rPr>
+                <w:rFonts w:ascii="Times New Roman" w:hAnsi="Times New Roman"/>
+                <w:b w:val="0"/>
+                <w:sz w:val="24"/>
+              </w:rPr>
+              <w:t>3</w:t>
+            </w:r>
+          </w:p>
+        </w:tc>
+        <w:tc>
+          <w:tcPr>
+            <w:tcW w:type="dxa" w:w="1814"/>
+            <w:vAlign w:val="center"/>
+          </w:tcPr>
+          <w:p>
+            <w:pPr>
+              <w:spacing w:before="0" w:after="20" w:line="240" w:lineRule="auto"/>
+              <w:jc w:val="left"/>
+            </w:pPr>
+            <w:r>
+              <w:rPr>
+                <w:rFonts w:ascii="Times New Roman" w:hAnsi="Times New Roman"/>
+                <w:b w:val="0"/>
+                <w:sz w:val="24"/>
+              </w:rPr>
+              <w:t>Промежуточная аттестация</w:t>
+            </w:r>
+          </w:p>
+        </w:tc>
+        <w:tc>
+          <w:tcPr>
+            <w:tcW w:type="dxa" w:w="1361"/>
+            <w:vAlign w:val="center"/>
+          </w:tcPr>
+          <w:p>
+            <w:pPr>
+              <w:spacing w:before="0" w:after="20" w:line="240" w:lineRule="auto"/>
+              <w:jc w:val="center"/>
+            </w:pPr>
+            <w:r>
+              <w:rPr>
+                <w:rFonts w:ascii="Times New Roman" w:hAnsi="Times New Roman"/>
+                <w:b w:val="0"/>
+                <w:sz w:val="24"/>
+              </w:rPr>
+              <w:t>экзамен (Э)</w:t>
+            </w:r>
+          </w:p>
+        </w:tc>
+        <w:tc>
+          <w:tcPr>
+            <w:tcW w:type="dxa" w:w="737"/>
+            <w:vAlign w:val="center"/>
+          </w:tcPr>
+          <w:p>
+            <w:pPr>
+              <w:spacing w:before="0" w:after="20" w:line="240" w:lineRule="auto"/>
+              <w:jc w:val="center"/>
+            </w:pPr>
+            <w:r>
+              <w:rPr>
+                <w:rFonts w:ascii="Times New Roman" w:hAnsi="Times New Roman"/>
+                <w:b w:val="0"/>
+                <w:sz w:val="24"/>
+              </w:rPr>
+              <w:t>—</w:t>
+            </w:r>
+          </w:p>
+        </w:tc>
+        <w:tc>
+          <w:tcPr>
+            <w:tcW w:type="dxa" w:w="1587"/>
+            <w:vAlign w:val="center"/>
+          </w:tcPr>
+          <w:p>
+            <w:pPr>
+              <w:spacing w:before="0" w:after="20" w:line="240" w:lineRule="auto"/>
+              <w:jc w:val="center"/>
+            </w:pPr>
+            <w:r>
+              <w:rPr>
+                <w:rFonts w:ascii="Times New Roman" w:hAnsi="Times New Roman"/>
+                <w:b w:val="0"/>
+                <w:sz w:val="24"/>
+              </w:rPr>
+              <w:t>—</w:t>
+            </w:r>
+          </w:p>
+        </w:tc>
+        <w:tc>
+          <w:tcPr>
+            <w:tcW w:type="dxa" w:w="3402"/>
+            <w:vAlign w:val="center"/>
+          </w:tcPr>
+          <w:p>
+            <w:pPr>
+              <w:spacing w:before="0" w:after="20" w:line="240" w:lineRule="auto"/>
+              <w:jc w:val="center"/>
+            </w:pPr>
+            <w:r>
+              <w:rPr>
+                <w:rFonts w:ascii="Times New Roman" w:hAnsi="Times New Roman"/>
+                <w:b w:val="0"/>
+                <w:sz w:val="24"/>
+              </w:rPr>
+              <w:t>—</w:t>
+            </w:r>
+          </w:p>
+        </w:tc>
+      </w:tr>
+      <w:tr>
+        <w:tc>
+          <w:tcPr>
+            <w:tcW w:type="dxa" w:w="454"/>
+            <w:vAlign w:val="center"/>
+          </w:tcPr>
+          <w:p>
+            <w:pPr>
+              <w:spacing w:before="0" w:after="20" w:line="240" w:lineRule="auto"/>
+              <w:jc w:val="center"/>
+            </w:pPr>
+            <w:r>
+              <w:rPr>
+                <w:rFonts w:ascii="Times New Roman" w:hAnsi="Times New Roman"/>
+                <w:b w:val="0"/>
+                <w:sz w:val="24"/>
+              </w:rPr>
+            </w:r>
+          </w:p>
+        </w:tc>
+        <w:tc>
+          <w:tcPr>
+            <w:tcW w:type="dxa" w:w="3175"/>
+            <w:gridSpan w:val="2"/>
+            <w:vAlign w:val="center"/>
+          </w:tcPr>
+          <w:p>
+            <w:pPr>
+              <w:spacing w:before="0" w:after="20" w:line="240" w:lineRule="auto"/>
+              <w:jc w:val="left"/>
+            </w:pPr>
+            <w:r>
+              <w:rPr>
+                <w:rFonts w:ascii="Times New Roman" w:hAnsi="Times New Roman"/>
+                <w:b w:val="0"/>
+                <w:sz w:val="24"/>
+              </w:rPr>
+            </w:r>
+          </w:p>
+        </w:tc>
+        <w:tc>
+          <w:tcPr>
+            <w:tcW w:type="dxa" w:w="737"/>
+          </w:tcPr>
+          <w:p/>
+        </w:tc>
+        <w:tc>
+          <w:tcPr>
+            <w:tcW w:type="dxa" w:w="1587"/>
+          </w:tcPr>
+          <w:p/>
+        </w:tc>
+        <w:tc>
+          <w:tcPr>
+            <w:tcW w:type="dxa" w:w="3402"/>
+          </w:tcPr>
+          <w:p/>
+        </w:tc>
+      </w:tr>
+      <w:tr>
+        <w:tc>
+          <w:tcPr>
+            <w:tcW w:type="dxa" w:w="454"/>
+            <w:vAlign w:val="center"/>
+          </w:tcPr>
+          <w:p>
+            <w:pPr>
+              <w:spacing w:before="0" w:after="20" w:line="240" w:lineRule="auto"/>
+              <w:jc w:val="center"/>
+            </w:pPr>
+            <w:r>
+              <w:rPr>
+                <w:rFonts w:ascii="Times New Roman" w:hAnsi="Times New Roman"/>
+                <w:b w:val="0"/>
+                <w:sz w:val="24"/>
+              </w:rPr>
+            </w:r>
+          </w:p>
+        </w:tc>
+        <w:tc>
+          <w:tcPr>
+            <w:tcW w:type="dxa" w:w="1814"/>
+            <w:vAlign w:val="center"/>
+          </w:tcPr>
+          <w:p>
+            <w:pPr>
+              <w:spacing w:before="0" w:after="20" w:line="240" w:lineRule="auto"/>
+              <w:jc w:val="left"/>
+            </w:pPr>
+            <w:r>
+              <w:rPr>
+                <w:rFonts w:ascii="Times New Roman" w:hAnsi="Times New Roman"/>
+                <w:b/>
+                <w:sz w:val="24"/>
+              </w:rPr>
+              <w:t>ИТОГО: общая трудоёмкость</w:t>
+            </w:r>
+          </w:p>
+        </w:tc>
+        <w:tc>
+          <w:tcPr>
+            <w:tcW w:type="dxa" w:w="1361"/>
+            <w:vAlign w:val="center"/>
+          </w:tcPr>
+          <w:p>
+            <w:pPr>
+              <w:spacing w:before="0" w:after="20" w:line="240" w:lineRule="auto"/>
+              <w:jc w:val="center"/>
+            </w:pPr>
+            <w:r>
+              <w:rPr>
+                <w:rFonts w:ascii="Times New Roman" w:hAnsi="Times New Roman"/>
+                <w:b w:val="0"/>
+                <w:sz w:val="24"/>
+              </w:rPr>
+              <w:t>часов</w:t>
+            </w:r>
+          </w:p>
+        </w:tc>
+        <w:tc>
+          <w:tcPr>
+            <w:tcW w:type="dxa" w:w="737"/>
+            <w:vAlign w:val="center"/>
+          </w:tcPr>
+          <w:p>
+            <w:pPr>
+              <w:spacing w:before="0" w:after="20" w:line="240" w:lineRule="auto"/>
+              <w:jc w:val="center"/>
+            </w:pPr>
+            <w:r>
+              <w:rPr>
+                <w:rFonts w:ascii="Times New Roman" w:hAnsi="Times New Roman"/>
+                <w:b/>
+                <w:sz w:val="24"/>
+              </w:rPr>
+              <w:t>72</w:t>
+            </w:r>
+          </w:p>
+        </w:tc>
+        <w:tc>
+          <w:tcPr>
+            <w:tcW w:type="dxa" w:w="1587"/>
+            <w:vAlign w:val="center"/>
+          </w:tcPr>
+          <w:p>
+            <w:pPr>
+              <w:spacing w:before="0" w:after="20" w:line="240" w:lineRule="auto"/>
+              <w:jc w:val="center"/>
+            </w:pPr>
+            <w:r>
+              <w:rPr>
+                <w:rFonts w:ascii="Times New Roman" w:hAnsi="Times New Roman"/>
+                <w:b w:val="0"/>
+                <w:sz w:val="24"/>
+              </w:rPr>
+              <w:t>0</w:t>
+            </w:r>
+          </w:p>
+        </w:tc>
+        <w:tc>
+          <w:tcPr>
+            <w:tcW w:type="dxa" w:w="3402"/>
+            <w:vAlign w:val="center"/>
+          </w:tcPr>
+          <w:p>
+            <w:pPr>
+              <w:spacing w:before="0" w:after="20" w:line="240" w:lineRule="auto"/>
+              <w:jc w:val="center"/>
+            </w:pPr>
+            <w:r>
+              <w:rPr>
+                <w:rFonts w:ascii="Times New Roman" w:hAnsi="Times New Roman"/>
+                <w:b/>
+                <w:sz w:val="24"/>
+              </w:rPr>
+              <w:t>72</w:t>
+            </w:r>
+          </w:p>
+        </w:tc>
+      </w:tr>
+      <w:tr>
+        <w:tc>
+          <w:tcPr>
+            <w:tcW w:type="dxa" w:w="454"/>
+            <w:vAlign w:val="center"/>
+          </w:tcPr>
+          <w:p>
+            <w:pPr>
+              <w:spacing w:before="0" w:after="20" w:line="240" w:lineRule="auto"/>
+              <w:jc w:val="center"/>
+            </w:pPr>
+            <w:r>
+              <w:rPr>
+                <w:rFonts w:ascii="Times New Roman" w:hAnsi="Times New Roman"/>
+                <w:b w:val="0"/>
+                <w:sz w:val="24"/>
+              </w:rPr>
+            </w:r>
+          </w:p>
+        </w:tc>
+        <w:tc>
+          <w:tcPr>
+            <w:tcW w:type="dxa" w:w="1814"/>
+            <w:vAlign w:val="center"/>
+          </w:tcPr>
+          <w:p>
+            <w:pPr>
+              <w:spacing w:before="0" w:after="20" w:line="240" w:lineRule="auto"/>
+              <w:jc w:val="left"/>
+            </w:pPr>
+            <w:r>
+              <w:rPr>
+                <w:rFonts w:ascii="Times New Roman" w:hAnsi="Times New Roman"/>
+                <w:b/>
+                <w:sz w:val="24"/>
+              </w:rPr>
+              <w:t>ИТОГО: общая трудоёмкость</w:t>
+            </w:r>
+          </w:p>
+        </w:tc>
+        <w:tc>
+          <w:tcPr>
+            <w:tcW w:type="dxa" w:w="1361"/>
+            <w:vAlign w:val="center"/>
+          </w:tcPr>
+          <w:p>
+            <w:pPr>
+              <w:spacing w:before="0" w:after="20" w:line="240" w:lineRule="auto"/>
+              <w:jc w:val="center"/>
+            </w:pPr>
+            <w:r>
+              <w:rPr>
+                <w:rFonts w:ascii="Times New Roman" w:hAnsi="Times New Roman"/>
+                <w:b w:val="0"/>
+                <w:sz w:val="24"/>
+              </w:rPr>
+              <w:t>з.е.</w:t>
+            </w:r>
+          </w:p>
+        </w:tc>
+        <w:tc>
+          <w:tcPr>
+            <w:tcW w:type="dxa" w:w="737"/>
+            <w:vAlign w:val="center"/>
+          </w:tcPr>
+          <w:p>
+            <w:pPr>
+              <w:spacing w:before="0" w:after="20" w:line="240" w:lineRule="auto"/>
+              <w:jc w:val="center"/>
+            </w:pPr>
+            <w:r>
+              <w:rPr>
+                <w:rFonts w:ascii="Times New Roman" w:hAnsi="Times New Roman"/>
+                <w:b/>
+                <w:sz w:val="24"/>
+              </w:rPr>
+              <w:t>2</w:t>
+            </w:r>
+          </w:p>
+        </w:tc>
+        <w:tc>
+          <w:tcPr>
+            <w:tcW w:type="dxa" w:w="1587"/>
+            <w:vAlign w:val="center"/>
+          </w:tcPr>
+          <w:p>
+            <w:pPr>
+              <w:spacing w:before="0" w:after="20" w:line="240" w:lineRule="auto"/>
+              <w:jc w:val="center"/>
+            </w:pPr>
+            <w:r>
+              <w:rPr>
+                <w:rFonts w:ascii="Times New Roman" w:hAnsi="Times New Roman"/>
+                <w:b w:val="0"/>
+                <w:sz w:val="24"/>
+              </w:rPr>
+              <w:t>—</w:t>
+            </w:r>
+          </w:p>
+        </w:tc>
+        <w:tc>
+          <w:tcPr>
+            <w:tcW w:type="dxa" w:w="3402"/>
+            <w:vAlign w:val="center"/>
+          </w:tcPr>
+          <w:p>
+            <w:pPr>
+              <w:spacing w:before="0" w:after="20" w:line="240" w:lineRule="auto"/>
+              <w:jc w:val="center"/>
+            </w:pPr>
+            <w:r>
+              <w:rPr>
+                <w:rFonts w:ascii="Times New Roman" w:hAnsi="Times New Roman"/>
+                <w:b/>
+                <w:sz w:val="24"/>
+              </w:rPr>
+              <w:t>2</w:t>
             </w:r>
           </w:p>
         </w:tc>
@@ -4683,6 +5436,7 @@
     </w:p>
     <w:p>
       <w:pPr>
+        <w:keepNext/>
         <w:spacing w:after="0" w:line="240" w:lineRule="auto"/>
         <w:jc w:val="center"/>
         <w:rPr>
@@ -4694,19 +5448,12 @@
       <w:r>
         <w:rPr>
           <w:rFonts w:ascii="Times New Roman" w:hAnsi="Times New Roman"/>
-          <w:sz w:val="28"/>
-          <w:szCs w:val="28"/>
-        </w:rPr>
-        <w:br w:type="page"/>
-      </w:r>
-      <w:r>
-        <w:rPr>
-          <w:rFonts w:ascii="Times New Roman" w:hAnsi="Times New Roman"/>
-          <w:sz w:val="28"/>
-          <w:szCs w:val="28"/>
-        </w:rPr>
-        <w:lastRenderedPageBreak/>
-        <w:t>2. СОДЕРЖАНИЕ ДИСЦИПЛИНЫ</w:t>
+          <w:b/>
+          <w:color w:val="000000"/>
+          <w:sz w:val="28"/>
+          <w:szCs w:val="28"/>
+        </w:rPr>
+        <w:t xml:space="preserve">2. СОДЕРЖАНИЕ ДИСЦИПЛИНЫ (МОДУЛЯ)</w:t>
       </w:r>
     </w:p>
     <w:p>
@@ -4717,10 +5464,12 @@
           <w:sz w:val="28"/>
           <w:szCs w:val="28"/>
         </w:rPr>
+        <w:keepNext/>
       </w:pPr>
     </w:p>
     <w:p>
       <w:pPr>
+        <w:keepNext/>
         <w:spacing w:after="0" w:line="240" w:lineRule="auto"/>
         <w:rPr>
           <w:rFonts w:ascii="Times New Roman" w:hAnsi="Times New Roman"/>
@@ -4731,10 +5480,12 @@
       <w:r>
         <w:rPr>
           <w:rFonts w:ascii="Times New Roman" w:hAnsi="Times New Roman"/>
-          <w:sz w:val="28"/>
-          <w:szCs w:val="28"/>
-        </w:rPr>
-        <w:t>2.1. Содержание разделов дисциплины</w:t>
+          <w:b/>
+          <w:color w:val="000000"/>
+          <w:sz w:val="28"/>
+          <w:szCs w:val="28"/>
+        </w:rPr>
+        <w:t xml:space="preserve">2.1. Содержание разделов дисциплины (модуля)</w:t>
       </w:r>
     </w:p>
     <w:p>
@@ -4745,6 +5496,7 @@
           <w:sz w:val="28"/>
           <w:szCs w:val="28"/>
         </w:rPr>
+        <w:keepNext/>
       </w:pPr>
     </w:p>
     <w:tbl>
@@ -4776,37 +5528,16 @@
           </w:tcPr>
           <w:p>
             <w:pPr>
-              <w:spacing w:after="0" w:line="240" w:lineRule="auto"/>
+              <w:spacing w:before="0" w:after="20" w:line="240" w:lineRule="auto"/>
               <w:jc w:val="center"/>
-              <w:rPr>
-                <w:rFonts w:ascii="Times New Roman" w:hAnsi="Times New Roman"/>
-                <w:sz w:val="24"/>
-                <w:szCs w:val="24"/>
-              </w:rPr>
-            </w:pPr>
-            <w:r>
-              <w:rPr>
-                <w:rFonts w:ascii="Times New Roman" w:hAnsi="Times New Roman"/>
-                <w:sz w:val="24"/>
-                <w:szCs w:val="24"/>
-              </w:rPr>
-              <w:t>№ с</w:t>
-            </w:r>
-            <w:r>
-              <w:rPr>
-                <w:rFonts w:ascii="Times New Roman" w:hAnsi="Times New Roman"/>
-                <w:sz w:val="24"/>
-                <w:szCs w:val="24"/>
-              </w:rPr>
-              <w:t>е</w:t>
-            </w:r>
-            <w:r>
-              <w:rPr>
-                <w:rFonts w:ascii="Times New Roman" w:hAnsi="Times New Roman"/>
-                <w:sz w:val="24"/>
-                <w:szCs w:val="24"/>
-              </w:rPr>
-              <w:t>местра</w:t>
+            </w:pPr>
+            <w:r>
+              <w:rPr>
+                <w:rFonts w:ascii="Times New Roman" w:hAnsi="Times New Roman"/>
+                <w:b/>
+                <w:sz w:val="24"/>
+              </w:rPr>
+              <w:t>№ семестра/курса</w:t>
             </w:r>
           </w:p>
         </w:tc>
@@ -6039,65 +6770,39 @@
     </w:p>
     <w:p>
       <w:pPr>
-        <w:pStyle w:val="a9"/>
-        <w:numPr>
-          <w:ilvl w:val="1"/>
-          <w:numId w:val="36"/>
-        </w:numPr>
+        <w:spacing w:after="0" w:line="240" w:lineRule="auto"/>
         <w:jc w:val="both"/>
         <w:rPr>
-          <w:sz w:val="28"/>
-          <w:szCs w:val="28"/>
-          <w:lang w:val="ru-RU"/>
-        </w:rPr>
-      </w:pPr>
-      <w:r>
-        <w:rPr>
-          <w:sz w:val="28"/>
-          <w:szCs w:val="28"/>
-          <w:lang w:val="ru-RU"/>
-        </w:rPr>
-        <w:t>Перечень лабораторных работ (при наличии), примерная тематика курсовых работ (при наличии)</w:t>
-      </w:r>
+          <w:rFonts w:ascii="Times New Roman" w:hAnsi="Times New Roman"/>
+          <w:sz w:val="28"/>
+          <w:szCs w:val="28"/>
+        </w:rPr>
+      </w:pPr>
     </w:p>
     <w:p>
       <w:pPr>
-        <w:pStyle w:val="a4"/>
-        <w:ind w:firstLine="567"/>
-        <w:jc w:val="both"/>
-        <w:rPr>
-          <w:i/>
-          <w:lang w:val="ru-RU"/>
-        </w:rPr>
-      </w:pPr>
-      <w:r>
-        <w:rPr>
-          <w:i/>
-          <w:lang w:val="ru-RU"/>
-        </w:rPr>
-        <w:t>Лабораторные работы не предусмотрены</w:t>
+        <w:keepNext/>
+        <w:spacing w:after="0" w:line="240" w:lineRule="auto"/>
+        <w:jc w:val="center"/>
+        <w:rPr>
+          <w:rFonts w:ascii="Times New Roman" w:hAnsi="Times New Roman"/>
+          <w:sz w:val="28"/>
+          <w:szCs w:val="28"/>
+        </w:rPr>
+      </w:pPr>
+      <w:r>
+        <w:rPr>
+          <w:rFonts w:ascii="Times New Roman" w:hAnsi="Times New Roman"/>
+          <w:b/>
+          <w:color w:val="000000"/>
+          <w:sz w:val="28"/>
+          <w:szCs w:val="28"/>
+        </w:rPr>
+        <w:t xml:space="preserve">3. САМОСТОЯТЕЛЬНАЯ РАБОТА ОБУЧАЮЩЕГОСЯ</w:t>
       </w:r>
     </w:p>
     <w:p>
       <w:pPr>
-        <w:pStyle w:val="a4"/>
-        <w:ind w:firstLine="567"/>
-        <w:jc w:val="both"/>
-        <w:rPr>
-          <w:i/>
-          <w:lang w:val="ru-RU"/>
-        </w:rPr>
-      </w:pPr>
-      <w:r>
-        <w:rPr>
-          <w:i/>
-          <w:lang w:val="ru-RU"/>
-        </w:rPr>
-        <w:t>Курсовые работы не предусмотрены</w:t>
-      </w:r>
-    </w:p>
-    <w:p>
-      <w:pPr>
         <w:spacing w:after="0" w:line="240" w:lineRule="auto"/>
         <w:jc w:val="both"/>
         <w:rPr>
@@ -6105,36 +6810,7 @@
           <w:sz w:val="28"/>
           <w:szCs w:val="28"/>
         </w:rPr>
-      </w:pPr>
-    </w:p>
-    <w:p>
-      <w:pPr>
-        <w:spacing w:after="0" w:line="240" w:lineRule="auto"/>
-        <w:jc w:val="center"/>
-        <w:rPr>
-          <w:rFonts w:ascii="Times New Roman" w:hAnsi="Times New Roman"/>
-          <w:sz w:val="28"/>
-          <w:szCs w:val="28"/>
-        </w:rPr>
-      </w:pPr>
-      <w:r>
-        <w:rPr>
-          <w:rFonts w:ascii="Times New Roman" w:hAnsi="Times New Roman"/>
-          <w:sz w:val="28"/>
-          <w:szCs w:val="28"/>
-        </w:rPr>
-        <w:t>3. САМОСТОЯТЕЛЬНАЯ РАБОТА СТУДЕНТА</w:t>
-      </w:r>
-    </w:p>
-    <w:p>
-      <w:pPr>
-        <w:spacing w:after="0" w:line="240" w:lineRule="auto"/>
-        <w:jc w:val="both"/>
-        <w:rPr>
-          <w:rFonts w:ascii="Times New Roman" w:hAnsi="Times New Roman"/>
-          <w:sz w:val="28"/>
-          <w:szCs w:val="28"/>
-        </w:rPr>
+        <w:keepNext/>
       </w:pPr>
     </w:p>
     <w:p>
@@ -6478,308 +7154,69 @@
     </w:p>
     <w:p>
       <w:pPr>
-        <w:spacing w:after="0" w:line="240" w:lineRule="auto"/>
-        <w:jc w:val="center"/>
-        <w:rPr>
-          <w:rFonts w:ascii="Times New Roman" w:hAnsi="Times New Roman"/>
-          <w:sz w:val="28"/>
-          <w:szCs w:val="28"/>
-        </w:rPr>
-      </w:pPr>
-      <w:r>
-        <w:rPr>
-          <w:rFonts w:ascii="Times New Roman" w:hAnsi="Times New Roman"/>
-          <w:sz w:val="28"/>
-          <w:szCs w:val="28"/>
-        </w:rPr>
-        <w:t xml:space="preserve">4. ОЦЕНОЧНЫЕ СРЕДСТВА ДЛЯ </w:t>
-      </w:r>
-      <w:r>
-        <w:rPr>
-          <w:rFonts w:ascii="Times New Roman" w:hAnsi="Times New Roman"/>
-          <w:sz w:val="28"/>
-          <w:szCs w:val="28"/>
-        </w:rPr>
-        <w:t xml:space="preserve">ТЕКУЩЕГО </w:t>
-      </w:r>
-      <w:r>
-        <w:rPr>
-          <w:rFonts w:ascii="Times New Roman" w:hAnsi="Times New Roman"/>
-          <w:sz w:val="28"/>
-          <w:szCs w:val="28"/>
-        </w:rPr>
-        <w:t xml:space="preserve">КОНТРОЛЯ </w:t>
-      </w:r>
-      <w:r>
-        <w:rPr>
-          <w:rFonts w:ascii="Times New Roman" w:hAnsi="Times New Roman"/>
-          <w:sz w:val="28"/>
-          <w:szCs w:val="28"/>
-        </w:rPr>
-        <w:br/>
-      </w:r>
-      <w:r>
-        <w:rPr>
-          <w:rFonts w:ascii="Times New Roman" w:hAnsi="Times New Roman"/>
-          <w:sz w:val="28"/>
-          <w:szCs w:val="28"/>
-        </w:rPr>
-        <w:t>УСПЕВ</w:t>
-      </w:r>
-      <w:r>
-        <w:rPr>
-          <w:rFonts w:ascii="Times New Roman" w:hAnsi="Times New Roman"/>
-          <w:sz w:val="28"/>
-          <w:szCs w:val="28"/>
-        </w:rPr>
-        <w:t>А</w:t>
-      </w:r>
-      <w:r>
-        <w:rPr>
-          <w:rFonts w:ascii="Times New Roman" w:hAnsi="Times New Roman"/>
-          <w:sz w:val="28"/>
-          <w:szCs w:val="28"/>
-        </w:rPr>
-        <w:t xml:space="preserve">ЕМОСТИ И </w:t>
-      </w:r>
-      <w:r>
-        <w:rPr>
-          <w:rFonts w:ascii="Times New Roman" w:hAnsi="Times New Roman"/>
-          <w:sz w:val="28"/>
-          <w:szCs w:val="28"/>
-        </w:rPr>
-        <w:t>ПРОМЕЖУТОЧНОЙ АТТЕСТАЦИИ</w:t>
+        <w:keepNext/>
+        <w:spacing w:after="160"/>
+      </w:pPr>
+      <w:r>
+        <w:rPr>
+          <w:rFonts w:ascii="Times New Roman" w:hAnsi="Times New Roman"/>
+          <w:b/>
+          <w:sz w:val="28"/>
+        </w:rPr>
+        <w:t>4. ОЦЕНОЧНЫЕ СРЕДСТВА ДЛЯ ТЕКУЩЕГО КОНТРОЛЯ УСПЕВАЕМОСТИ И ПРОМЕЖУТОЧНОЙ АТТЕСТАЦИИ</w:t>
       </w:r>
     </w:p>
     <w:p>
       <w:pPr>
-        <w:spacing w:after="0" w:line="240" w:lineRule="auto"/>
-        <w:jc w:val="center"/>
-        <w:rPr>
-          <w:rFonts w:ascii="Times New Roman" w:hAnsi="Times New Roman"/>
-          <w:sz w:val="28"/>
-          <w:szCs w:val="28"/>
-        </w:rPr>
-      </w:pPr>
-      <w:r>
-        <w:rPr>
-          <w:rFonts w:ascii="Times New Roman" w:hAnsi="Times New Roman"/>
-          <w:sz w:val="28"/>
-          <w:szCs w:val="28"/>
-        </w:rPr>
-        <w:t>(см. Фонд оц</w:t>
-      </w:r>
-      <w:r>
-        <w:rPr>
-          <w:rFonts w:ascii="Times New Roman" w:hAnsi="Times New Roman"/>
-          <w:sz w:val="28"/>
-          <w:szCs w:val="28"/>
-        </w:rPr>
-        <w:t>еночных средств)</w:t>
+        <w:spacing w:after="160"/>
+      </w:pPr>
+      <w:r>
+        <w:rPr>
+          <w:rFonts w:ascii="Times New Roman" w:hAnsi="Times New Roman"/>
+          <w:b w:val="0"/>
+          <w:sz w:val="28"/>
+        </w:rPr>
+        <w:t>4.1. Формы текущего контроля успеваемости указаны в Оценочных средствах.</w:t>
       </w:r>
     </w:p>
     <w:p>
       <w:pPr>
-        <w:spacing w:after="0" w:line="240" w:lineRule="auto"/>
-        <w:ind w:firstLine="709"/>
-        <w:jc w:val="both"/>
-        <w:rPr>
-          <w:rFonts w:ascii="Times New Roman" w:hAnsi="Times New Roman"/>
-          <w:sz w:val="28"/>
-          <w:szCs w:val="28"/>
-        </w:rPr>
-      </w:pPr>
+        <w:spacing w:after="160"/>
+      </w:pPr>
+      <w:r>
+        <w:rPr>
+          <w:rFonts w:ascii="Times New Roman" w:hAnsi="Times New Roman"/>
+          <w:b w:val="0"/>
+          <w:sz w:val="28"/>
+        </w:rPr>
+        <w:t>4.2. Рейтинговая система оценки знаний обучающихся по дисциплине (модулю): нет.</w:t>
+      </w:r>
     </w:p>
     <w:p>
       <w:pPr>
-        <w:spacing w:after="0" w:line="240" w:lineRule="auto"/>
-        <w:ind w:firstLine="708"/>
-        <w:jc w:val="both"/>
-        <w:rPr>
-          <w:rFonts w:ascii="Times New Roman" w:hAnsi="Times New Roman"/>
-          <w:sz w:val="28"/>
-          <w:szCs w:val="28"/>
-        </w:rPr>
-      </w:pPr>
-      <w:r>
-        <w:rPr>
-          <w:rFonts w:ascii="Times New Roman" w:hAnsi="Times New Roman"/>
-          <w:sz w:val="28"/>
-          <w:szCs w:val="28"/>
-        </w:rPr>
-        <w:t xml:space="preserve">4.1. </w:t>
-      </w:r>
-      <w:r>
-        <w:rPr>
-          <w:rFonts w:ascii="Times New Roman" w:hAnsi="Times New Roman"/>
-          <w:sz w:val="28"/>
-          <w:szCs w:val="28"/>
-        </w:rPr>
-        <w:t>Рейтинговая система оценки знаний, умений и навыков обуча</w:t>
-      </w:r>
-      <w:r>
-        <w:rPr>
-          <w:rFonts w:ascii="Times New Roman" w:hAnsi="Times New Roman"/>
-          <w:sz w:val="28"/>
-          <w:szCs w:val="28"/>
-        </w:rPr>
-        <w:t>ю</w:t>
-      </w:r>
-      <w:r>
-        <w:rPr>
-          <w:rFonts w:ascii="Times New Roman" w:hAnsi="Times New Roman"/>
-          <w:sz w:val="28"/>
-          <w:szCs w:val="28"/>
-        </w:rPr>
-        <w:t>щихся</w:t>
-      </w:r>
-      <w:r>
-        <w:rPr>
-          <w:rFonts w:ascii="Times New Roman" w:hAnsi="Times New Roman"/>
-          <w:sz w:val="28"/>
-          <w:szCs w:val="28"/>
-        </w:rPr>
-        <w:t xml:space="preserve"> </w:t>
+        <w:spacing w:after="160"/>
+      </w:pPr>
+      <w:r>
+        <w:rPr>
+          <w:rFonts w:ascii="Times New Roman" w:hAnsi="Times New Roman"/>
+          <w:b w:val="0"/>
+          <w:sz w:val="28"/>
+        </w:rPr>
+        <w:t>4.3. Лабораторные работы: нет.</w:t>
       </w:r>
     </w:p>
     <w:p>
       <w:pPr>
-        <w:spacing w:after="0" w:line="240" w:lineRule="auto"/>
-        <w:ind w:firstLine="708"/>
-        <w:jc w:val="both"/>
-        <w:rPr>
-          <w:rFonts w:ascii="Times New Roman" w:hAnsi="Times New Roman"/>
-          <w:sz w:val="28"/>
-          <w:szCs w:val="28"/>
-        </w:rPr>
-      </w:pPr>
-      <w:r>
-        <w:rPr>
-          <w:rFonts w:ascii="Times New Roman" w:hAnsi="Times New Roman"/>
-          <w:i/>
-          <w:sz w:val="28"/>
-          <w:szCs w:val="28"/>
-        </w:rPr>
-        <w:t>Рейтинговая система</w:t>
-      </w:r>
-      <w:r>
-        <w:rPr>
-          <w:rFonts w:ascii="Times New Roman" w:hAnsi="Times New Roman"/>
-          <w:sz w:val="28"/>
-          <w:szCs w:val="28"/>
-        </w:rPr>
-        <w:t xml:space="preserve"> </w:t>
-      </w:r>
-      <w:r>
-        <w:rPr>
-          <w:rFonts w:ascii="Times New Roman" w:hAnsi="Times New Roman"/>
-          <w:i/>
-          <w:sz w:val="28"/>
-          <w:szCs w:val="28"/>
-        </w:rPr>
-        <w:t>не используется</w:t>
-      </w:r>
-      <w:r>
-        <w:rPr>
-          <w:rFonts w:ascii="Times New Roman" w:hAnsi="Times New Roman"/>
-          <w:sz w:val="28"/>
-          <w:szCs w:val="28"/>
-        </w:rPr>
-        <w:t>.</w:t>
-      </w:r>
-    </w:p>
-    <w:p>
-      <w:pPr>
-        <w:spacing w:after="0" w:line="240" w:lineRule="auto"/>
-        <w:ind w:firstLine="708"/>
-        <w:jc w:val="both"/>
-        <w:rPr>
-          <w:rFonts w:ascii="Times New Roman" w:hAnsi="Times New Roman"/>
-          <w:sz w:val="28"/>
-          <w:szCs w:val="28"/>
-        </w:rPr>
-      </w:pPr>
-    </w:p>
-    <w:p>
-      <w:pPr>
-        <w:spacing w:after="0" w:line="240" w:lineRule="auto"/>
-        <w:ind w:firstLine="708"/>
-        <w:jc w:val="both"/>
-        <w:rPr>
-          <w:rFonts w:ascii="Times New Roman" w:hAnsi="Times New Roman"/>
-          <w:sz w:val="28"/>
-          <w:szCs w:val="28"/>
-        </w:rPr>
-      </w:pPr>
-      <w:r>
-        <w:rPr>
-          <w:rFonts w:ascii="Times New Roman" w:hAnsi="Times New Roman"/>
-          <w:sz w:val="28"/>
-          <w:szCs w:val="28"/>
-        </w:rPr>
-        <w:t xml:space="preserve">4.2. </w:t>
-      </w:r>
-      <w:bookmarkStart w:id="0" w:name="_Hlk102325634"/>
-      <w:r>
-        <w:rPr>
-          <w:rFonts w:ascii="Times New Roman" w:hAnsi="Times New Roman"/>
-          <w:sz w:val="28"/>
-          <w:szCs w:val="28"/>
-        </w:rPr>
-        <w:t>Формы текущего контроля успеваемости по дисциплине</w:t>
-      </w:r>
-      <w:bookmarkEnd w:id="0"/>
-    </w:p>
-    <w:p>
-      <w:pPr>
-        <w:spacing w:after="0" w:line="240" w:lineRule="auto"/>
-        <w:ind w:firstLine="709"/>
-        <w:jc w:val="both"/>
-        <w:rPr>
-          <w:rFonts w:ascii="Times New Roman" w:hAnsi="Times New Roman"/>
-          <w:sz w:val="28"/>
-          <w:szCs w:val="28"/>
-        </w:rPr>
-      </w:pPr>
-      <w:r>
-        <w:rPr>
-          <w:rFonts w:ascii="Times New Roman" w:hAnsi="Times New Roman"/>
-          <w:sz w:val="28"/>
-          <w:szCs w:val="28"/>
-        </w:rPr>
-        <w:t xml:space="preserve">– коллоквиум, </w:t>
-      </w:r>
-    </w:p>
-    <w:p>
-      <w:pPr>
-        <w:spacing w:after="0" w:line="240" w:lineRule="auto"/>
-        <w:ind w:firstLine="709"/>
-        <w:jc w:val="both"/>
-        <w:rPr>
-          <w:rFonts w:ascii="Times New Roman" w:hAnsi="Times New Roman"/>
-          <w:sz w:val="28"/>
-          <w:szCs w:val="28"/>
-        </w:rPr>
-      </w:pPr>
-      <w:r>
-        <w:rPr>
-          <w:rFonts w:ascii="Times New Roman" w:hAnsi="Times New Roman"/>
-          <w:sz w:val="28"/>
-          <w:szCs w:val="28"/>
-        </w:rPr>
-        <w:t>– доклад.</w:t>
-      </w:r>
-    </w:p>
-    <w:p>
-      <w:pPr>
-        <w:spacing w:after="0" w:line="240" w:lineRule="auto"/>
-        <w:jc w:val="both"/>
-        <w:rPr>
-          <w:rFonts w:ascii="Times New Roman" w:hAnsi="Times New Roman"/>
-          <w:sz w:val="28"/>
-          <w:szCs w:val="28"/>
-        </w:rPr>
-      </w:pPr>
+        <w:spacing w:after="160"/>
+      </w:pPr>
+      <w:r>
+        <w:rPr>
+          <w:rFonts w:ascii="Times New Roman" w:hAnsi="Times New Roman"/>
+          <w:b w:val="0"/>
+          <w:sz w:val="28"/>
+        </w:rPr>
+        <w:t>4.4. Курсовая работа/курсовой проект: нет.</w:t>
+      </w:r>
     </w:p>
     <w:p>
       <w:pPr>
@@ -6973,24 +7410,14 @@
           </w:tcPr>
           <w:p>
             <w:pPr>
-              <w:tabs>
-                <w:tab w:val="left" w:pos="0"/>
-              </w:tabs>
-              <w:spacing w:after="0" w:line="240" w:lineRule="auto"/>
+              <w:spacing w:before="0" w:after="20" w:line="240" w:lineRule="auto"/>
               <w:jc w:val="center"/>
-              <w:rPr>
-                <w:rFonts w:ascii="Times New Roman" w:hAnsi="Times New Roman"/>
-                <w:b/>
-                <w:sz w:val="20"/>
-                <w:szCs w:val="20"/>
-              </w:rPr>
-            </w:pPr>
-            <w:r>
-              <w:rPr>
-                <w:rFonts w:ascii="Times New Roman" w:hAnsi="Times New Roman"/>
-                <w:b/>
-                <w:sz w:val="20"/>
-                <w:szCs w:val="20"/>
+            </w:pPr>
+            <w:r>
+              <w:rPr>
+                <w:rFonts w:ascii="Times New Roman" w:hAnsi="Times New Roman"/>
+                <w:b w:val="0"/>
+                <w:sz w:val="24"/>
               </w:rPr>
               <w:t>1</w:t>
             </w:r>
@@ -7055,24 +7482,16 @@
           </w:tcPr>
           <w:p>
             <w:pPr>
-              <w:tabs>
-                <w:tab w:val="left" w:pos="0"/>
-              </w:tabs>
-              <w:spacing w:after="0" w:line="240" w:lineRule="auto"/>
+              <w:spacing w:before="0" w:after="20" w:line="240" w:lineRule="auto"/>
               <w:jc w:val="center"/>
-              <w:rPr>
-                <w:rFonts w:ascii="Times New Roman" w:hAnsi="Times New Roman"/>
-                <w:sz w:val="24"/>
-                <w:szCs w:val="24"/>
-              </w:rPr>
-            </w:pPr>
-            <w:r>
-              <w:rPr>
-                <w:rFonts w:ascii="Times New Roman" w:hAnsi="Times New Roman"/>
-                <w:sz w:val="24"/>
-                <w:szCs w:val="24"/>
-              </w:rPr>
-              <w:t>1</w:t>
+            </w:pPr>
+            <w:r>
+              <w:rPr>
+                <w:rFonts w:ascii="Times New Roman" w:hAnsi="Times New Roman"/>
+                <w:b w:val="0"/>
+                <w:sz w:val="24"/>
+              </w:rPr>
+              <w:t>2</w:t>
             </w:r>
           </w:p>
         </w:tc>
@@ -7194,24 +7613,16 @@
           </w:tcPr>
           <w:p>
             <w:pPr>
-              <w:tabs>
-                <w:tab w:val="left" w:pos="0"/>
-              </w:tabs>
-              <w:spacing w:after="0" w:line="240" w:lineRule="auto"/>
+              <w:spacing w:before="0" w:after="20" w:line="240" w:lineRule="auto"/>
               <w:jc w:val="center"/>
-              <w:rPr>
-                <w:rFonts w:ascii="Times New Roman" w:hAnsi="Times New Roman"/>
-                <w:sz w:val="24"/>
-                <w:szCs w:val="24"/>
-              </w:rPr>
-            </w:pPr>
-            <w:r>
-              <w:rPr>
-                <w:rFonts w:ascii="Times New Roman" w:hAnsi="Times New Roman"/>
-                <w:sz w:val="24"/>
-                <w:szCs w:val="24"/>
-              </w:rPr>
-              <w:t>2</w:t>
+            </w:pPr>
+            <w:r>
+              <w:rPr>
+                <w:rFonts w:ascii="Times New Roman" w:hAnsi="Times New Roman"/>
+                <w:b w:val="0"/>
+                <w:sz w:val="24"/>
+              </w:rPr>
+              <w:t>3</w:t>
             </w:r>
           </w:p>
         </w:tc>
@@ -7273,24 +7684,16 @@
           </w:tcPr>
           <w:p>
             <w:pPr>
-              <w:tabs>
-                <w:tab w:val="left" w:pos="0"/>
-              </w:tabs>
-              <w:spacing w:after="0" w:line="240" w:lineRule="auto"/>
+              <w:spacing w:before="0" w:after="20" w:line="240" w:lineRule="auto"/>
               <w:jc w:val="center"/>
-              <w:rPr>
-                <w:rFonts w:ascii="Times New Roman" w:hAnsi="Times New Roman"/>
-                <w:sz w:val="24"/>
-                <w:szCs w:val="24"/>
-              </w:rPr>
-            </w:pPr>
-            <w:r>
-              <w:rPr>
-                <w:rFonts w:ascii="Times New Roman" w:hAnsi="Times New Roman"/>
-                <w:sz w:val="24"/>
-                <w:szCs w:val="24"/>
-              </w:rPr>
-              <w:t>3</w:t>
+            </w:pPr>
+            <w:r>
+              <w:rPr>
+                <w:rFonts w:ascii="Times New Roman" w:hAnsi="Times New Roman"/>
+                <w:b w:val="0"/>
+                <w:sz w:val="24"/>
+              </w:rPr>
+              <w:t>4</w:t>
             </w:r>
           </w:p>
         </w:tc>
@@ -7368,24 +7771,16 @@
           </w:tcPr>
           <w:p>
             <w:pPr>
-              <w:tabs>
-                <w:tab w:val="left" w:pos="0"/>
-              </w:tabs>
-              <w:spacing w:after="0" w:line="240" w:lineRule="auto"/>
+              <w:spacing w:before="0" w:after="20" w:line="240" w:lineRule="auto"/>
               <w:jc w:val="center"/>
-              <w:rPr>
-                <w:rFonts w:ascii="Times New Roman" w:hAnsi="Times New Roman"/>
-                <w:sz w:val="24"/>
-                <w:szCs w:val="24"/>
-              </w:rPr>
-            </w:pPr>
-            <w:r>
-              <w:rPr>
-                <w:rFonts w:ascii="Times New Roman" w:hAnsi="Times New Roman"/>
-                <w:sz w:val="24"/>
-                <w:szCs w:val="24"/>
-              </w:rPr>
-              <w:t>4</w:t>
+            </w:pPr>
+            <w:r>
+              <w:rPr>
+                <w:rFonts w:ascii="Times New Roman" w:hAnsi="Times New Roman"/>
+                <w:b w:val="0"/>
+                <w:sz w:val="24"/>
+              </w:rPr>
+              <w:t>5</w:t>
             </w:r>
           </w:p>
         </w:tc>
@@ -7479,24 +7874,16 @@
           </w:tcPr>
           <w:p>
             <w:pPr>
-              <w:tabs>
-                <w:tab w:val="left" w:pos="0"/>
-              </w:tabs>
-              <w:spacing w:after="0" w:line="240" w:lineRule="auto"/>
+              <w:spacing w:before="0" w:after="20" w:line="240" w:lineRule="auto"/>
               <w:jc w:val="center"/>
-              <w:rPr>
-                <w:rFonts w:ascii="Times New Roman" w:hAnsi="Times New Roman"/>
-                <w:sz w:val="24"/>
-                <w:szCs w:val="24"/>
-              </w:rPr>
-            </w:pPr>
-            <w:r>
-              <w:rPr>
-                <w:rFonts w:ascii="Times New Roman" w:hAnsi="Times New Roman"/>
-                <w:sz w:val="24"/>
-                <w:szCs w:val="24"/>
-              </w:rPr>
-              <w:t>5</w:t>
+            </w:pPr>
+            <w:r>
+              <w:rPr>
+                <w:rFonts w:ascii="Times New Roman" w:hAnsi="Times New Roman"/>
+                <w:b w:val="0"/>
+                <w:sz w:val="24"/>
+              </w:rPr>
+              <w:t>6</w:t>
             </w:r>
           </w:p>
         </w:tc>
@@ -7698,24 +8085,14 @@
           </w:tcPr>
           <w:p>
             <w:pPr>
-              <w:tabs>
-                <w:tab w:val="left" w:pos="0"/>
-              </w:tabs>
-              <w:spacing w:after="0" w:line="240" w:lineRule="auto"/>
+              <w:spacing w:before="0" w:after="20" w:line="240" w:lineRule="auto"/>
               <w:jc w:val="center"/>
-              <w:rPr>
-                <w:rFonts w:ascii="Times New Roman" w:hAnsi="Times New Roman"/>
-                <w:b/>
-                <w:sz w:val="20"/>
-                <w:szCs w:val="20"/>
-              </w:rPr>
-            </w:pPr>
-            <w:r>
-              <w:rPr>
-                <w:rFonts w:ascii="Times New Roman" w:hAnsi="Times New Roman"/>
-                <w:b/>
-                <w:sz w:val="20"/>
-                <w:szCs w:val="20"/>
+            </w:pPr>
+            <w:r>
+              <w:rPr>
+                <w:rFonts w:ascii="Times New Roman" w:hAnsi="Times New Roman"/>
+                <w:b w:val="0"/>
+                <w:sz w:val="24"/>
               </w:rPr>
               <w:t>1</w:t>
             </w:r>
@@ -7780,24 +8157,16 @@
           </w:tcPr>
           <w:p>
             <w:pPr>
-              <w:tabs>
-                <w:tab w:val="left" w:pos="0"/>
-              </w:tabs>
-              <w:spacing w:after="0" w:line="240" w:lineRule="auto"/>
+              <w:spacing w:before="0" w:after="20" w:line="240" w:lineRule="auto"/>
               <w:jc w:val="center"/>
-              <w:rPr>
-                <w:rFonts w:ascii="Times New Roman" w:hAnsi="Times New Roman"/>
-                <w:sz w:val="24"/>
-                <w:szCs w:val="24"/>
-              </w:rPr>
-            </w:pPr>
-            <w:r>
-              <w:rPr>
-                <w:rFonts w:ascii="Times New Roman" w:hAnsi="Times New Roman"/>
-                <w:sz w:val="24"/>
-                <w:szCs w:val="24"/>
-              </w:rPr>
-              <w:t>1</w:t>
+            </w:pPr>
+            <w:r>
+              <w:rPr>
+                <w:rFonts w:ascii="Times New Roman" w:hAnsi="Times New Roman"/>
+                <w:b w:val="0"/>
+                <w:sz w:val="24"/>
+              </w:rPr>
+              <w:t>2</w:t>
             </w:r>
           </w:p>
         </w:tc>
@@ -7878,24 +8247,16 @@
           </w:tcPr>
           <w:p>
             <w:pPr>
-              <w:tabs>
-                <w:tab w:val="left" w:pos="0"/>
-              </w:tabs>
-              <w:spacing w:after="0" w:line="240" w:lineRule="auto"/>
+              <w:spacing w:before="0" w:after="20" w:line="240" w:lineRule="auto"/>
               <w:jc w:val="center"/>
-              <w:rPr>
-                <w:rFonts w:ascii="Times New Roman" w:hAnsi="Times New Roman"/>
-                <w:sz w:val="24"/>
-                <w:szCs w:val="24"/>
-              </w:rPr>
-            </w:pPr>
-            <w:r>
-              <w:rPr>
-                <w:rFonts w:ascii="Times New Roman" w:hAnsi="Times New Roman"/>
-                <w:sz w:val="24"/>
-                <w:szCs w:val="24"/>
-              </w:rPr>
-              <w:t>2</w:t>
+            </w:pPr>
+            <w:r>
+              <w:rPr>
+                <w:rFonts w:ascii="Times New Roman" w:hAnsi="Times New Roman"/>
+                <w:b w:val="0"/>
+                <w:sz w:val="24"/>
+              </w:rPr>
+              <w:t>3</w:t>
             </w:r>
           </w:p>
         </w:tc>
@@ -7957,24 +8318,16 @@
           </w:tcPr>
           <w:p>
             <w:pPr>
-              <w:tabs>
-                <w:tab w:val="left" w:pos="0"/>
-              </w:tabs>
-              <w:spacing w:after="0" w:line="240" w:lineRule="auto"/>
+              <w:spacing w:before="0" w:after="20" w:line="240" w:lineRule="auto"/>
               <w:jc w:val="center"/>
-              <w:rPr>
-                <w:rFonts w:ascii="Times New Roman" w:hAnsi="Times New Roman"/>
-                <w:sz w:val="24"/>
-                <w:szCs w:val="24"/>
-              </w:rPr>
-            </w:pPr>
-            <w:r>
-              <w:rPr>
-                <w:rFonts w:ascii="Times New Roman" w:hAnsi="Times New Roman"/>
-                <w:sz w:val="24"/>
-                <w:szCs w:val="24"/>
-              </w:rPr>
-              <w:t>3</w:t>
+            </w:pPr>
+            <w:r>
+              <w:rPr>
+                <w:rFonts w:ascii="Times New Roman" w:hAnsi="Times New Roman"/>
+                <w:b w:val="0"/>
+                <w:sz w:val="24"/>
+              </w:rPr>
+              <w:t>4</w:t>
             </w:r>
           </w:p>
         </w:tc>
@@ -8036,24 +8389,16 @@
           </w:tcPr>
           <w:p>
             <w:pPr>
-              <w:tabs>
-                <w:tab w:val="left" w:pos="0"/>
-              </w:tabs>
-              <w:spacing w:after="0" w:line="240" w:lineRule="auto"/>
+              <w:spacing w:before="0" w:after="20" w:line="240" w:lineRule="auto"/>
               <w:jc w:val="center"/>
-              <w:rPr>
-                <w:rFonts w:ascii="Times New Roman" w:hAnsi="Times New Roman"/>
-                <w:sz w:val="24"/>
-                <w:szCs w:val="24"/>
-              </w:rPr>
-            </w:pPr>
-            <w:r>
-              <w:rPr>
-                <w:rFonts w:ascii="Times New Roman" w:hAnsi="Times New Roman"/>
-                <w:sz w:val="24"/>
-                <w:szCs w:val="24"/>
-              </w:rPr>
-              <w:t>4</w:t>
+            </w:pPr>
+            <w:r>
+              <w:rPr>
+                <w:rFonts w:ascii="Times New Roman" w:hAnsi="Times New Roman"/>
+                <w:b w:val="0"/>
+                <w:sz w:val="24"/>
+              </w:rPr>
+              <w:t>5</w:t>
             </w:r>
           </w:p>
         </w:tc>
@@ -8115,24 +8460,16 @@
           </w:tcPr>
           <w:p>
             <w:pPr>
-              <w:tabs>
-                <w:tab w:val="left" w:pos="0"/>
-              </w:tabs>
-              <w:spacing w:after="0" w:line="240" w:lineRule="auto"/>
+              <w:spacing w:before="0" w:after="20" w:line="240" w:lineRule="auto"/>
               <w:jc w:val="center"/>
-              <w:rPr>
-                <w:rFonts w:ascii="Times New Roman" w:hAnsi="Times New Roman"/>
-                <w:sz w:val="24"/>
-                <w:szCs w:val="24"/>
-              </w:rPr>
-            </w:pPr>
-            <w:r>
-              <w:rPr>
-                <w:rFonts w:ascii="Times New Roman" w:hAnsi="Times New Roman"/>
-                <w:sz w:val="24"/>
-                <w:szCs w:val="24"/>
-              </w:rPr>
-              <w:t>5</w:t>
+            </w:pPr>
+            <w:r>
+              <w:rPr>
+                <w:rFonts w:ascii="Times New Roman" w:hAnsi="Times New Roman"/>
+                <w:b w:val="0"/>
+                <w:sz w:val="24"/>
+              </w:rPr>
+              <w:t>6</w:t>
             </w:r>
           </w:p>
         </w:tc>
@@ -8210,24 +8547,16 @@
           </w:tcPr>
           <w:p>
             <w:pPr>
-              <w:tabs>
-                <w:tab w:val="left" w:pos="0"/>
-              </w:tabs>
-              <w:spacing w:after="0" w:line="240" w:lineRule="auto"/>
+              <w:spacing w:before="0" w:after="20" w:line="240" w:lineRule="auto"/>
               <w:jc w:val="center"/>
-              <w:rPr>
-                <w:rFonts w:ascii="Times New Roman" w:hAnsi="Times New Roman"/>
-                <w:sz w:val="24"/>
-                <w:szCs w:val="24"/>
-              </w:rPr>
-            </w:pPr>
-            <w:r>
-              <w:rPr>
-                <w:rFonts w:ascii="Times New Roman" w:hAnsi="Times New Roman"/>
-                <w:sz w:val="24"/>
-                <w:szCs w:val="24"/>
-              </w:rPr>
-              <w:t>6</w:t>
+            </w:pPr>
+            <w:r>
+              <w:rPr>
+                <w:rFonts w:ascii="Times New Roman" w:hAnsi="Times New Roman"/>
+                <w:b w:val="0"/>
+                <w:sz w:val="24"/>
+              </w:rPr>
+              <w:t>7</w:t>
             </w:r>
           </w:p>
         </w:tc>
@@ -8552,78 +8881,11 @@
       <w:r>
         <w:rPr>
           <w:rFonts w:ascii="Times New Roman" w:hAnsi="Times New Roman"/>
-          <w:sz w:val="28"/>
-          <w:szCs w:val="28"/>
-        </w:rPr>
-        <w:t>3</w:t>
-      </w:r>
-      <w:r>
-        <w:rPr>
-          <w:rFonts w:ascii="Times New Roman" w:hAnsi="Times New Roman"/>
-          <w:sz w:val="28"/>
-          <w:szCs w:val="28"/>
-        </w:rPr>
-        <w:t xml:space="preserve">. Научная библиотека РГУ имени С. А. Есенина: сайт. – URL: </w:t>
-      </w:r>
-      <w:hyperlink r:id="rId9" w:history="1">
-        <w:r>
-          <w:rPr>
-            <w:rStyle w:val="a6"/>
-            <w:rFonts w:ascii="Times New Roman" w:hAnsi="Times New Roman"/>
-            <w:sz w:val="28"/>
-            <w:szCs w:val="28"/>
-          </w:rPr>
-          <w:t>https://library.rsu.edu.ru/</w:t>
-        </w:r>
-      </w:hyperlink>
-      <w:r>
-        <w:rPr>
-          <w:rFonts w:ascii="Times New Roman" w:hAnsi="Times New Roman"/>
-          <w:sz w:val="28"/>
-          <w:szCs w:val="28"/>
-          <w:u w:val="single"/>
-        </w:rPr>
-        <w:t xml:space="preserve"> </w:t>
-      </w:r>
-      <w:r>
-        <w:rPr>
-          <w:rFonts w:ascii="Times New Roman" w:hAnsi="Times New Roman"/>
-          <w:sz w:val="28"/>
-          <w:szCs w:val="28"/>
-        </w:rPr>
-        <w:t>(дата обращения: 21.02.</w:t>
-      </w:r>
-      <w:r>
-        <w:rPr>
-          <w:rFonts w:ascii="Times New Roman" w:hAnsi="Times New Roman"/>
-          <w:sz w:val="28"/>
-          <w:szCs w:val="28"/>
-        </w:rPr>
-        <w:t>2023</w:t>
-      </w:r>
-      <w:r>
-        <w:rPr>
-          <w:rFonts w:ascii="Times New Roman" w:hAnsi="Times New Roman"/>
-          <w:sz w:val="28"/>
-          <w:szCs w:val="28"/>
-        </w:rPr>
-        <w:t>). – Режим доступа: св</w:t>
-      </w:r>
-      <w:r>
-        <w:rPr>
-          <w:rFonts w:ascii="Times New Roman" w:hAnsi="Times New Roman"/>
-          <w:sz w:val="28"/>
-          <w:szCs w:val="28"/>
-        </w:rPr>
-        <w:t>о</w:t>
-      </w:r>
-      <w:r>
-        <w:rPr>
-          <w:rFonts w:ascii="Times New Roman" w:hAnsi="Times New Roman"/>
-          <w:sz w:val="28"/>
-          <w:szCs w:val="28"/>
-        </w:rPr>
-        <w:t xml:space="preserve">бодный. – Текст: электронный. </w:t>
+          <w:color w:val="000000"/>
+          <w:sz w:val="28"/>
+          <w:szCs w:val="28"/>
+        </w:rPr>
+        <w:t xml:space="preserve">3. Научная библиотека РГУ имени С. А. Есенина: сайт. – URL: https://library.rsu-rzn.ru/marc/Default.asp (дата обращения: 21.02.2023). – Режим доступа: свободный. – Текст: электронный. </w:t>
       </w:r>
     </w:p>
     <w:p>
@@ -8975,79 +9237,11 @@
       <w:r>
         <w:rPr>
           <w:rFonts w:ascii="Times New Roman" w:hAnsi="Times New Roman"/>
-          <w:sz w:val="28"/>
-          <w:szCs w:val="28"/>
-        </w:rPr>
-        <w:t>6</w:t>
-      </w:r>
-      <w:r>
-        <w:rPr>
-          <w:rFonts w:ascii="Times New Roman" w:hAnsi="Times New Roman"/>
-          <w:sz w:val="28"/>
-          <w:szCs w:val="28"/>
-        </w:rPr>
-        <w:t xml:space="preserve">. ЮРАЙТ: образовательная  платформа : сайт. – Москва, 2013. – </w:t>
-      </w:r>
-      <w:r>
-        <w:rPr>
-          <w:rFonts w:ascii="Times New Roman" w:hAnsi="Times New Roman"/>
-          <w:sz w:val="28"/>
-          <w:szCs w:val="28"/>
-          <w:lang w:val="en-US"/>
-        </w:rPr>
-        <w:t>URL</w:t>
-      </w:r>
-      <w:r>
-        <w:rPr>
-          <w:rFonts w:ascii="Times New Roman" w:hAnsi="Times New Roman"/>
-          <w:sz w:val="28"/>
-          <w:szCs w:val="28"/>
-        </w:rPr>
-        <w:t xml:space="preserve">: </w:t>
-      </w:r>
-      <w:hyperlink r:id="rId13" w:history="1">
-        <w:r>
-          <w:rPr>
-            <w:rStyle w:val="a6"/>
-            <w:rFonts w:ascii="Times New Roman" w:hAnsi="Times New Roman"/>
-            <w:sz w:val="28"/>
-            <w:szCs w:val="28"/>
-          </w:rPr>
-          <w:t>https://www.biblio-online.ru</w:t>
-        </w:r>
-      </w:hyperlink>
-      <w:r>
-        <w:rPr>
-          <w:rFonts w:ascii="Times New Roman" w:hAnsi="Times New Roman"/>
-          <w:sz w:val="28"/>
-          <w:szCs w:val="28"/>
-          <w:u w:val="single"/>
-        </w:rPr>
-        <w:t xml:space="preserve"> </w:t>
-      </w:r>
-      <w:r>
-        <w:rPr>
-          <w:rFonts w:ascii="Times New Roman" w:hAnsi="Times New Roman"/>
-          <w:sz w:val="28"/>
-          <w:szCs w:val="28"/>
-        </w:rPr>
-        <w:t>(дата обращения: 21.02.</w:t>
-      </w:r>
-      <w:r>
-        <w:rPr>
-          <w:rFonts w:ascii="Times New Roman" w:hAnsi="Times New Roman"/>
-          <w:sz w:val="28"/>
-          <w:szCs w:val="28"/>
-        </w:rPr>
-        <w:t>2023</w:t>
-      </w:r>
-      <w:r>
-        <w:rPr>
-          <w:rFonts w:ascii="Times New Roman" w:hAnsi="Times New Roman"/>
-          <w:sz w:val="28"/>
-          <w:szCs w:val="28"/>
-        </w:rPr>
-        <w:t xml:space="preserve">). – Режим доступа: для зарегистрированных пользователей. – Текст : электронный. </w:t>
+          <w:color w:val="000000"/>
+          <w:sz w:val="28"/>
+          <w:szCs w:val="28"/>
+        </w:rPr>
+        <w:t xml:space="preserve">6. ЮРАЙТ: образовательная  платформа : сайт. – Москва, 2013. – URL: https://urait.ru/ (дата обращения: 21.02.2023). – Режим доступа: для зарегистрированных пользователей. – Текст : электронный. </w:t>
       </w:r>
     </w:p>
     <w:p>
@@ -9280,128 +9474,11 @@
       <w:r>
         <w:rPr>
           <w:rFonts w:ascii="Times New Roman" w:hAnsi="Times New Roman"/>
-          <w:sz w:val="28"/>
-          <w:szCs w:val="28"/>
-        </w:rPr>
-        <w:t xml:space="preserve">8. </w:t>
-      </w:r>
-      <w:r>
-        <w:rPr>
-          <w:rFonts w:ascii="Times New Roman" w:hAnsi="Times New Roman"/>
-          <w:sz w:val="28"/>
-          <w:szCs w:val="28"/>
-        </w:rPr>
-        <w:t>Книги. – Текст: электронный // Электронная библиотека научной би</w:t>
-      </w:r>
-      <w:r>
-        <w:rPr>
-          <w:rFonts w:ascii="Times New Roman" w:hAnsi="Times New Roman"/>
-          <w:sz w:val="28"/>
-          <w:szCs w:val="28"/>
-        </w:rPr>
-        <w:t>б</w:t>
-      </w:r>
-      <w:r>
-        <w:rPr>
-          <w:rFonts w:ascii="Times New Roman" w:hAnsi="Times New Roman"/>
-          <w:sz w:val="28"/>
-          <w:szCs w:val="28"/>
-        </w:rPr>
-        <w:t xml:space="preserve">лиотеки РГУ имени С.А. Есенина: сайт. – </w:t>
-      </w:r>
-      <w:r>
-        <w:rPr>
-          <w:rFonts w:ascii="Times New Roman" w:hAnsi="Times New Roman"/>
-          <w:sz w:val="28"/>
-          <w:szCs w:val="28"/>
-          <w:lang w:val="en-US"/>
-        </w:rPr>
-        <w:t>URL</w:t>
-      </w:r>
-      <w:r>
-        <w:rPr>
-          <w:rFonts w:ascii="Times New Roman" w:hAnsi="Times New Roman"/>
-          <w:sz w:val="28"/>
-          <w:szCs w:val="28"/>
-        </w:rPr>
-        <w:t xml:space="preserve">: </w:t>
-      </w:r>
-      <w:hyperlink r:id="rId15" w:history="1">
-        <w:r>
-          <w:rPr>
-            <w:rStyle w:val="a6"/>
-            <w:rFonts w:ascii="Times New Roman" w:hAnsi="Times New Roman"/>
-            <w:sz w:val="28"/>
-            <w:szCs w:val="28"/>
-          </w:rPr>
-          <w:t>https://library.rsu.edu.ru/marc/Default.asp</w:t>
-        </w:r>
-      </w:hyperlink>
-      <w:r>
-        <w:rPr>
-          <w:rFonts w:ascii="Times New Roman" w:hAnsi="Times New Roman"/>
-          <w:sz w:val="28"/>
-          <w:szCs w:val="28"/>
-          <w:u w:val="single"/>
-        </w:rPr>
-        <w:t xml:space="preserve"> </w:t>
-      </w:r>
-      <w:r>
-        <w:rPr>
-          <w:rFonts w:ascii="Times New Roman" w:hAnsi="Times New Roman"/>
-          <w:sz w:val="28"/>
-          <w:szCs w:val="28"/>
-        </w:rPr>
-        <w:t>(дата обращения: 21.02.</w:t>
-      </w:r>
-      <w:r>
-        <w:rPr>
-          <w:rFonts w:ascii="Times New Roman" w:hAnsi="Times New Roman"/>
-          <w:sz w:val="28"/>
-          <w:szCs w:val="28"/>
-        </w:rPr>
-        <w:t>2023</w:t>
-      </w:r>
-      <w:r>
-        <w:rPr>
-          <w:rFonts w:ascii="Times New Roman" w:hAnsi="Times New Roman"/>
-          <w:sz w:val="28"/>
-          <w:szCs w:val="28"/>
-        </w:rPr>
-        <w:t>).</w:t>
-      </w:r>
-      <w:r>
-        <w:rPr>
-          <w:rFonts w:ascii="Times New Roman" w:hAnsi="Times New Roman"/>
-          <w:sz w:val="28"/>
-          <w:szCs w:val="28"/>
-          <w:u w:val="single"/>
-        </w:rPr>
-        <w:t xml:space="preserve"> </w:t>
-      </w:r>
-      <w:r>
-        <w:rPr>
-          <w:rFonts w:ascii="Times New Roman" w:hAnsi="Times New Roman"/>
-          <w:sz w:val="28"/>
-          <w:szCs w:val="28"/>
-        </w:rPr>
-        <w:t>– Р</w:t>
-      </w:r>
-      <w:r>
-        <w:rPr>
-          <w:rFonts w:ascii="Times New Roman" w:hAnsi="Times New Roman"/>
-          <w:sz w:val="28"/>
-          <w:szCs w:val="28"/>
-        </w:rPr>
-        <w:t>е</w:t>
-      </w:r>
-      <w:r>
-        <w:rPr>
-          <w:rFonts w:ascii="Times New Roman" w:hAnsi="Times New Roman"/>
-          <w:sz w:val="28"/>
-          <w:szCs w:val="28"/>
-        </w:rPr>
-        <w:t xml:space="preserve">жим доступа: свободный. </w:t>
+          <w:color w:val="000000"/>
+          <w:sz w:val="28"/>
+          <w:szCs w:val="28"/>
+        </w:rPr>
+        <w:t xml:space="preserve">8. Книги. – Текст: электронный // Электронная библиотека научной библиотеки РГУ имени С.А. Есенина: сайт. – URL: https://library.rsu-rzn.ru/marc/Default.asp (дата обращения: 21.02.2023). – Режим доступа: свободный. </w:t>
       </w:r>
     </w:p>
     <w:p>
@@ -9417,128 +9494,11 @@
       <w:r>
         <w:rPr>
           <w:rFonts w:ascii="Times New Roman" w:hAnsi="Times New Roman"/>
-          <w:sz w:val="28"/>
-          <w:szCs w:val="28"/>
-        </w:rPr>
-        <w:t xml:space="preserve">9. </w:t>
-      </w:r>
-      <w:r>
-        <w:rPr>
-          <w:rFonts w:ascii="Times New Roman" w:hAnsi="Times New Roman"/>
-          <w:sz w:val="28"/>
-          <w:szCs w:val="28"/>
-        </w:rPr>
-        <w:t>Краеведение. – Текст: электронный // Электронная библиотека нау</w:t>
-      </w:r>
-      <w:r>
-        <w:rPr>
-          <w:rFonts w:ascii="Times New Roman" w:hAnsi="Times New Roman"/>
-          <w:sz w:val="28"/>
-          <w:szCs w:val="28"/>
-        </w:rPr>
-        <w:t>ч</w:t>
-      </w:r>
-      <w:r>
-        <w:rPr>
-          <w:rFonts w:ascii="Times New Roman" w:hAnsi="Times New Roman"/>
-          <w:sz w:val="28"/>
-          <w:szCs w:val="28"/>
-        </w:rPr>
-        <w:t xml:space="preserve">ной библиотеки РГУ имени С.А. Есенина: сайт. – </w:t>
-      </w:r>
-      <w:r>
-        <w:rPr>
-          <w:rFonts w:ascii="Times New Roman" w:hAnsi="Times New Roman"/>
-          <w:sz w:val="28"/>
-          <w:szCs w:val="28"/>
-          <w:lang w:val="en-US"/>
-        </w:rPr>
-        <w:t>URL</w:t>
-      </w:r>
-      <w:r>
-        <w:rPr>
-          <w:rFonts w:ascii="Times New Roman" w:hAnsi="Times New Roman"/>
-          <w:sz w:val="28"/>
-          <w:szCs w:val="28"/>
-        </w:rPr>
-        <w:t xml:space="preserve">: </w:t>
-      </w:r>
-      <w:hyperlink r:id="rId16" w:history="1">
-        <w:r>
-          <w:rPr>
-            <w:rStyle w:val="a6"/>
-            <w:rFonts w:ascii="Times New Roman" w:hAnsi="Times New Roman"/>
-            <w:sz w:val="28"/>
-            <w:szCs w:val="28"/>
-          </w:rPr>
-          <w:t>https://library.rsu.edu.ru/marc/Default.asp</w:t>
-        </w:r>
-      </w:hyperlink>
-      <w:r>
-        <w:rPr>
-          <w:rFonts w:ascii="Times New Roman" w:hAnsi="Times New Roman"/>
-          <w:sz w:val="28"/>
-          <w:szCs w:val="28"/>
-          <w:u w:val="single"/>
-        </w:rPr>
-        <w:t xml:space="preserve"> </w:t>
-      </w:r>
-      <w:r>
-        <w:rPr>
-          <w:rFonts w:ascii="Times New Roman" w:hAnsi="Times New Roman"/>
-          <w:sz w:val="28"/>
-          <w:szCs w:val="28"/>
-        </w:rPr>
-        <w:t>(дата обращения: 21.02.</w:t>
-      </w:r>
-      <w:r>
-        <w:rPr>
-          <w:rFonts w:ascii="Times New Roman" w:hAnsi="Times New Roman"/>
-          <w:sz w:val="28"/>
-          <w:szCs w:val="28"/>
-        </w:rPr>
-        <w:t>2023</w:t>
-      </w:r>
-      <w:r>
-        <w:rPr>
-          <w:rFonts w:ascii="Times New Roman" w:hAnsi="Times New Roman"/>
-          <w:sz w:val="28"/>
-          <w:szCs w:val="28"/>
-        </w:rPr>
-        <w:t>).</w:t>
-      </w:r>
-      <w:r>
-        <w:rPr>
-          <w:rFonts w:ascii="Times New Roman" w:hAnsi="Times New Roman"/>
-          <w:sz w:val="28"/>
-          <w:szCs w:val="28"/>
-          <w:u w:val="single"/>
-        </w:rPr>
-        <w:t xml:space="preserve"> </w:t>
-      </w:r>
-      <w:r>
-        <w:rPr>
-          <w:rFonts w:ascii="Times New Roman" w:hAnsi="Times New Roman"/>
-          <w:sz w:val="28"/>
-          <w:szCs w:val="28"/>
-        </w:rPr>
-        <w:t>– Р</w:t>
-      </w:r>
-      <w:r>
-        <w:rPr>
-          <w:rFonts w:ascii="Times New Roman" w:hAnsi="Times New Roman"/>
-          <w:sz w:val="28"/>
-          <w:szCs w:val="28"/>
-        </w:rPr>
-        <w:t>е</w:t>
-      </w:r>
-      <w:r>
-        <w:rPr>
-          <w:rFonts w:ascii="Times New Roman" w:hAnsi="Times New Roman"/>
-          <w:sz w:val="28"/>
-          <w:szCs w:val="28"/>
-        </w:rPr>
-        <w:t xml:space="preserve">жим доступа: свободный. </w:t>
+          <w:color w:val="000000"/>
+          <w:sz w:val="28"/>
+          <w:szCs w:val="28"/>
+        </w:rPr>
+        <w:t xml:space="preserve">9. Краеведение. – Текст: электронный // Электронная библиотека научной библиотеки РГУ имени С.А. Есенина: сайт. – URL: https://library.rsu-rzn.ru/marc/Default.asp (дата обращения: 21.02.2023). – Режим доступа: свободный. </w:t>
       </w:r>
     </w:p>
     <w:p>
@@ -9554,104 +9514,11 @@
       <w:r>
         <w:rPr>
           <w:rFonts w:ascii="Times New Roman" w:hAnsi="Times New Roman"/>
-          <w:sz w:val="28"/>
-          <w:szCs w:val="28"/>
-        </w:rPr>
-        <w:t xml:space="preserve">10. </w:t>
-      </w:r>
-      <w:r>
-        <w:rPr>
-          <w:rFonts w:ascii="Times New Roman" w:hAnsi="Times New Roman"/>
-          <w:sz w:val="28"/>
-          <w:szCs w:val="28"/>
-        </w:rPr>
-        <w:t xml:space="preserve">Медиа ресурсы. – Текст: электронный </w:t>
-      </w:r>
-      <w:r>
-        <w:rPr>
-          <w:rFonts w:ascii="Times New Roman" w:hAnsi="Times New Roman"/>
-          <w:sz w:val="28"/>
-          <w:szCs w:val="28"/>
-          <w:lang w:bidi="ru-RU"/>
-        </w:rPr>
-        <w:t xml:space="preserve">// Электронная библиотека научной библиотеки РГУ имени С.А. Есенина : сайт. – </w:t>
-      </w:r>
-      <w:r>
-        <w:rPr>
-          <w:rFonts w:ascii="Times New Roman" w:hAnsi="Times New Roman"/>
-          <w:sz w:val="28"/>
-          <w:szCs w:val="28"/>
-          <w:lang w:val="en-US"/>
-        </w:rPr>
-        <w:t>URL</w:t>
-      </w:r>
-      <w:r>
-        <w:rPr>
-          <w:rFonts w:ascii="Times New Roman" w:hAnsi="Times New Roman"/>
-          <w:sz w:val="28"/>
-          <w:szCs w:val="28"/>
-        </w:rPr>
-        <w:t xml:space="preserve">: </w:t>
-      </w:r>
-      <w:hyperlink r:id="rId17" w:history="1">
-        <w:r>
-          <w:rPr>
-            <w:rStyle w:val="a6"/>
-            <w:rFonts w:ascii="Times New Roman" w:hAnsi="Times New Roman"/>
-            <w:sz w:val="28"/>
-            <w:szCs w:val="28"/>
-          </w:rPr>
-          <w:t>https://library.rsu.edu.ru/marc/Default.asp</w:t>
-        </w:r>
-      </w:hyperlink>
-      <w:r>
-        <w:rPr>
-          <w:rFonts w:ascii="Times New Roman" w:hAnsi="Times New Roman"/>
-          <w:sz w:val="28"/>
-          <w:szCs w:val="28"/>
-          <w:u w:val="single"/>
-        </w:rPr>
-        <w:t xml:space="preserve"> </w:t>
-      </w:r>
-      <w:r>
-        <w:rPr>
-          <w:rFonts w:ascii="Times New Roman" w:hAnsi="Times New Roman"/>
-          <w:sz w:val="28"/>
-          <w:szCs w:val="28"/>
-        </w:rPr>
-        <w:t>(дата обращения: 21.02.</w:t>
-      </w:r>
-      <w:r>
-        <w:rPr>
-          <w:rFonts w:ascii="Times New Roman" w:hAnsi="Times New Roman"/>
-          <w:sz w:val="28"/>
-          <w:szCs w:val="28"/>
-        </w:rPr>
-        <w:t>2023</w:t>
-      </w:r>
-      <w:r>
-        <w:rPr>
-          <w:rFonts w:ascii="Times New Roman" w:hAnsi="Times New Roman"/>
-          <w:sz w:val="28"/>
-          <w:szCs w:val="28"/>
-        </w:rPr>
-        <w:t>). – Р</w:t>
-      </w:r>
-      <w:r>
-        <w:rPr>
-          <w:rFonts w:ascii="Times New Roman" w:hAnsi="Times New Roman"/>
-          <w:sz w:val="28"/>
-          <w:szCs w:val="28"/>
-        </w:rPr>
-        <w:t>е</w:t>
-      </w:r>
-      <w:r>
-        <w:rPr>
-          <w:rFonts w:ascii="Times New Roman" w:hAnsi="Times New Roman"/>
-          <w:sz w:val="28"/>
-          <w:szCs w:val="28"/>
-        </w:rPr>
-        <w:t xml:space="preserve">жим доступа: свободный. </w:t>
+          <w:color w:val="000000"/>
+          <w:sz w:val="28"/>
+          <w:szCs w:val="28"/>
+        </w:rPr>
+        <w:t xml:space="preserve">10. Медиа ресурсы. – Текст: электронный // Электронная библиотека научной библиотеки РГУ имени С.А. Есенина : сайт. – URL: https://library.rsu-rzn.ru/marc/Default.asp (дата обращения: 21.02.2023). – Режим доступа: свободный. </w:t>
       </w:r>
     </w:p>
     <w:p>
@@ -9667,107 +9534,12 @@
       <w:r>
         <w:rPr>
           <w:rFonts w:ascii="Times New Roman" w:hAnsi="Times New Roman"/>
+          <w:color w:val="000000"/>
           <w:sz w:val="28"/>
           <w:szCs w:val="28"/>
           <w:lang w:bidi="ru-RU"/>
         </w:rPr>
-        <w:t xml:space="preserve">11. </w:t>
-      </w:r>
-      <w:r>
-        <w:rPr>
-          <w:rFonts w:ascii="Times New Roman" w:hAnsi="Times New Roman"/>
-          <w:sz w:val="28"/>
-          <w:szCs w:val="28"/>
-          <w:lang w:bidi="ru-RU"/>
-        </w:rPr>
-        <w:t>Статьи из журналов фонда НБ РГУ</w:t>
-      </w:r>
-      <w:r>
-        <w:rPr>
-          <w:rFonts w:ascii="Times New Roman" w:hAnsi="Times New Roman"/>
-          <w:sz w:val="28"/>
-          <w:szCs w:val="28"/>
-        </w:rPr>
-        <w:t>. – Текст: электронный</w:t>
-      </w:r>
-      <w:r>
-        <w:rPr>
-          <w:rFonts w:ascii="Times New Roman" w:hAnsi="Times New Roman"/>
-          <w:sz w:val="28"/>
-          <w:szCs w:val="28"/>
-          <w:lang w:bidi="ru-RU"/>
-        </w:rPr>
-        <w:t xml:space="preserve"> // Эле</w:t>
-      </w:r>
-      <w:r>
-        <w:rPr>
-          <w:rFonts w:ascii="Times New Roman" w:hAnsi="Times New Roman"/>
-          <w:sz w:val="28"/>
-          <w:szCs w:val="28"/>
-          <w:lang w:bidi="ru-RU"/>
-        </w:rPr>
-        <w:t>к</w:t>
-      </w:r>
-      <w:r>
-        <w:rPr>
-          <w:rFonts w:ascii="Times New Roman" w:hAnsi="Times New Roman"/>
-          <w:sz w:val="28"/>
-          <w:szCs w:val="28"/>
-          <w:lang w:bidi="ru-RU"/>
-        </w:rPr>
-        <w:t xml:space="preserve">тронная библиотека научной библиотеки РГУ имени С.А. Есенина : сайт. – </w:t>
-      </w:r>
-      <w:r>
-        <w:rPr>
-          <w:rFonts w:ascii="Times New Roman" w:hAnsi="Times New Roman"/>
-          <w:sz w:val="28"/>
-          <w:szCs w:val="28"/>
-          <w:lang w:val="en-US"/>
-        </w:rPr>
-        <w:t>URL</w:t>
-      </w:r>
-      <w:r>
-        <w:rPr>
-          <w:rFonts w:ascii="Times New Roman" w:hAnsi="Times New Roman"/>
-          <w:sz w:val="28"/>
-          <w:szCs w:val="28"/>
-        </w:rPr>
-        <w:t xml:space="preserve">: </w:t>
-      </w:r>
-      <w:hyperlink r:id="rId18" w:history="1">
-        <w:r>
-          <w:rPr>
-            <w:rStyle w:val="a6"/>
-            <w:rFonts w:ascii="Times New Roman" w:hAnsi="Times New Roman"/>
-            <w:sz w:val="28"/>
-            <w:szCs w:val="28"/>
-          </w:rPr>
-          <w:t>https://library.rsu.edu.ru/marc/Default.asp</w:t>
-        </w:r>
-      </w:hyperlink>
-      <w:r>
-        <w:rPr>
-          <w:rFonts w:ascii="Times New Roman" w:hAnsi="Times New Roman"/>
-          <w:sz w:val="28"/>
-          <w:szCs w:val="28"/>
-        </w:rPr>
-        <w:t xml:space="preserve"> (дата обращения: 21.02.</w:t>
-      </w:r>
-      <w:r>
-        <w:rPr>
-          <w:rFonts w:ascii="Times New Roman" w:hAnsi="Times New Roman"/>
-          <w:sz w:val="28"/>
-          <w:szCs w:val="28"/>
-        </w:rPr>
-        <w:t>2023</w:t>
-      </w:r>
-      <w:r>
-        <w:rPr>
-          <w:rFonts w:ascii="Times New Roman" w:hAnsi="Times New Roman"/>
-          <w:sz w:val="28"/>
-          <w:szCs w:val="28"/>
-        </w:rPr>
-        <w:t xml:space="preserve">). –  Режим доступа: свободный. </w:t>
+        <w:t xml:space="preserve">11. Статьи из журналов фонда НБ РГУ. – Текст: электронный // Электронная библиотека научной библиотеки РГУ имени С.А. Есенина : сайт. – URL: https://library.rsu-rzn.ru/marc/Default.asp (дата обращения: 21.02.2023). –  Режим доступа: свободный. </w:t>
       </w:r>
     </w:p>
     <w:p>
@@ -9783,111 +9555,11 @@
       <w:r>
         <w:rPr>
           <w:rFonts w:ascii="Times New Roman" w:hAnsi="Times New Roman"/>
-          <w:sz w:val="28"/>
-          <w:szCs w:val="28"/>
-        </w:rPr>
-        <w:t xml:space="preserve">12. </w:t>
-      </w:r>
-      <w:r>
-        <w:rPr>
-          <w:rFonts w:ascii="Times New Roman" w:hAnsi="Times New Roman"/>
-          <w:sz w:val="28"/>
-          <w:szCs w:val="28"/>
-        </w:rPr>
-        <w:t>Труды преподавателей РГУ имени С.А. Есенина. – Текст: электро</w:t>
-      </w:r>
-      <w:r>
-        <w:rPr>
-          <w:rFonts w:ascii="Times New Roman" w:hAnsi="Times New Roman"/>
-          <w:sz w:val="28"/>
-          <w:szCs w:val="28"/>
-        </w:rPr>
-        <w:t>н</w:t>
-      </w:r>
-      <w:r>
-        <w:rPr>
-          <w:rFonts w:ascii="Times New Roman" w:hAnsi="Times New Roman"/>
-          <w:sz w:val="28"/>
-          <w:szCs w:val="28"/>
-        </w:rPr>
-        <w:t>ный // Электронная библиотека научной библиотеки РГУ имени С.А. Есен</w:t>
-      </w:r>
-      <w:r>
-        <w:rPr>
-          <w:rFonts w:ascii="Times New Roman" w:hAnsi="Times New Roman"/>
-          <w:sz w:val="28"/>
-          <w:szCs w:val="28"/>
-        </w:rPr>
-        <w:t>и</w:t>
-      </w:r>
-      <w:r>
-        <w:rPr>
-          <w:rFonts w:ascii="Times New Roman" w:hAnsi="Times New Roman"/>
-          <w:sz w:val="28"/>
-          <w:szCs w:val="28"/>
-        </w:rPr>
-        <w:t xml:space="preserve">на: сайт. – </w:t>
-      </w:r>
-      <w:r>
-        <w:rPr>
-          <w:rFonts w:ascii="Times New Roman" w:hAnsi="Times New Roman"/>
-          <w:sz w:val="28"/>
-          <w:szCs w:val="28"/>
-          <w:lang w:val="en-US"/>
-        </w:rPr>
-        <w:t>URL</w:t>
-      </w:r>
-      <w:r>
-        <w:rPr>
-          <w:rFonts w:ascii="Times New Roman" w:hAnsi="Times New Roman"/>
-          <w:sz w:val="28"/>
-          <w:szCs w:val="28"/>
-        </w:rPr>
-        <w:t xml:space="preserve">: </w:t>
-      </w:r>
-      <w:hyperlink r:id="rId19" w:history="1">
-        <w:r>
-          <w:rPr>
-            <w:rStyle w:val="a6"/>
-            <w:rFonts w:ascii="Times New Roman" w:hAnsi="Times New Roman"/>
-            <w:sz w:val="28"/>
-            <w:szCs w:val="28"/>
-          </w:rPr>
-          <w:t>https://library.rsu.edu.ru/marc/Default.asp</w:t>
-        </w:r>
-      </w:hyperlink>
-      <w:r>
-        <w:rPr>
-          <w:rFonts w:ascii="Times New Roman" w:hAnsi="Times New Roman"/>
-          <w:sz w:val="28"/>
-          <w:szCs w:val="28"/>
-          <w:u w:val="single"/>
-        </w:rPr>
-        <w:t xml:space="preserve"> </w:t>
-      </w:r>
-      <w:r>
-        <w:rPr>
-          <w:rFonts w:ascii="Times New Roman" w:hAnsi="Times New Roman"/>
-          <w:sz w:val="28"/>
-          <w:szCs w:val="28"/>
-        </w:rPr>
-        <w:t>(дата обращения: 21.02.</w:t>
-      </w:r>
-      <w:r>
-        <w:rPr>
-          <w:rFonts w:ascii="Times New Roman" w:hAnsi="Times New Roman"/>
-          <w:sz w:val="28"/>
-          <w:szCs w:val="28"/>
-        </w:rPr>
-        <w:t>2023</w:t>
-      </w:r>
-      <w:r>
-        <w:rPr>
-          <w:rFonts w:ascii="Times New Roman" w:hAnsi="Times New Roman"/>
-          <w:sz w:val="28"/>
-          <w:szCs w:val="28"/>
-        </w:rPr>
-        <w:t>). – Режим доступа: свободный.</w:t>
+          <w:color w:val="000000"/>
+          <w:sz w:val="28"/>
+          <w:szCs w:val="28"/>
+        </w:rPr>
+        <w:t xml:space="preserve">12. Труды преподавателей РГУ имени С.А. Есенина. – Текст: электронный // Электронная библиотека научной библиотеки РГУ имени С.А. Есенина: сайт. – URL: https://library.rsu-rzn.ru/marc/Default.asp (дата обращения: 21.02.2023). – Режим доступа: свободный.</w:t>
       </w:r>
     </w:p>
     <w:p>
@@ -14149,6 +13821,51 @@
         <w:gridCol w:w="5352"/>
       </w:tblGrid>
       <w:tr>
+        <w:trPr>
+          <w:tblHeader/>
+        </w:trPr>
+        <w:tc>
+          <w:tcPr>
+            <w:tcW w:type="dxa" w:w="4219"/>
+            <w:vAlign w:val="center"/>
+          </w:tcPr>
+          <w:p>
+            <w:pPr>
+              <w:spacing w:before="0" w:after="20" w:line="240" w:lineRule="auto"/>
+              <w:jc w:val="center"/>
+            </w:pPr>
+            <w:r>
+              <w:rPr>
+                <w:rFonts w:ascii="Times New Roman" w:hAnsi="Times New Roman"/>
+                <w:b/>
+                <w:sz w:val="24"/>
+              </w:rPr>
+              <w:t>Название ПО</w:t>
+            </w:r>
+          </w:p>
+        </w:tc>
+        <w:tc>
+          <w:tcPr>
+            <w:tcW w:type="dxa" w:w="5352"/>
+            <w:vAlign w:val="center"/>
+          </w:tcPr>
+          <w:p>
+            <w:pPr>
+              <w:spacing w:before="0" w:after="20" w:line="240" w:lineRule="auto"/>
+              <w:jc w:val="center"/>
+            </w:pPr>
+            <w:r>
+              <w:rPr>
+                <w:rFonts w:ascii="Times New Roman" w:hAnsi="Times New Roman"/>
+                <w:b/>
+                <w:sz w:val="24"/>
+              </w:rPr>
+              <w:t>Основание</w:t>
+            </w:r>
+          </w:p>
+        </w:tc>
+      </w:tr>
+      <w:tr>
         <w:tc>
           <w:tcPr>
             <w:tcW w:w="4219" w:type="dxa"/>
@@ -15229,6 +14946,51 @@
         <w:gridCol w:w="5352"/>
       </w:tblGrid>
       <w:tr>
+        <w:trPr>
+          <w:tblHeader/>
+        </w:trPr>
+        <w:tc>
+          <w:tcPr>
+            <w:tcW w:type="dxa" w:w="4219"/>
+            <w:vAlign w:val="center"/>
+          </w:tcPr>
+          <w:p>
+            <w:pPr>
+              <w:spacing w:before="0" w:after="20" w:line="240" w:lineRule="auto"/>
+              <w:jc w:val="center"/>
+            </w:pPr>
+            <w:r>
+              <w:rPr>
+                <w:rFonts w:ascii="Times New Roman" w:hAnsi="Times New Roman"/>
+                <w:b/>
+                <w:sz w:val="24"/>
+              </w:rPr>
+              <w:t>Название ПО</w:t>
+            </w:r>
+          </w:p>
+        </w:tc>
+        <w:tc>
+          <w:tcPr>
+            <w:tcW w:type="dxa" w:w="5352"/>
+            <w:vAlign w:val="center"/>
+          </w:tcPr>
+          <w:p>
+            <w:pPr>
+              <w:spacing w:before="0" w:after="20" w:line="240" w:lineRule="auto"/>
+              <w:jc w:val="center"/>
+            </w:pPr>
+            <w:r>
+              <w:rPr>
+                <w:rFonts w:ascii="Times New Roman" w:hAnsi="Times New Roman"/>
+                <w:b/>
+                <w:sz w:val="24"/>
+              </w:rPr>
+              <w:t>Основание</w:t>
+            </w:r>
+          </w:p>
+        </w:tc>
+      </w:tr>
+      <w:tr>
         <w:tc>
           <w:tcPr>
             <w:tcW w:w="4219" w:type="dxa"/>
@@ -15862,75 +15624,6 @@
     <w:p>
       <w:pPr>
         <w:spacing w:after="0" w:line="240" w:lineRule="auto"/>
-        <w:rPr>
-          <w:rFonts w:ascii="Times New Roman" w:hAnsi="Times New Roman"/>
-          <w:sz w:val="28"/>
-          <w:szCs w:val="28"/>
-        </w:rPr>
-      </w:pPr>
-    </w:p>
-    <w:p>
-      <w:pPr>
-        <w:spacing w:after="0" w:line="240" w:lineRule="auto"/>
-        <w:jc w:val="center"/>
-        <w:rPr>
-          <w:rFonts w:ascii="Times New Roman" w:hAnsi="Times New Roman"/>
-          <w:sz w:val="28"/>
-          <w:szCs w:val="28"/>
-        </w:rPr>
-      </w:pPr>
-      <w:r>
-        <w:rPr>
-          <w:rFonts w:ascii="Times New Roman" w:hAnsi="Times New Roman"/>
-          <w:sz w:val="28"/>
-          <w:szCs w:val="28"/>
-        </w:rPr>
-        <w:t>9. ИНЫЕ СВЕДЕНИЯ</w:t>
-      </w:r>
-    </w:p>
-    <w:p>
-      <w:pPr>
-        <w:spacing w:after="0" w:line="240" w:lineRule="auto"/>
-        <w:jc w:val="center"/>
-        <w:rPr>
-          <w:rFonts w:ascii="Times New Roman" w:hAnsi="Times New Roman"/>
-          <w:b/>
-          <w:sz w:val="28"/>
-          <w:szCs w:val="28"/>
-        </w:rPr>
-      </w:pPr>
-    </w:p>
-    <w:p>
-      <w:pPr>
-        <w:spacing w:after="0" w:line="240" w:lineRule="auto"/>
-        <w:rPr>
-          <w:rFonts w:ascii="Times New Roman" w:hAnsi="Times New Roman"/>
-          <w:i/>
-          <w:sz w:val="28"/>
-          <w:szCs w:val="28"/>
-        </w:rPr>
-      </w:pPr>
-      <w:r>
-        <w:rPr>
-          <w:rFonts w:ascii="Times New Roman" w:hAnsi="Times New Roman"/>
-          <w:i/>
-          <w:sz w:val="28"/>
-          <w:szCs w:val="28"/>
-        </w:rPr>
-        <w:t>Нет.</w:t>
-      </w:r>
-    </w:p>
-    <w:p>
-      <w:pPr>
-        <w:widowControl w:val="0"/>
-        <w:tabs>
-          <w:tab w:val="left" w:pos="0"/>
-        </w:tabs>
-        <w:autoSpaceDE w:val="0"/>
-        <w:autoSpaceDN w:val="0"/>
-        <w:spacing w:after="0" w:line="240" w:lineRule="auto"/>
-        <w:ind w:firstLine="709"/>
-        <w:jc w:val="both"/>
         <w:rPr>
           <w:rFonts w:ascii="Times New Roman" w:hAnsi="Times New Roman"/>
           <w:sz w:val="28"/>

--- a/МатМодиИИ/rpd__doc_docx/Б1.О.01.03_Культурология.docx
+++ b/МатМодиИИ/rpd__doc_docx/Б1.О.01.03_Культурология.docx
@@ -4477,6 +4477,7 @@
           <w:tcPr>
             <w:tcW w:type="dxa" w:w="454"/>
             <w:vAlign w:val="center"/>
+            <w:vMerge w:val="restart"/>
           </w:tcPr>
           <w:p>
             <w:pPr>
@@ -4497,6 +4498,7 @@
           <w:tcPr>
             <w:tcW w:type="dxa" w:w="1814"/>
             <w:vAlign w:val="center"/>
+            <w:vMerge w:val="restart"/>
           </w:tcPr>
           <w:p>
             <w:pPr>
@@ -4599,6 +4601,22 @@
           <w:tcPr>
             <w:tcW w:type="dxa" w:w="454"/>
             <w:vAlign w:val="center"/>
+            <w:vMerge w:val="continue"/>
+          </w:tcPr>
+          <w:p/>
+        </w:tc>
+        <w:tc>
+          <w:tcPr>
+            <w:tcW w:type="dxa" w:w="1814"/>
+            <w:vAlign w:val="center"/>
+            <w:vMerge w:val="continue"/>
+          </w:tcPr>
+          <w:p/>
+        </w:tc>
+        <w:tc>
+          <w:tcPr>
+            <w:tcW w:type="dxa" w:w="1361"/>
+            <w:vAlign w:val="center"/>
           </w:tcPr>
           <w:p>
             <w:pPr>
@@ -4611,7 +4629,90 @@
                 <w:b w:val="0"/>
                 <w:sz w:val="24"/>
               </w:rPr>
-              <w:t>2.1</w:t>
+              <w:t>КП</w:t>
+            </w:r>
+          </w:p>
+        </w:tc>
+        <w:tc>
+          <w:tcPr>
+            <w:tcW w:type="dxa" w:w="737"/>
+            <w:vAlign w:val="center"/>
+          </w:tcPr>
+          <w:p>
+            <w:pPr>
+              <w:spacing w:before="0" w:after="20" w:line="240" w:lineRule="auto"/>
+              <w:jc w:val="center"/>
+            </w:pPr>
+            <w:r>
+              <w:rPr>
+                <w:rFonts w:ascii="Times New Roman" w:hAnsi="Times New Roman"/>
+                <w:b w:val="0"/>
+                <w:sz w:val="24"/>
+              </w:rPr>
+              <w:t>—</w:t>
+            </w:r>
+          </w:p>
+        </w:tc>
+        <w:tc>
+          <w:tcPr>
+            <w:tcW w:type="dxa" w:w="1587"/>
+            <w:vAlign w:val="center"/>
+          </w:tcPr>
+          <w:p>
+            <w:pPr>
+              <w:spacing w:before="0" w:after="20" w:line="240" w:lineRule="auto"/>
+              <w:jc w:val="center"/>
+            </w:pPr>
+            <w:r>
+              <w:rPr>
+                <w:rFonts w:ascii="Times New Roman" w:hAnsi="Times New Roman"/>
+                <w:b w:val="0"/>
+                <w:sz w:val="24"/>
+              </w:rPr>
+              <w:t>—</w:t>
+            </w:r>
+          </w:p>
+        </w:tc>
+        <w:tc>
+          <w:tcPr>
+            <w:tcW w:type="dxa" w:w="3402"/>
+            <w:vAlign w:val="center"/>
+          </w:tcPr>
+          <w:p>
+            <w:pPr>
+              <w:spacing w:before="0" w:after="20" w:line="240" w:lineRule="auto"/>
+              <w:jc w:val="center"/>
+            </w:pPr>
+            <w:r>
+              <w:rPr>
+                <w:rFonts w:ascii="Times New Roman" w:hAnsi="Times New Roman"/>
+                <w:b w:val="0"/>
+                <w:sz w:val="24"/>
+              </w:rPr>
+              <w:t>—</w:t>
+            </w:r>
+          </w:p>
+        </w:tc>
+      </w:tr>
+      <w:tr>
+        <w:tc>
+          <w:tcPr>
+            <w:tcW w:type="dxa" w:w="454"/>
+            <w:vAlign w:val="center"/>
+            <w:vMerge w:val="restart"/>
+          </w:tcPr>
+          <w:p>
+            <w:pPr>
+              <w:spacing w:before="0" w:after="20" w:line="240" w:lineRule="auto"/>
+              <w:jc w:val="center"/>
+            </w:pPr>
+            <w:r>
+              <w:rPr>
+                <w:rFonts w:ascii="Times New Roman" w:hAnsi="Times New Roman"/>
+                <w:b w:val="0"/>
+                <w:sz w:val="24"/>
+              </w:rPr>
+              <w:t>3</w:t>
             </w:r>
           </w:p>
         </w:tc>
@@ -4619,6 +4720,7 @@
           <w:tcPr>
             <w:tcW w:type="dxa" w:w="1814"/>
             <w:vAlign w:val="center"/>
+            <w:vMerge w:val="restart"/>
           </w:tcPr>
           <w:p>
             <w:pPr>
@@ -4631,7 +4733,7 @@
                 <w:b w:val="0"/>
                 <w:sz w:val="24"/>
               </w:rPr>
-              <w:t>Курсовая работа/проект (при наличии)</w:t>
+              <w:t>Промежуточная аттестация</w:t>
             </w:r>
           </w:p>
         </w:tc>
@@ -4651,7 +4753,7 @@
                 <w:b w:val="0"/>
                 <w:sz w:val="24"/>
               </w:rPr>
-              <w:t>КП</w:t>
+              <w:t>зачёт (З)</w:t>
             </w:r>
           </w:p>
         </w:tc>
@@ -4671,7 +4773,7 @@
                 <w:b w:val="0"/>
                 <w:sz w:val="24"/>
               </w:rPr>
-              <w:t>—</w:t>
+              <w:t>0</w:t>
             </w:r>
           </w:p>
         </w:tc>
@@ -4691,7 +4793,7 @@
                 <w:b w:val="0"/>
                 <w:sz w:val="24"/>
               </w:rPr>
-              <w:t>—</w:t>
+              <w:t>0</w:t>
             </w:r>
           </w:p>
         </w:tc>
@@ -4711,7 +4813,7 @@
                 <w:b w:val="0"/>
                 <w:sz w:val="24"/>
               </w:rPr>
-              <w:t>—</w:t>
+              <w:t>0</w:t>
             </w:r>
           </w:p>
         </w:tc>
@@ -4721,6 +4823,22 @@
           <w:tcPr>
             <w:tcW w:type="dxa" w:w="454"/>
             <w:vAlign w:val="center"/>
+            <w:vMerge w:val="continue"/>
+          </w:tcPr>
+          <w:p/>
+        </w:tc>
+        <w:tc>
+          <w:tcPr>
+            <w:tcW w:type="dxa" w:w="1814"/>
+            <w:vAlign w:val="center"/>
+            <w:vMerge w:val="continue"/>
+          </w:tcPr>
+          <w:p/>
+        </w:tc>
+        <w:tc>
+          <w:tcPr>
+            <w:tcW w:type="dxa" w:w="1361"/>
+            <w:vAlign w:val="center"/>
           </w:tcPr>
           <w:p>
             <w:pPr>
@@ -4733,273 +4851,87 @@
                 <w:b w:val="0"/>
                 <w:sz w:val="24"/>
               </w:rPr>
-              <w:t>3</w:t>
-            </w:r>
-          </w:p>
+              <w:t>зачёт с оценкой (ЗаО)</w:t>
+            </w:r>
+          </w:p>
+        </w:tc>
+        <w:tc>
+          <w:tcPr>
+            <w:tcW w:type="dxa" w:w="737"/>
+            <w:vAlign w:val="center"/>
+          </w:tcPr>
+          <w:p>
+            <w:pPr>
+              <w:spacing w:before="0" w:after="20" w:line="240" w:lineRule="auto"/>
+              <w:jc w:val="center"/>
+            </w:pPr>
+            <w:r>
+              <w:rPr>
+                <w:rFonts w:ascii="Times New Roman" w:hAnsi="Times New Roman"/>
+                <w:b w:val="0"/>
+                <w:sz w:val="24"/>
+              </w:rPr>
+              <w:t>—</w:t>
+            </w:r>
+          </w:p>
+        </w:tc>
+        <w:tc>
+          <w:tcPr>
+            <w:tcW w:type="dxa" w:w="1587"/>
+            <w:vAlign w:val="center"/>
+          </w:tcPr>
+          <w:p>
+            <w:pPr>
+              <w:spacing w:before="0" w:after="20" w:line="240" w:lineRule="auto"/>
+              <w:jc w:val="center"/>
+            </w:pPr>
+            <w:r>
+              <w:rPr>
+                <w:rFonts w:ascii="Times New Roman" w:hAnsi="Times New Roman"/>
+                <w:b w:val="0"/>
+                <w:sz w:val="24"/>
+              </w:rPr>
+              <w:t>—</w:t>
+            </w:r>
+          </w:p>
+        </w:tc>
+        <w:tc>
+          <w:tcPr>
+            <w:tcW w:type="dxa" w:w="3402"/>
+            <w:vAlign w:val="center"/>
+          </w:tcPr>
+          <w:p>
+            <w:pPr>
+              <w:spacing w:before="0" w:after="20" w:line="240" w:lineRule="auto"/>
+              <w:jc w:val="center"/>
+            </w:pPr>
+            <w:r>
+              <w:rPr>
+                <w:rFonts w:ascii="Times New Roman" w:hAnsi="Times New Roman"/>
+                <w:b w:val="0"/>
+                <w:sz w:val="24"/>
+              </w:rPr>
+              <w:t>—</w:t>
+            </w:r>
+          </w:p>
+        </w:tc>
+      </w:tr>
+      <w:tr>
+        <w:tc>
+          <w:tcPr>
+            <w:tcW w:type="dxa" w:w="454"/>
+            <w:vAlign w:val="center"/>
+            <w:vMerge w:val="continue"/>
+          </w:tcPr>
+          <w:p/>
         </w:tc>
         <w:tc>
           <w:tcPr>
             <w:tcW w:type="dxa" w:w="1814"/>
             <w:vAlign w:val="center"/>
-          </w:tcPr>
-          <w:p>
-            <w:pPr>
-              <w:spacing w:before="0" w:after="20" w:line="240" w:lineRule="auto"/>
-              <w:jc w:val="left"/>
-            </w:pPr>
-            <w:r>
-              <w:rPr>
-                <w:rFonts w:ascii="Times New Roman" w:hAnsi="Times New Roman"/>
-                <w:b w:val="0"/>
-                <w:sz w:val="24"/>
-              </w:rPr>
-              <w:t>Промежуточная аттестация</w:t>
-            </w:r>
-          </w:p>
-        </w:tc>
-        <w:tc>
-          <w:tcPr>
-            <w:tcW w:type="dxa" w:w="1361"/>
-            <w:vAlign w:val="center"/>
-          </w:tcPr>
-          <w:p>
-            <w:pPr>
-              <w:spacing w:before="0" w:after="20" w:line="240" w:lineRule="auto"/>
-              <w:jc w:val="center"/>
-            </w:pPr>
-            <w:r>
-              <w:rPr>
-                <w:rFonts w:ascii="Times New Roman" w:hAnsi="Times New Roman"/>
-                <w:b w:val="0"/>
-                <w:sz w:val="24"/>
-              </w:rPr>
-              <w:t>зачёт (З)</w:t>
-            </w:r>
-          </w:p>
-        </w:tc>
-        <w:tc>
-          <w:tcPr>
-            <w:tcW w:type="dxa" w:w="737"/>
-            <w:vAlign w:val="center"/>
-          </w:tcPr>
-          <w:p>
-            <w:pPr>
-              <w:spacing w:before="0" w:after="20" w:line="240" w:lineRule="auto"/>
-              <w:jc w:val="center"/>
-            </w:pPr>
-            <w:r>
-              <w:rPr>
-                <w:rFonts w:ascii="Times New Roman" w:hAnsi="Times New Roman"/>
-                <w:b w:val="0"/>
-                <w:sz w:val="24"/>
-              </w:rPr>
-              <w:t>0</w:t>
-            </w:r>
-          </w:p>
-        </w:tc>
-        <w:tc>
-          <w:tcPr>
-            <w:tcW w:type="dxa" w:w="1587"/>
-            <w:vAlign w:val="center"/>
-          </w:tcPr>
-          <w:p>
-            <w:pPr>
-              <w:spacing w:before="0" w:after="20" w:line="240" w:lineRule="auto"/>
-              <w:jc w:val="center"/>
-            </w:pPr>
-            <w:r>
-              <w:rPr>
-                <w:rFonts w:ascii="Times New Roman" w:hAnsi="Times New Roman"/>
-                <w:b w:val="0"/>
-                <w:sz w:val="24"/>
-              </w:rPr>
-              <w:t>0</w:t>
-            </w:r>
-          </w:p>
-        </w:tc>
-        <w:tc>
-          <w:tcPr>
-            <w:tcW w:type="dxa" w:w="3402"/>
-            <w:vAlign w:val="center"/>
-          </w:tcPr>
-          <w:p>
-            <w:pPr>
-              <w:spacing w:before="0" w:after="20" w:line="240" w:lineRule="auto"/>
-              <w:jc w:val="center"/>
-            </w:pPr>
-            <w:r>
-              <w:rPr>
-                <w:rFonts w:ascii="Times New Roman" w:hAnsi="Times New Roman"/>
-                <w:b w:val="0"/>
-                <w:sz w:val="24"/>
-              </w:rPr>
-              <w:t>0</w:t>
-            </w:r>
-          </w:p>
-        </w:tc>
-      </w:tr>
-      <w:tr>
-        <w:tc>
-          <w:tcPr>
-            <w:tcW w:type="dxa" w:w="454"/>
-            <w:vAlign w:val="center"/>
-          </w:tcPr>
-          <w:p>
-            <w:pPr>
-              <w:spacing w:before="0" w:after="20" w:line="240" w:lineRule="auto"/>
-              <w:jc w:val="center"/>
-            </w:pPr>
-            <w:r>
-              <w:rPr>
-                <w:rFonts w:ascii="Times New Roman" w:hAnsi="Times New Roman"/>
-                <w:b w:val="0"/>
-                <w:sz w:val="24"/>
-              </w:rPr>
-              <w:t>3</w:t>
-            </w:r>
-          </w:p>
-        </w:tc>
-        <w:tc>
-          <w:tcPr>
-            <w:tcW w:type="dxa" w:w="1814"/>
-            <w:vAlign w:val="center"/>
-          </w:tcPr>
-          <w:p>
-            <w:pPr>
-              <w:spacing w:before="0" w:after="20" w:line="240" w:lineRule="auto"/>
-              <w:jc w:val="left"/>
-            </w:pPr>
-            <w:r>
-              <w:rPr>
-                <w:rFonts w:ascii="Times New Roman" w:hAnsi="Times New Roman"/>
-                <w:b w:val="0"/>
-                <w:sz w:val="24"/>
-              </w:rPr>
-              <w:t>Промежуточная аттестация</w:t>
-            </w:r>
-          </w:p>
-        </w:tc>
-        <w:tc>
-          <w:tcPr>
-            <w:tcW w:type="dxa" w:w="1361"/>
-            <w:vAlign w:val="center"/>
-          </w:tcPr>
-          <w:p>
-            <w:pPr>
-              <w:spacing w:before="0" w:after="20" w:line="240" w:lineRule="auto"/>
-              <w:jc w:val="center"/>
-            </w:pPr>
-            <w:r>
-              <w:rPr>
-                <w:rFonts w:ascii="Times New Roman" w:hAnsi="Times New Roman"/>
-                <w:b w:val="0"/>
-                <w:sz w:val="24"/>
-              </w:rPr>
-              <w:t>зачёт с оценкой (ЗаО)</w:t>
-            </w:r>
-          </w:p>
-        </w:tc>
-        <w:tc>
-          <w:tcPr>
-            <w:tcW w:type="dxa" w:w="737"/>
-            <w:vAlign w:val="center"/>
-          </w:tcPr>
-          <w:p>
-            <w:pPr>
-              <w:spacing w:before="0" w:after="20" w:line="240" w:lineRule="auto"/>
-              <w:jc w:val="center"/>
-            </w:pPr>
-            <w:r>
-              <w:rPr>
-                <w:rFonts w:ascii="Times New Roman" w:hAnsi="Times New Roman"/>
-                <w:b w:val="0"/>
-                <w:sz w:val="24"/>
-              </w:rPr>
-              <w:t>—</w:t>
-            </w:r>
-          </w:p>
-        </w:tc>
-        <w:tc>
-          <w:tcPr>
-            <w:tcW w:type="dxa" w:w="1587"/>
-            <w:vAlign w:val="center"/>
-          </w:tcPr>
-          <w:p>
-            <w:pPr>
-              <w:spacing w:before="0" w:after="20" w:line="240" w:lineRule="auto"/>
-              <w:jc w:val="center"/>
-            </w:pPr>
-            <w:r>
-              <w:rPr>
-                <w:rFonts w:ascii="Times New Roman" w:hAnsi="Times New Roman"/>
-                <w:b w:val="0"/>
-                <w:sz w:val="24"/>
-              </w:rPr>
-              <w:t>—</w:t>
-            </w:r>
-          </w:p>
-        </w:tc>
-        <w:tc>
-          <w:tcPr>
-            <w:tcW w:type="dxa" w:w="3402"/>
-            <w:vAlign w:val="center"/>
-          </w:tcPr>
-          <w:p>
-            <w:pPr>
-              <w:spacing w:before="0" w:after="20" w:line="240" w:lineRule="auto"/>
-              <w:jc w:val="center"/>
-            </w:pPr>
-            <w:r>
-              <w:rPr>
-                <w:rFonts w:ascii="Times New Roman" w:hAnsi="Times New Roman"/>
-                <w:b w:val="0"/>
-                <w:sz w:val="24"/>
-              </w:rPr>
-              <w:t>—</w:t>
-            </w:r>
-          </w:p>
-        </w:tc>
-      </w:tr>
-      <w:tr>
-        <w:tc>
-          <w:tcPr>
-            <w:tcW w:type="dxa" w:w="454"/>
-            <w:vAlign w:val="center"/>
-          </w:tcPr>
-          <w:p>
-            <w:pPr>
-              <w:spacing w:before="0" w:after="20" w:line="240" w:lineRule="auto"/>
-              <w:jc w:val="center"/>
-            </w:pPr>
-            <w:r>
-              <w:rPr>
-                <w:rFonts w:ascii="Times New Roman" w:hAnsi="Times New Roman"/>
-                <w:b w:val="0"/>
-                <w:sz w:val="24"/>
-              </w:rPr>
-              <w:t>3</w:t>
-            </w:r>
-          </w:p>
-        </w:tc>
-        <w:tc>
-          <w:tcPr>
-            <w:tcW w:type="dxa" w:w="1814"/>
-            <w:vAlign w:val="center"/>
-          </w:tcPr>
-          <w:p>
-            <w:pPr>
-              <w:spacing w:before="0" w:after="20" w:line="240" w:lineRule="auto"/>
-              <w:jc w:val="left"/>
-            </w:pPr>
-            <w:r>
-              <w:rPr>
-                <w:rFonts w:ascii="Times New Roman" w:hAnsi="Times New Roman"/>
-                <w:b w:val="0"/>
-                <w:sz w:val="24"/>
-              </w:rPr>
-              <w:t>Промежуточная аттестация</w:t>
-            </w:r>
-          </w:p>
+            <w:vMerge w:val="continue"/>
+          </w:tcPr>
+          <w:p/>
         </w:tc>
         <w:tc>
           <w:tcPr>
@@ -15620,16 +15552,6 @@
         </w:rPr>
         <w:t>При реализации дисциплины с частичным применением дистанционных образовательных технологий</w:t>
       </w:r>
-    </w:p>
-    <w:p>
-      <w:pPr>
-        <w:spacing w:after="0" w:line="240" w:lineRule="auto"/>
-        <w:rPr>
-          <w:rFonts w:ascii="Times New Roman" w:hAnsi="Times New Roman"/>
-          <w:sz w:val="28"/>
-          <w:szCs w:val="28"/>
-        </w:rPr>
-      </w:pPr>
     </w:p>
     <w:sectPr>
       <w:pgSz w:w="11906" w:h="16838"/>

--- a/МатМодиИИ/rpd__doc_docx/Б1.О.01.03_Культурология.docx
+++ b/МатМодиИИ/rpd__doc_docx/Б1.О.01.03_Культурология.docx
@@ -8653,62 +8653,28 @@
       <w:r>
         <w:rPr>
           <w:rFonts w:ascii="Times New Roman" w:hAnsi="Times New Roman"/>
-          <w:sz w:val="28"/>
-          <w:szCs w:val="28"/>
-        </w:rPr>
-        <w:t xml:space="preserve">1. BOOK.ru : электронная библиотека : сайт. – </w:t>
-      </w:r>
-      <w:r>
-        <w:rPr>
-          <w:rFonts w:ascii="Times New Roman" w:hAnsi="Times New Roman"/>
-          <w:sz w:val="28"/>
-          <w:szCs w:val="28"/>
-          <w:lang w:val="en-US"/>
-        </w:rPr>
-        <w:t>URL</w:t>
-      </w:r>
-      <w:r>
-        <w:rPr>
-          <w:rFonts w:ascii="Times New Roman" w:hAnsi="Times New Roman"/>
-          <w:sz w:val="28"/>
-          <w:szCs w:val="28"/>
-        </w:rPr>
-        <w:t xml:space="preserve">: </w:t>
-      </w:r>
-      <w:hyperlink r:id="rId7" w:history="1">
+          <w:sz w:val="24"/>
+          <w:color w:val="000000"/>
+        </w:rPr>
+        <w:t xml:space="preserve">1. BOOK.ru : электронная библиотека : сайт. – URL: </w:t>
+      </w:r>
+      <w:hyperlink r:id="rIdResource1">
         <w:r>
           <w:rPr>
-            <w:rStyle w:val="a6"/>
             <w:rFonts w:ascii="Times New Roman" w:hAnsi="Times New Roman"/>
-            <w:sz w:val="28"/>
-            <w:szCs w:val="28"/>
+            <w:sz w:val="24"/>
+            <w:color w:val="000000"/>
           </w:rPr>
-          <w:t>http://www.book.ru</w:t>
+          <w:t xml:space="preserve">https://book.ru/</w:t>
         </w:r>
       </w:hyperlink>
       <w:r>
         <w:rPr>
           <w:rFonts w:ascii="Times New Roman" w:hAnsi="Times New Roman"/>
-          <w:sz w:val="28"/>
-          <w:szCs w:val="28"/>
-        </w:rPr>
-        <w:t xml:space="preserve"> (дата обращения: 21.02.</w:t>
-      </w:r>
-      <w:r>
-        <w:rPr>
-          <w:rFonts w:ascii="Times New Roman" w:hAnsi="Times New Roman"/>
-          <w:sz w:val="28"/>
-          <w:szCs w:val="28"/>
-        </w:rPr>
-        <w:t>2023</w:t>
-      </w:r>
-      <w:r>
-        <w:rPr>
-          <w:rFonts w:ascii="Times New Roman" w:hAnsi="Times New Roman"/>
-          <w:sz w:val="28"/>
-          <w:szCs w:val="28"/>
-        </w:rPr>
-        <w:t xml:space="preserve">). – Режим доступа: для зарегистрированных пользователей. – Текст электронный. </w:t>
+          <w:sz w:val="24"/>
+          <w:color w:val="000000"/>
+        </w:rPr>
+        <w:t xml:space="preserve"> (дата обращения: 01.10.2026). – Режим доступа: для зарегистрированных пользователей. – Текст электронный. </w:t>
       </w:r>
     </w:p>
     <w:p>
@@ -8725,78 +8691,28 @@
       <w:r>
         <w:rPr>
           <w:rFonts w:ascii="Times New Roman" w:hAnsi="Times New Roman"/>
-          <w:sz w:val="28"/>
-          <w:szCs w:val="28"/>
-        </w:rPr>
-        <w:t xml:space="preserve">2. Znanium.com : электронная библиотека : сайт.  – </w:t>
-      </w:r>
-      <w:r>
-        <w:rPr>
-          <w:rFonts w:ascii="Times New Roman" w:hAnsi="Times New Roman"/>
-          <w:sz w:val="28"/>
-          <w:szCs w:val="28"/>
-          <w:lang w:val="en-US"/>
-        </w:rPr>
-        <w:t>URL</w:t>
-      </w:r>
-      <w:r>
-        <w:rPr>
-          <w:rFonts w:ascii="Times New Roman" w:hAnsi="Times New Roman"/>
-          <w:sz w:val="28"/>
-          <w:szCs w:val="28"/>
-        </w:rPr>
-        <w:t xml:space="preserve">: </w:t>
-      </w:r>
-      <w:hyperlink r:id="rId8" w:history="1">
+          <w:sz w:val="24"/>
+          <w:color w:val="000000"/>
+        </w:rPr>
+        <w:t xml:space="preserve">2. Научная библиотека РГУ имени С. А. Есенина: сайт. – URL: </w:t>
+      </w:r>
+      <w:hyperlink r:id="rIdResource2">
         <w:r>
           <w:rPr>
-            <w:rStyle w:val="a6"/>
             <w:rFonts w:ascii="Times New Roman" w:hAnsi="Times New Roman"/>
-            <w:sz w:val="28"/>
-            <w:szCs w:val="28"/>
+            <w:sz w:val="24"/>
+            <w:color w:val="000000"/>
           </w:rPr>
-          <w:t>http://znanium.com</w:t>
+          <w:t xml:space="preserve">https://library.rsu-rzn.ru/</w:t>
         </w:r>
       </w:hyperlink>
       <w:r>
         <w:rPr>
           <w:rFonts w:ascii="Times New Roman" w:hAnsi="Times New Roman"/>
-          <w:sz w:val="28"/>
-          <w:szCs w:val="28"/>
-        </w:rPr>
-        <w:t xml:space="preserve"> (дата обращения: 21.02.</w:t>
-      </w:r>
-      <w:r>
-        <w:rPr>
-          <w:rFonts w:ascii="Times New Roman" w:hAnsi="Times New Roman"/>
-          <w:sz w:val="28"/>
-          <w:szCs w:val="28"/>
-        </w:rPr>
-        <w:t>2023</w:t>
-      </w:r>
-      <w:r>
-        <w:rPr>
-          <w:rFonts w:ascii="Times New Roman" w:hAnsi="Times New Roman"/>
-          <w:sz w:val="28"/>
-          <w:szCs w:val="28"/>
-        </w:rPr>
-        <w:t>). – Режим доступа: для зар</w:t>
-      </w:r>
-      <w:r>
-        <w:rPr>
-          <w:rFonts w:ascii="Times New Roman" w:hAnsi="Times New Roman"/>
-          <w:sz w:val="28"/>
-          <w:szCs w:val="28"/>
-        </w:rPr>
-        <w:t>е</w:t>
-      </w:r>
-      <w:r>
-        <w:rPr>
-          <w:rFonts w:ascii="Times New Roman" w:hAnsi="Times New Roman"/>
-          <w:sz w:val="28"/>
-          <w:szCs w:val="28"/>
-        </w:rPr>
-        <w:t xml:space="preserve">гистрированных пользователей. – Текст: электронный. </w:t>
+          <w:sz w:val="24"/>
+          <w:color w:val="000000"/>
+        </w:rPr>
+        <w:t xml:space="preserve"> (дата обращения: 27.10.2026). – Режим доступа: свободный. – Текст: электронный. </w:t>
       </w:r>
     </w:p>
     <w:p>
@@ -8813,11 +8729,28 @@
       <w:r>
         <w:rPr>
           <w:rFonts w:ascii="Times New Roman" w:hAnsi="Times New Roman"/>
+          <w:sz w:val="24"/>
           <w:color w:val="000000"/>
-          <w:sz w:val="28"/>
-          <w:szCs w:val="28"/>
-        </w:rPr>
-        <w:t xml:space="preserve">3. Научная библиотека РГУ имени С. А. Есенина: сайт. – URL: https://library.rsu-rzn.ru/marc/Default.asp (дата обращения: 21.02.2023). – Режим доступа: свободный. – Текст: электронный. </w:t>
+        </w:rPr>
+        <w:t xml:space="preserve">3. Научная электронная библиотека : сайт. – URL: </w:t>
+      </w:r>
+      <w:hyperlink r:id="rId10">
+        <w:r>
+          <w:rPr>
+            <w:rFonts w:ascii="Times New Roman" w:hAnsi="Times New Roman"/>
+            <w:sz w:val="24"/>
+            <w:color w:val="000000"/>
+          </w:rPr>
+          <w:t xml:space="preserve">http://elibrary.ru</w:t>
+        </w:r>
+      </w:hyperlink>
+      <w:r>
+        <w:rPr>
+          <w:rFonts w:ascii="Times New Roman" w:hAnsi="Times New Roman"/>
+          <w:sz w:val="24"/>
+          <w:color w:val="000000"/>
+        </w:rPr>
+        <w:t xml:space="preserve"> (дата обращения: 21.02.2023). – Режим доступа: свободный. – Текст: электронный. </w:t>
       </w:r>
     </w:p>
     <w:p>
@@ -8834,229 +8767,28 @@
       <w:r>
         <w:rPr>
           <w:rFonts w:ascii="Times New Roman" w:hAnsi="Times New Roman"/>
-          <w:sz w:val="28"/>
-          <w:szCs w:val="28"/>
-        </w:rPr>
-        <w:t>4</w:t>
-      </w:r>
-      <w:r>
-        <w:rPr>
-          <w:rFonts w:ascii="Times New Roman" w:hAnsi="Times New Roman"/>
-          <w:sz w:val="28"/>
-          <w:szCs w:val="28"/>
-        </w:rPr>
-        <w:t xml:space="preserve">. Научная электронная библиотека : сайт. – URL: </w:t>
-      </w:r>
-      <w:hyperlink r:id="rId10" w:history="1">
+          <w:sz w:val="24"/>
+          <w:color w:val="000000"/>
+        </w:rPr>
+        <w:t xml:space="preserve">4. ИВИС (EastView) : универсальная база электронных периодических изданий : сайт. – URL: </w:t>
+      </w:r>
+      <w:hyperlink r:id="rIdResource3">
         <w:r>
           <w:rPr>
-            <w:rStyle w:val="a6"/>
             <w:rFonts w:ascii="Times New Roman" w:hAnsi="Times New Roman"/>
-            <w:sz w:val="28"/>
-            <w:szCs w:val="28"/>
+            <w:sz w:val="24"/>
+            <w:color w:val="000000"/>
           </w:rPr>
-          <w:t>http://elibrary.ru</w:t>
+          <w:t xml:space="preserve">https://eivis.ru/</w:t>
         </w:r>
       </w:hyperlink>
       <w:r>
         <w:rPr>
           <w:rFonts w:ascii="Times New Roman" w:hAnsi="Times New Roman"/>
-          <w:sz w:val="28"/>
-          <w:szCs w:val="28"/>
-        </w:rPr>
-        <w:t xml:space="preserve"> (дата обращения: 21.02.</w:t>
-      </w:r>
-      <w:r>
-        <w:rPr>
-          <w:rFonts w:ascii="Times New Roman" w:hAnsi="Times New Roman"/>
-          <w:sz w:val="28"/>
-          <w:szCs w:val="28"/>
-        </w:rPr>
-        <w:t>2023</w:t>
-      </w:r>
-      <w:r>
-        <w:rPr>
-          <w:rFonts w:ascii="Times New Roman" w:hAnsi="Times New Roman"/>
-          <w:sz w:val="28"/>
-          <w:szCs w:val="28"/>
-        </w:rPr>
-        <w:t xml:space="preserve">). – Режим доступа: свободный. – Текст: электронный. </w:t>
-      </w:r>
-    </w:p>
-    <w:p>
-      <w:pPr>
-        <w:spacing w:after="0" w:line="240" w:lineRule="auto"/>
-        <w:ind w:firstLine="567"/>
-        <w:jc w:val="both"/>
-        <w:rPr>
-          <w:rFonts w:ascii="Times New Roman" w:hAnsi="Times New Roman"/>
-          <w:sz w:val="28"/>
-          <w:szCs w:val="28"/>
-        </w:rPr>
-      </w:pPr>
-      <w:r>
-        <w:rPr>
-          <w:rFonts w:ascii="Times New Roman" w:hAnsi="Times New Roman"/>
-          <w:sz w:val="28"/>
-          <w:szCs w:val="28"/>
-        </w:rPr>
-        <w:t xml:space="preserve">7. Универсальная база данных </w:t>
-      </w:r>
-      <w:proofErr w:type="spellStart"/>
-      <w:r>
-        <w:rPr>
-          <w:rFonts w:ascii="Times New Roman" w:hAnsi="Times New Roman"/>
-          <w:sz w:val="28"/>
-          <w:szCs w:val="28"/>
-          <w:lang w:val="en-US"/>
-        </w:rPr>
-        <w:t>EastView</w:t>
-      </w:r>
-      <w:proofErr w:type="spellEnd"/>
-      <w:r>
-        <w:rPr>
-          <w:rFonts w:ascii="Times New Roman" w:hAnsi="Times New Roman"/>
-          <w:sz w:val="28"/>
-          <w:szCs w:val="28"/>
-        </w:rPr>
-        <w:t xml:space="preserve"> : электронная библиотека : сайт.  – </w:t>
-      </w:r>
-      <w:r>
-        <w:rPr>
-          <w:rFonts w:ascii="Times New Roman" w:hAnsi="Times New Roman"/>
-          <w:sz w:val="28"/>
-          <w:szCs w:val="28"/>
-          <w:lang w:val="en-US"/>
-        </w:rPr>
-        <w:t>URL</w:t>
-      </w:r>
-      <w:r>
-        <w:rPr>
-          <w:rFonts w:ascii="Times New Roman" w:hAnsi="Times New Roman"/>
-          <w:sz w:val="28"/>
-          <w:szCs w:val="28"/>
-        </w:rPr>
-        <w:t xml:space="preserve">: </w:t>
-      </w:r>
-      <w:hyperlink r:id="rId11" w:history="1">
-        <w:r>
-          <w:rPr>
-            <w:rStyle w:val="a6"/>
-            <w:rFonts w:ascii="Times New Roman" w:hAnsi="Times New Roman"/>
-            <w:sz w:val="28"/>
-            <w:szCs w:val="28"/>
-            <w:lang w:val="en-US"/>
-          </w:rPr>
-          <w:t>https</w:t>
-        </w:r>
-        <w:r>
-          <w:rPr>
-            <w:rStyle w:val="a6"/>
-            <w:rFonts w:ascii="Times New Roman" w:hAnsi="Times New Roman"/>
-            <w:sz w:val="28"/>
-            <w:szCs w:val="28"/>
-          </w:rPr>
-          <w:t>://</w:t>
-        </w:r>
-        <w:proofErr w:type="spellStart"/>
-        <w:r>
-          <w:rPr>
-            <w:rStyle w:val="a6"/>
-            <w:rFonts w:ascii="Times New Roman" w:hAnsi="Times New Roman"/>
-            <w:sz w:val="28"/>
-            <w:szCs w:val="28"/>
-            <w:lang w:val="en-US"/>
-          </w:rPr>
-          <w:t>dlib</w:t>
-        </w:r>
-        <w:proofErr w:type="spellEnd"/>
-        <w:r>
-          <w:rPr>
-            <w:rStyle w:val="a6"/>
-            <w:rFonts w:ascii="Times New Roman" w:hAnsi="Times New Roman"/>
-            <w:sz w:val="28"/>
-            <w:szCs w:val="28"/>
-          </w:rPr>
-          <w:t>.</w:t>
-        </w:r>
-        <w:r>
-          <w:rPr>
-            <w:rStyle w:val="a6"/>
-            <w:rFonts w:ascii="Times New Roman" w:hAnsi="Times New Roman"/>
-            <w:sz w:val="28"/>
-            <w:szCs w:val="28"/>
-            <w:lang w:val="en-US"/>
-          </w:rPr>
-          <w:t>eastview</w:t>
-        </w:r>
-        <w:r>
-          <w:rPr>
-            <w:rStyle w:val="a6"/>
-            <w:rFonts w:ascii="Times New Roman" w:hAnsi="Times New Roman"/>
-            <w:sz w:val="28"/>
-            <w:szCs w:val="28"/>
-          </w:rPr>
-          <w:t>.</w:t>
-        </w:r>
-        <w:r>
-          <w:rPr>
-            <w:rStyle w:val="a6"/>
-            <w:rFonts w:ascii="Times New Roman" w:hAnsi="Times New Roman"/>
-            <w:sz w:val="28"/>
-            <w:szCs w:val="28"/>
-            <w:lang w:val="en-US"/>
-          </w:rPr>
-          <w:t>com</w:t>
-        </w:r>
-      </w:hyperlink>
-      <w:r>
-        <w:rPr>
-          <w:rFonts w:ascii="Times New Roman" w:hAnsi="Times New Roman"/>
-          <w:sz w:val="28"/>
-          <w:szCs w:val="28"/>
-          <w:u w:val="single"/>
-        </w:rPr>
-        <w:t xml:space="preserve"> </w:t>
-      </w:r>
-      <w:r>
-        <w:rPr>
-          <w:rFonts w:ascii="Times New Roman" w:hAnsi="Times New Roman"/>
-          <w:sz w:val="28"/>
-          <w:szCs w:val="28"/>
-        </w:rPr>
-        <w:t>(дата обращения: 21.02.</w:t>
-      </w:r>
-      <w:r>
-        <w:rPr>
-          <w:rFonts w:ascii="Times New Roman" w:hAnsi="Times New Roman"/>
-          <w:sz w:val="28"/>
-          <w:szCs w:val="28"/>
-        </w:rPr>
-        <w:t>2023</w:t>
-      </w:r>
-      <w:r>
-        <w:rPr>
-          <w:rFonts w:ascii="Times New Roman" w:hAnsi="Times New Roman"/>
-          <w:sz w:val="28"/>
-          <w:szCs w:val="28"/>
-        </w:rPr>
-        <w:t>).  – Режим д</w:t>
-      </w:r>
-      <w:r>
-        <w:rPr>
-          <w:rFonts w:ascii="Times New Roman" w:hAnsi="Times New Roman"/>
-          <w:sz w:val="28"/>
-          <w:szCs w:val="28"/>
-        </w:rPr>
-        <w:t>о</w:t>
-      </w:r>
-      <w:r>
-        <w:rPr>
-          <w:rFonts w:ascii="Times New Roman" w:hAnsi="Times New Roman"/>
-          <w:sz w:val="28"/>
-          <w:szCs w:val="28"/>
-        </w:rPr>
-        <w:t xml:space="preserve">ступа: в сети университета. – Текст: электронный. </w:t>
+          <w:sz w:val="24"/>
+          <w:color w:val="000000"/>
+        </w:rPr>
+        <w:t xml:space="preserve"> (дата обращения: 27.10.2026). – Режим доступа: по подписке университета; в сети университета и удалённо после авторизации. – Текст: электронный.</w:t>
       </w:r>
     </w:p>
     <w:p>
@@ -9406,11 +9138,28 @@
       <w:r>
         <w:rPr>
           <w:rFonts w:ascii="Times New Roman" w:hAnsi="Times New Roman"/>
+          <w:sz w:val="24"/>
           <w:color w:val="000000"/>
-          <w:sz w:val="28"/>
-          <w:szCs w:val="28"/>
-        </w:rPr>
-        <w:t xml:space="preserve">8. Книги. – Текст: электронный // Электронная библиотека научной библиотеки РГУ имени С.А. Есенина: сайт. – URL: https://library.rsu-rzn.ru/marc/Default.asp (дата обращения: 21.02.2023). – Режим доступа: свободный. </w:t>
+        </w:rPr>
+        <w:t xml:space="preserve">8. Книги. – Текст: электронный // Электронная библиотека научной библиотеки РГУ имени С.А. Есенина: сайт. – URL: </w:t>
+      </w:r>
+      <w:hyperlink r:id="rIdResource4">
+        <w:r>
+          <w:rPr>
+            <w:rFonts w:ascii="Times New Roman" w:hAnsi="Times New Roman"/>
+            <w:sz w:val="24"/>
+            <w:color w:val="000000"/>
+          </w:rPr>
+          <w:t xml:space="preserve">https://library.rsu-rzn.ru/marc/Default.asp</w:t>
+        </w:r>
+      </w:hyperlink>
+      <w:r>
+        <w:rPr>
+          <w:rFonts w:ascii="Times New Roman" w:hAnsi="Times New Roman"/>
+          <w:sz w:val="24"/>
+          <w:color w:val="000000"/>
+        </w:rPr>
+        <w:t xml:space="preserve"> (дата обращения: 27.10.2026). – Режим доступа: свободный. </w:t>
       </w:r>
     </w:p>
     <w:p>
@@ -9426,11 +9175,28 @@
       <w:r>
         <w:rPr>
           <w:rFonts w:ascii="Times New Roman" w:hAnsi="Times New Roman"/>
+          <w:sz w:val="24"/>
           <w:color w:val="000000"/>
-          <w:sz w:val="28"/>
-          <w:szCs w:val="28"/>
-        </w:rPr>
-        <w:t xml:space="preserve">9. Краеведение. – Текст: электронный // Электронная библиотека научной библиотеки РГУ имени С.А. Есенина: сайт. – URL: https://library.rsu-rzn.ru/marc/Default.asp (дата обращения: 21.02.2023). – Режим доступа: свободный. </w:t>
+        </w:rPr>
+        <w:t xml:space="preserve">9. Краеведение. – Текст: электронный // Электронная библиотека научной библиотеки РГУ имени С.А. Есенина: сайт. – URL: </w:t>
+      </w:r>
+      <w:hyperlink r:id="rIdResource2">
+        <w:r>
+          <w:rPr>
+            <w:rFonts w:ascii="Times New Roman" w:hAnsi="Times New Roman"/>
+            <w:sz w:val="24"/>
+            <w:color w:val="000000"/>
+          </w:rPr>
+          <w:t xml:space="preserve">https://library.rsu-rzn.ru/</w:t>
+        </w:r>
+      </w:hyperlink>
+      <w:r>
+        <w:rPr>
+          <w:rFonts w:ascii="Times New Roman" w:hAnsi="Times New Roman"/>
+          <w:sz w:val="24"/>
+          <w:color w:val="000000"/>
+        </w:rPr>
+        <w:t xml:space="preserve"> (дата обращения: 27.10.2026). – Режим доступа: свободный. </w:t>
       </w:r>
     </w:p>
     <w:p>
@@ -9446,11 +9212,28 @@
       <w:r>
         <w:rPr>
           <w:rFonts w:ascii="Times New Roman" w:hAnsi="Times New Roman"/>
+          <w:sz w:val="24"/>
           <w:color w:val="000000"/>
-          <w:sz w:val="28"/>
-          <w:szCs w:val="28"/>
-        </w:rPr>
-        <w:t xml:space="preserve">10. Медиа ресурсы. – Текст: электронный // Электронная библиотека научной библиотеки РГУ имени С.А. Есенина : сайт. – URL: https://library.rsu-rzn.ru/marc/Default.asp (дата обращения: 21.02.2023). – Режим доступа: свободный. </w:t>
+        </w:rPr>
+        <w:t xml:space="preserve">10. Медиа ресурсы. – Текст: электронный // Электронная библиотека научной библиотеки РГУ имени С.А. Есенина : сайт. – URL: </w:t>
+      </w:r>
+      <w:hyperlink r:id="rIdResource2">
+        <w:r>
+          <w:rPr>
+            <w:rFonts w:ascii="Times New Roman" w:hAnsi="Times New Roman"/>
+            <w:sz w:val="24"/>
+            <w:color w:val="000000"/>
+          </w:rPr>
+          <w:t xml:space="preserve">https://library.rsu-rzn.ru/</w:t>
+        </w:r>
+      </w:hyperlink>
+      <w:r>
+        <w:rPr>
+          <w:rFonts w:ascii="Times New Roman" w:hAnsi="Times New Roman"/>
+          <w:sz w:val="24"/>
+          <w:color w:val="000000"/>
+        </w:rPr>
+        <w:t xml:space="preserve"> (дата обращения: 27.10.2026). – Режим доступа: свободный. </w:t>
       </w:r>
     </w:p>
     <w:p>
@@ -9466,12 +9249,28 @@
       <w:r>
         <w:rPr>
           <w:rFonts w:ascii="Times New Roman" w:hAnsi="Times New Roman"/>
+          <w:sz w:val="24"/>
           <w:color w:val="000000"/>
-          <w:sz w:val="28"/>
-          <w:szCs w:val="28"/>
-          <w:lang w:bidi="ru-RU"/>
-        </w:rPr>
-        <w:t xml:space="preserve">11. Статьи из журналов фонда НБ РГУ. – Текст: электронный // Электронная библиотека научной библиотеки РГУ имени С.А. Есенина : сайт. – URL: https://library.rsu-rzn.ru/marc/Default.asp (дата обращения: 21.02.2023). –  Режим доступа: свободный. </w:t>
+        </w:rPr>
+        <w:t xml:space="preserve">11. Статьи из журналов фонда НБ РГУ. – Текст: электронный // Электронная библиотека научной библиотеки РГУ имени С.А. Есенина : сайт. – URL: </w:t>
+      </w:r>
+      <w:hyperlink r:id="rIdResource4">
+        <w:r>
+          <w:rPr>
+            <w:rFonts w:ascii="Times New Roman" w:hAnsi="Times New Roman"/>
+            <w:sz w:val="24"/>
+            <w:color w:val="000000"/>
+          </w:rPr>
+          <w:t xml:space="preserve">https://library.rsu-rzn.ru/marc/Default.asp</w:t>
+        </w:r>
+      </w:hyperlink>
+      <w:r>
+        <w:rPr>
+          <w:rFonts w:ascii="Times New Roman" w:hAnsi="Times New Roman"/>
+          <w:sz w:val="24"/>
+          <w:color w:val="000000"/>
+        </w:rPr>
+        <w:t xml:space="preserve"> (дата обращения: 27.10.2026). –  Режим доступа: свободный. </w:t>
       </w:r>
     </w:p>
     <w:p>
@@ -9487,11 +9286,28 @@
       <w:r>
         <w:rPr>
           <w:rFonts w:ascii="Times New Roman" w:hAnsi="Times New Roman"/>
+          <w:sz w:val="24"/>
           <w:color w:val="000000"/>
-          <w:sz w:val="28"/>
-          <w:szCs w:val="28"/>
-        </w:rPr>
-        <w:t xml:space="preserve">12. Труды преподавателей РГУ имени С.А. Есенина. – Текст: электронный // Электронная библиотека научной библиотеки РГУ имени С.А. Есенина: сайт. – URL: https://library.rsu-rzn.ru/marc/Default.asp (дата обращения: 21.02.2023). – Режим доступа: свободный.</w:t>
+        </w:rPr>
+        <w:t xml:space="preserve">12. Труды преподавателей РГУ имени С.А. Есенина. – Текст: электронный // Электронная библиотека научной библиотеки РГУ имени С.А. Есенина: сайт. – URL: </w:t>
+      </w:r>
+      <w:hyperlink r:id="rIdResource4">
+        <w:r>
+          <w:rPr>
+            <w:rFonts w:ascii="Times New Roman" w:hAnsi="Times New Roman"/>
+            <w:sz w:val="24"/>
+            <w:color w:val="000000"/>
+          </w:rPr>
+          <w:t xml:space="preserve">https://library.rsu-rzn.ru/marc/Default.asp</w:t>
+        </w:r>
+      </w:hyperlink>
+      <w:r>
+        <w:rPr>
+          <w:rFonts w:ascii="Times New Roman" w:hAnsi="Times New Roman"/>
+          <w:sz w:val="24"/>
+          <w:color w:val="000000"/>
+        </w:rPr>
+        <w:t xml:space="preserve"> (дата обращения: 27.10.2026). – Режим доступа: свободный.</w:t>
       </w:r>
     </w:p>
     <w:p>
@@ -13695,7 +13511,7 @@
         <w:t>ЦЕССА</w:t>
       </w:r>
     </w:p>
-    <w:p>
+    <w:p xmlns:w="http://schemas.openxmlformats.org/wordprocessingml/2006/main" xmlns:w14="http://schemas.microsoft.com/office/word/2010/wordml">
       <w:pPr>
         <w:spacing w:after="0" w:line="240" w:lineRule="auto"/>
         <w:jc w:val="both"/>
@@ -13713,28 +13529,10 @@
           <w:sz w:val="28"/>
           <w:szCs w:val="28"/>
         </w:rPr>
-        <w:t>Стандартный набор ПО</w:t>
-      </w:r>
-      <w:r>
-        <w:rPr>
-          <w:rFonts w:ascii="Times New Roman" w:hAnsi="Times New Roman"/>
-          <w:b/>
-          <w:sz w:val="28"/>
-          <w:szCs w:val="28"/>
-        </w:rPr>
-        <w:t xml:space="preserve"> (в компьютерных классах)</w:t>
-      </w:r>
-      <w:r>
-        <w:rPr>
-          <w:rFonts w:ascii="Times New Roman" w:hAnsi="Times New Roman"/>
-          <w:b/>
-          <w:sz w:val="28"/>
-          <w:szCs w:val="28"/>
-        </w:rPr>
-        <w:t>:</w:t>
+        <w:t xml:space="preserve">Стандартный набор ПО:</w:t>
       </w:r>
     </w:p>
-    <w:tbl>
+    <w:tbl xmlns:w="http://schemas.openxmlformats.org/wordprocessingml/2006/main" xmlns:w14="http://schemas.microsoft.com/office/word/2010/wordml" xmlns:r="http://schemas.openxmlformats.org/officeDocument/2006/relationships">
       <w:tblPr>
         <w:tblW w:w="0" w:type="auto"/>
         <w:tblBorders>
@@ -13772,7 +13570,7 @@
                 <w:b/>
                 <w:sz w:val="24"/>
               </w:rPr>
-              <w:t>Название ПО</w:t>
+              <w:t xml:space="preserve">Название ПО</w:t>
             </w:r>
           </w:p>
         </w:tc>
@@ -13792,7 +13590,7 @@
                 <w:b/>
                 <w:sz w:val="24"/>
               </w:rPr>
-              <w:t>Основание</w:t>
+              <w:t xml:space="preserve">Основание</w:t>
             </w:r>
           </w:p>
         </w:tc>
@@ -13820,19 +13618,16 @@
                 <w:szCs w:val="24"/>
               </w:rPr>
               <w:t xml:space="preserve">Операционная система </w:t>
-            </w:r>
-            <w:proofErr w:type="spellStart"/>
-            <w:r>
-              <w:rPr>
-                <w:rFonts w:ascii="Times New Roman" w:hAnsi="Times New Roman"/>
-                <w:sz w:val="24"/>
-                <w:szCs w:val="24"/>
-                <w:lang w:val="en-US"/>
-              </w:rPr>
-              <w:t>WindowsPro</w:t>
-            </w:r>
-            <w:proofErr w:type="spellEnd"/>
-          </w:p>
+              <w:br/>
+              <w:t xml:space="preserve">РЕД ОС 8.0 «Рабочая станция»</w:t>
+            </w:r>
+          </w:p>
+        </w:tc>
+        <w:tc>
+          <w:tcPr>
+            <w:tcW w:w="5352" w:type="dxa"/>
+            <w:shd w:val="clear" w:color="auto" w:fill="auto"/>
+          </w:tcPr>
           <w:p>
             <w:pPr>
               <w:spacing w:after="0" w:line="240" w:lineRule="auto"/>
@@ -13844,6 +13639,41 @@
                 <w:szCs w:val="24"/>
               </w:rPr>
             </w:pPr>
+            <w:r>
+              <w:rPr>
+                <w:rFonts w:ascii="Times New Roman" w:hAnsi="Times New Roman"/>
+                <w:sz w:val="24"/>
+                <w:szCs w:val="24"/>
+              </w:rPr>
+              <w:t xml:space="preserve">Соглашение №93/03-22У от 11.03.2022</w:t>
+            </w:r>
+          </w:p>
+        </w:tc>
+      </w:tr>
+      <w:tr>
+        <w:tc>
+          <w:tcPr>
+            <w:tcW w:w="4219" w:type="dxa"/>
+            <w:shd w:val="clear" w:color="auto" w:fill="auto"/>
+          </w:tcPr>
+          <w:p>
+            <w:pPr>
+              <w:spacing w:after="0" w:line="240" w:lineRule="auto"/>
+              <w:jc w:val="both"/>
+              <w:rPr>
+                <w:rFonts w:ascii="Times New Roman" w:hAnsi="Times New Roman"/>
+                <w:sz w:val="24"/>
+                <w:szCs w:val="24"/>
+              </w:rPr>
+            </w:pPr>
+            <w:r>
+              <w:rPr>
+                <w:rFonts w:ascii="Times New Roman" w:hAnsi="Times New Roman"/>
+                <w:sz w:val="24"/>
+                <w:szCs w:val="24"/>
+              </w:rPr>
+              <w:t xml:space="preserve">Офисный пакет Р7-Офис</w:t>
+            </w:r>
           </w:p>
         </w:tc>
         <w:tc>
@@ -13868,229 +13698,7 @@
                 <w:sz w:val="24"/>
                 <w:szCs w:val="24"/>
               </w:rPr>
-              <w:t>Д</w:t>
-            </w:r>
-            <w:r>
-              <w:rPr>
-                <w:rFonts w:ascii="Times New Roman" w:hAnsi="Times New Roman"/>
-                <w:color w:val="000000"/>
-                <w:sz w:val="24"/>
-                <w:szCs w:val="24"/>
-                <w:shd w:val="clear" w:color="auto" w:fill="FFFFFF"/>
-              </w:rPr>
-              <w:t xml:space="preserve">оговор №65/2019 от 02.10.2019, </w:t>
-            </w:r>
-            <w:r>
-              <w:rPr>
-                <w:rFonts w:ascii="Times New Roman" w:hAnsi="Times New Roman"/>
-                <w:sz w:val="24"/>
-                <w:szCs w:val="24"/>
-              </w:rPr>
-              <w:t xml:space="preserve">подписка </w:t>
-            </w:r>
-            <w:r>
-              <w:rPr>
-                <w:rFonts w:ascii="Times New Roman" w:hAnsi="Times New Roman"/>
-                <w:sz w:val="24"/>
-                <w:szCs w:val="24"/>
-                <w:lang w:val="en-US"/>
-              </w:rPr>
-              <w:t>Azure</w:t>
-            </w:r>
-            <w:r>
-              <w:rPr>
-                <w:rFonts w:ascii="Times New Roman" w:hAnsi="Times New Roman"/>
-                <w:sz w:val="24"/>
-                <w:szCs w:val="24"/>
-              </w:rPr>
-              <w:t xml:space="preserve"> </w:t>
-            </w:r>
-            <w:r>
-              <w:rPr>
-                <w:rFonts w:ascii="Times New Roman" w:hAnsi="Times New Roman"/>
-                <w:sz w:val="24"/>
-                <w:szCs w:val="24"/>
-                <w:lang w:val="en-US"/>
-              </w:rPr>
-              <w:t>Dev</w:t>
-            </w:r>
-            <w:r>
-              <w:rPr>
-                <w:rFonts w:ascii="Times New Roman" w:hAnsi="Times New Roman"/>
-                <w:sz w:val="24"/>
-                <w:szCs w:val="24"/>
-              </w:rPr>
-              <w:t xml:space="preserve"> </w:t>
-            </w:r>
-            <w:r>
-              <w:rPr>
-                <w:rFonts w:ascii="Times New Roman" w:hAnsi="Times New Roman"/>
-                <w:sz w:val="24"/>
-                <w:szCs w:val="24"/>
-                <w:lang w:val="en-US"/>
-              </w:rPr>
-              <w:t>Tools</w:t>
-            </w:r>
-            <w:r>
-              <w:rPr>
-                <w:rFonts w:ascii="Times New Roman" w:hAnsi="Times New Roman"/>
-                <w:sz w:val="24"/>
-                <w:szCs w:val="24"/>
-              </w:rPr>
-              <w:t xml:space="preserve"> </w:t>
-            </w:r>
-            <w:r>
-              <w:rPr>
-                <w:rFonts w:ascii="Times New Roman" w:hAnsi="Times New Roman"/>
-                <w:sz w:val="24"/>
-                <w:szCs w:val="24"/>
-                <w:lang w:val="en-US"/>
-              </w:rPr>
-              <w:t>for</w:t>
-            </w:r>
-            <w:r>
-              <w:rPr>
-                <w:rFonts w:ascii="Times New Roman" w:hAnsi="Times New Roman"/>
-                <w:sz w:val="24"/>
-                <w:szCs w:val="24"/>
-              </w:rPr>
-              <w:t xml:space="preserve"> </w:t>
-            </w:r>
-            <w:r>
-              <w:rPr>
-                <w:rFonts w:ascii="Times New Roman" w:hAnsi="Times New Roman"/>
-                <w:sz w:val="24"/>
-                <w:szCs w:val="24"/>
-                <w:lang w:val="en-US"/>
-              </w:rPr>
-              <w:t>Teaching</w:t>
-            </w:r>
-            <w:r>
-              <w:rPr>
-                <w:rFonts w:ascii="Times New Roman" w:hAnsi="Times New Roman"/>
-                <w:sz w:val="24"/>
-                <w:szCs w:val="24"/>
-              </w:rPr>
-              <w:t xml:space="preserve">, идентификатор подписки: </w:t>
-            </w:r>
-            <w:r>
-              <w:rPr>
-                <w:rFonts w:ascii="Times New Roman" w:hAnsi="Times New Roman"/>
-                <w:sz w:val="24"/>
-                <w:szCs w:val="24"/>
-                <w:lang w:val="en-US"/>
-              </w:rPr>
-              <w:t>e</w:t>
-            </w:r>
-            <w:r>
-              <w:rPr>
-                <w:rFonts w:ascii="Times New Roman" w:hAnsi="Times New Roman"/>
-                <w:sz w:val="24"/>
-                <w:szCs w:val="24"/>
-              </w:rPr>
-              <w:t>2</w:t>
-            </w:r>
-            <w:r>
-              <w:rPr>
-                <w:rFonts w:ascii="Times New Roman" w:hAnsi="Times New Roman"/>
-                <w:sz w:val="24"/>
-                <w:szCs w:val="24"/>
-                <w:lang w:val="en-US"/>
-              </w:rPr>
-              <w:t>bcc</w:t>
-            </w:r>
-            <w:r>
-              <w:rPr>
-                <w:rFonts w:ascii="Times New Roman" w:hAnsi="Times New Roman"/>
-                <w:sz w:val="24"/>
-                <w:szCs w:val="24"/>
-              </w:rPr>
-              <w:t>668-3</w:t>
-            </w:r>
-            <w:r>
-              <w:rPr>
-                <w:rFonts w:ascii="Times New Roman" w:hAnsi="Times New Roman"/>
-                <w:sz w:val="24"/>
-                <w:szCs w:val="24"/>
-                <w:lang w:val="en-US"/>
-              </w:rPr>
-              <w:t>a</w:t>
-            </w:r>
-            <w:r>
-              <w:rPr>
-                <w:rFonts w:ascii="Times New Roman" w:hAnsi="Times New Roman"/>
-                <w:sz w:val="24"/>
-                <w:szCs w:val="24"/>
-              </w:rPr>
-              <w:t>81-4</w:t>
-            </w:r>
-            <w:r>
-              <w:rPr>
-                <w:rFonts w:ascii="Times New Roman" w:hAnsi="Times New Roman"/>
-                <w:sz w:val="24"/>
-                <w:szCs w:val="24"/>
-                <w:lang w:val="en-US"/>
-              </w:rPr>
-              <w:t>cc</w:t>
-            </w:r>
-            <w:r>
-              <w:rPr>
-                <w:rFonts w:ascii="Times New Roman" w:hAnsi="Times New Roman"/>
-                <w:sz w:val="24"/>
-                <w:szCs w:val="24"/>
-              </w:rPr>
-              <w:t>8-9201-</w:t>
-            </w:r>
-            <w:r>
-              <w:rPr>
-                <w:rFonts w:ascii="Times New Roman" w:hAnsi="Times New Roman"/>
-                <w:sz w:val="24"/>
-                <w:szCs w:val="24"/>
-                <w:lang w:val="en-US"/>
-              </w:rPr>
-              <w:t>c</w:t>
-            </w:r>
-            <w:r>
-              <w:rPr>
-                <w:rFonts w:ascii="Times New Roman" w:hAnsi="Times New Roman"/>
-                <w:sz w:val="24"/>
-                <w:szCs w:val="24"/>
-              </w:rPr>
-              <w:t>0</w:t>
-            </w:r>
-            <w:r>
-              <w:rPr>
-                <w:rFonts w:ascii="Times New Roman" w:hAnsi="Times New Roman"/>
-                <w:sz w:val="24"/>
-                <w:szCs w:val="24"/>
-                <w:lang w:val="en-US"/>
-              </w:rPr>
-              <w:t>c</w:t>
-            </w:r>
-            <w:r>
-              <w:rPr>
-                <w:rFonts w:ascii="Times New Roman" w:hAnsi="Times New Roman"/>
-                <w:sz w:val="24"/>
-                <w:szCs w:val="24"/>
-              </w:rPr>
-              <w:t>5</w:t>
-            </w:r>
-            <w:r>
-              <w:rPr>
-                <w:rFonts w:ascii="Times New Roman" w:hAnsi="Times New Roman"/>
-                <w:sz w:val="24"/>
-                <w:szCs w:val="24"/>
-                <w:lang w:val="en-US"/>
-              </w:rPr>
-              <w:t>ab</w:t>
-            </w:r>
-            <w:r>
-              <w:rPr>
-                <w:rFonts w:ascii="Times New Roman" w:hAnsi="Times New Roman"/>
-                <w:sz w:val="24"/>
-                <w:szCs w:val="24"/>
-              </w:rPr>
-              <w:t>849928</w:t>
+              <w:t xml:space="preserve">Соглашение б/н от 19.01.2026</w:t>
             </w:r>
           </w:p>
         </w:tc>
@@ -14117,25 +13725,7 @@
                 <w:sz w:val="24"/>
                 <w:szCs w:val="24"/>
               </w:rPr>
-              <w:t xml:space="preserve">PDF ридер </w:t>
-            </w:r>
-            <w:proofErr w:type="spellStart"/>
-            <w:r>
-              <w:rPr>
-                <w:rFonts w:ascii="Times New Roman" w:hAnsi="Times New Roman"/>
-                <w:sz w:val="24"/>
-                <w:szCs w:val="24"/>
-              </w:rPr>
-              <w:t>Foxit</w:t>
-            </w:r>
-            <w:proofErr w:type="spellEnd"/>
-            <w:r>
-              <w:rPr>
-                <w:rFonts w:ascii="Times New Roman" w:hAnsi="Times New Roman"/>
-                <w:sz w:val="24"/>
-                <w:szCs w:val="24"/>
-              </w:rPr>
-              <w:t xml:space="preserve"> Reader</w:t>
+              <w:t xml:space="preserve">Офисный пакет Libre Office </w:t>
             </w:r>
           </w:p>
         </w:tc>
@@ -14150,17 +13740,18 @@
               <w:jc w:val="both"/>
               <w:rPr>
                 <w:rFonts w:ascii="Times New Roman" w:hAnsi="Times New Roman"/>
-                <w:sz w:val="24"/>
-                <w:szCs w:val="24"/>
-              </w:rPr>
-            </w:pPr>
-            <w:r>
-              <w:rPr>
-                <w:rFonts w:ascii="Times New Roman" w:hAnsi="Times New Roman"/>
-                <w:sz w:val="24"/>
-                <w:szCs w:val="24"/>
-              </w:rPr>
-              <w:t>Свободно распространяемое ПО</w:t>
+                <w:b/>
+                <w:sz w:val="24"/>
+                <w:szCs w:val="24"/>
+              </w:rPr>
+            </w:pPr>
+            <w:r>
+              <w:rPr>
+                <w:rFonts w:ascii="Times New Roman" w:hAnsi="Times New Roman"/>
+                <w:sz w:val="24"/>
+                <w:szCs w:val="24"/>
+              </w:rPr>
+              <w:t xml:space="preserve">Свободно распространяемое ПО</w:t>
             </w:r>
           </w:p>
         </w:tc>
@@ -14177,36 +13768,19 @@
               <w:jc w:val="both"/>
               <w:rPr>
                 <w:rFonts w:ascii="Times New Roman" w:hAnsi="Times New Roman"/>
-                <w:b/>
-                <w:sz w:val="24"/>
-                <w:szCs w:val="24"/>
-              </w:rPr>
-            </w:pPr>
-            <w:r>
-              <w:rPr>
-                <w:rFonts w:ascii="Times New Roman" w:hAnsi="Times New Roman"/>
-                <w:sz w:val="24"/>
-                <w:szCs w:val="24"/>
-              </w:rPr>
-              <w:t xml:space="preserve">Офисное приложение </w:t>
-            </w:r>
-            <w:proofErr w:type="spellStart"/>
-            <w:r>
-              <w:rPr>
-                <w:rFonts w:ascii="Times New Roman" w:hAnsi="Times New Roman"/>
-                <w:sz w:val="24"/>
-                <w:szCs w:val="24"/>
-              </w:rPr>
-              <w:t>Libre</w:t>
-            </w:r>
-            <w:proofErr w:type="spellEnd"/>
-            <w:r>
-              <w:rPr>
-                <w:rFonts w:ascii="Times New Roman" w:hAnsi="Times New Roman"/>
-                <w:sz w:val="24"/>
-                <w:szCs w:val="24"/>
-              </w:rPr>
-              <w:t xml:space="preserve"> Office </w:t>
+                <w:sz w:val="24"/>
+                <w:szCs w:val="24"/>
+              </w:rPr>
+            </w:pPr>
+            <w:r>
+              <w:rPr>
+                <w:rFonts w:ascii="Times New Roman" w:hAnsi="Times New Roman"/>
+                <w:sz w:val="24"/>
+                <w:szCs w:val="24"/>
+              </w:rPr>
+              <w:t xml:space="preserve">Архиватор: </w:t>
+              <w:br/>
+              <w:t xml:space="preserve">Engrampa – Archive Manager </w:t>
             </w:r>
           </w:p>
         </w:tc>
@@ -14232,7 +13806,7 @@
                 <w:sz w:val="24"/>
                 <w:szCs w:val="24"/>
               </w:rPr>
-              <w:t>Свободно распространяемое ПО</w:t>
+              <w:t xml:space="preserve">Свободно распространяемое ПО</w:t>
             </w:r>
           </w:p>
         </w:tc>
@@ -14249,54 +13823,19 @@
               <w:jc w:val="both"/>
               <w:rPr>
                 <w:rFonts w:ascii="Times New Roman" w:hAnsi="Times New Roman"/>
-                <w:b/>
-                <w:sz w:val="24"/>
-                <w:szCs w:val="24"/>
-              </w:rPr>
-            </w:pPr>
-            <w:r>
-              <w:rPr>
-                <w:rFonts w:ascii="Times New Roman" w:hAnsi="Times New Roman"/>
-                <w:sz w:val="24"/>
-                <w:szCs w:val="24"/>
-              </w:rPr>
-              <w:t xml:space="preserve">Приложение для распознавания текста </w:t>
-            </w:r>
-            <w:proofErr w:type="spellStart"/>
-            <w:r>
-              <w:rPr>
-                <w:rFonts w:ascii="Times New Roman" w:hAnsi="Times New Roman"/>
-                <w:sz w:val="24"/>
-                <w:szCs w:val="24"/>
-                <w:lang w:val="en-US"/>
-              </w:rPr>
-              <w:t>Abbyy</w:t>
-            </w:r>
-            <w:proofErr w:type="spellEnd"/>
-            <w:r>
-              <w:rPr>
-                <w:rFonts w:ascii="Times New Roman" w:hAnsi="Times New Roman"/>
-                <w:sz w:val="24"/>
-                <w:szCs w:val="24"/>
-              </w:rPr>
-              <w:t xml:space="preserve"> </w:t>
-            </w:r>
-            <w:r>
-              <w:rPr>
-                <w:rFonts w:ascii="Times New Roman" w:hAnsi="Times New Roman"/>
-                <w:sz w:val="24"/>
-                <w:szCs w:val="24"/>
-                <w:lang w:val="en-US"/>
-              </w:rPr>
-              <w:t>FineReader</w:t>
-            </w:r>
-            <w:r>
-              <w:rPr>
-                <w:rFonts w:ascii="Times New Roman" w:hAnsi="Times New Roman"/>
-                <w:sz w:val="24"/>
-                <w:szCs w:val="24"/>
-              </w:rPr>
-              <w:t xml:space="preserve"> </w:t>
+                <w:sz w:val="24"/>
+                <w:szCs w:val="24"/>
+              </w:rPr>
+            </w:pPr>
+            <w:r>
+              <w:rPr>
+                <w:rFonts w:ascii="Times New Roman" w:hAnsi="Times New Roman"/>
+                <w:sz w:val="24"/>
+                <w:szCs w:val="24"/>
+              </w:rPr>
+              <w:t xml:space="preserve">Файловые менеджеры:</w:t>
+              <w:br/>
+              <w:t xml:space="preserve">Midnight Commander, Double Commander</w:t>
             </w:r>
           </w:p>
         </w:tc>
@@ -14311,30 +13850,74 @@
               <w:jc w:val="both"/>
               <w:rPr>
                 <w:rFonts w:ascii="Times New Roman" w:hAnsi="Times New Roman"/>
-                <w:sz w:val="24"/>
-                <w:szCs w:val="24"/>
-              </w:rPr>
-            </w:pPr>
-            <w:r>
-              <w:rPr>
-                <w:rFonts w:ascii="Times New Roman" w:hAnsi="Times New Roman"/>
-                <w:sz w:val="24"/>
-                <w:szCs w:val="24"/>
-              </w:rPr>
-              <w:t>Договор №22-ЗК-2021 от 23.08.2021г.</w:t>
-            </w:r>
-          </w:p>
+                <w:b/>
+                <w:sz w:val="24"/>
+                <w:szCs w:val="24"/>
+              </w:rPr>
+            </w:pPr>
+            <w:r>
+              <w:rPr>
+                <w:rFonts w:ascii="Times New Roman" w:hAnsi="Times New Roman"/>
+                <w:sz w:val="24"/>
+                <w:szCs w:val="24"/>
+              </w:rPr>
+              <w:t xml:space="preserve">Свободно распространяемое ПО</w:t>
+            </w:r>
+          </w:p>
+        </w:tc>
+      </w:tr>
+      <w:tr>
+        <w:tc>
+          <w:tcPr>
+            <w:tcW w:w="4219" w:type="dxa"/>
+            <w:shd w:val="clear" w:color="auto" w:fill="auto"/>
+          </w:tcPr>
           <w:p>
             <w:pPr>
               <w:spacing w:after="0" w:line="240" w:lineRule="auto"/>
               <w:jc w:val="both"/>
               <w:rPr>
                 <w:rFonts w:ascii="Times New Roman" w:hAnsi="Times New Roman"/>
+                <w:sz w:val="24"/>
+                <w:szCs w:val="24"/>
+              </w:rPr>
+            </w:pPr>
+            <w:r>
+              <w:rPr>
+                <w:rFonts w:ascii="Times New Roman" w:hAnsi="Times New Roman"/>
+                <w:sz w:val="24"/>
+                <w:szCs w:val="24"/>
+              </w:rPr>
+              <w:t xml:space="preserve">Интернет-браузеры:</w:t>
+              <w:br/>
+              <w:t xml:space="preserve">Chromium, Firefox</w:t>
+            </w:r>
+          </w:p>
+        </w:tc>
+        <w:tc>
+          <w:tcPr>
+            <w:tcW w:w="5352" w:type="dxa"/>
+            <w:shd w:val="clear" w:color="auto" w:fill="auto"/>
+          </w:tcPr>
+          <w:p>
+            <w:pPr>
+              <w:spacing w:after="0" w:line="240" w:lineRule="auto"/>
+              <w:jc w:val="both"/>
+              <w:rPr>
+                <w:rFonts w:ascii="Times New Roman" w:hAnsi="Times New Roman"/>
                 <w:b/>
                 <w:sz w:val="24"/>
                 <w:szCs w:val="24"/>
               </w:rPr>
             </w:pPr>
+            <w:r>
+              <w:rPr>
+                <w:rFonts w:ascii="Times New Roman" w:hAnsi="Times New Roman"/>
+                <w:sz w:val="24"/>
+                <w:szCs w:val="24"/>
+              </w:rPr>
+              <w:t xml:space="preserve">Свободно распространяемое ПО</w:t>
+            </w:r>
           </w:p>
         </w:tc>
       </w:tr>
@@ -14350,18 +13933,17 @@
               <w:jc w:val="both"/>
               <w:rPr>
                 <w:rFonts w:ascii="Times New Roman" w:hAnsi="Times New Roman"/>
-                <w:b/>
-                <w:sz w:val="24"/>
-                <w:szCs w:val="24"/>
-              </w:rPr>
-            </w:pPr>
-            <w:r>
-              <w:rPr>
-                <w:rFonts w:ascii="Times New Roman" w:hAnsi="Times New Roman"/>
-                <w:sz w:val="24"/>
-                <w:szCs w:val="24"/>
-              </w:rPr>
-              <w:t xml:space="preserve">Архиватор 7-zip </w:t>
+                <w:sz w:val="24"/>
+                <w:szCs w:val="24"/>
+              </w:rPr>
+            </w:pPr>
+            <w:r>
+              <w:rPr>
+                <w:rFonts w:ascii="Times New Roman" w:hAnsi="Times New Roman"/>
+                <w:sz w:val="24"/>
+                <w:szCs w:val="24"/>
+              </w:rPr>
+              <w:t xml:space="preserve">Программа для просмотра и редактирования графических файлов Pix</w:t>
             </w:r>
           </w:p>
         </w:tc>
@@ -14387,7 +13969,7 @@
                 <w:sz w:val="24"/>
                 <w:szCs w:val="24"/>
               </w:rPr>
-              <w:t>Свободно распространяемое ПО</w:t>
+              <w:t xml:space="preserve">Свободно распространяемое ПО</w:t>
             </w:r>
           </w:p>
         </w:tc>
@@ -14404,83 +13986,19 @@
               <w:jc w:val="both"/>
               <w:rPr>
                 <w:rFonts w:ascii="Times New Roman" w:hAnsi="Times New Roman"/>
-                <w:b/>
-                <w:sz w:val="24"/>
-                <w:szCs w:val="24"/>
-                <w:lang w:val="en-US"/>
-              </w:rPr>
-            </w:pPr>
-            <w:r>
-              <w:rPr>
-                <w:rFonts w:ascii="Times New Roman" w:hAnsi="Times New Roman"/>
-                <w:sz w:val="24"/>
-                <w:szCs w:val="24"/>
-              </w:rPr>
-              <w:t>Браузер</w:t>
-            </w:r>
-            <w:r>
-              <w:rPr>
-                <w:rFonts w:ascii="Times New Roman" w:hAnsi="Times New Roman"/>
-                <w:sz w:val="24"/>
-                <w:szCs w:val="24"/>
-                <w:lang w:val="en-US"/>
-              </w:rPr>
-              <w:t xml:space="preserve"> </w:t>
-            </w:r>
-            <w:r>
-              <w:rPr>
-                <w:rFonts w:ascii="Times New Roman" w:hAnsi="Times New Roman"/>
-                <w:sz w:val="24"/>
-                <w:szCs w:val="24"/>
-              </w:rPr>
-              <w:t>изображений</w:t>
-            </w:r>
-            <w:r>
-              <w:rPr>
-                <w:rFonts w:ascii="Times New Roman" w:hAnsi="Times New Roman"/>
-                <w:sz w:val="24"/>
-                <w:szCs w:val="24"/>
-                <w:lang w:val="en-US"/>
-              </w:rPr>
-              <w:t xml:space="preserve"> Fast Stone </w:t>
-            </w:r>
-            <w:proofErr w:type="spellStart"/>
-            <w:r>
-              <w:rPr>
-                <w:rFonts w:ascii="Times New Roman" w:hAnsi="Times New Roman"/>
-                <w:sz w:val="24"/>
-                <w:szCs w:val="24"/>
-                <w:lang w:val="en-US"/>
-              </w:rPr>
-              <w:t>I</w:t>
-            </w:r>
-            <w:r>
-              <w:rPr>
-                <w:rFonts w:ascii="Times New Roman" w:hAnsi="Times New Roman"/>
-                <w:sz w:val="24"/>
-                <w:szCs w:val="24"/>
-                <w:lang w:val="en-US"/>
-              </w:rPr>
-              <w:t>m</w:t>
-            </w:r>
-            <w:r>
-              <w:rPr>
-                <w:rFonts w:ascii="Times New Roman" w:hAnsi="Times New Roman"/>
-                <w:sz w:val="24"/>
-                <w:szCs w:val="24"/>
-                <w:lang w:val="en-US"/>
-              </w:rPr>
-              <w:t>ageViewer</w:t>
-            </w:r>
-            <w:proofErr w:type="spellEnd"/>
-            <w:r>
-              <w:rPr>
-                <w:rFonts w:ascii="Times New Roman" w:hAnsi="Times New Roman"/>
-                <w:sz w:val="24"/>
-                <w:szCs w:val="24"/>
-                <w:lang w:val="en-US"/>
-              </w:rPr>
-              <w:t xml:space="preserve"> </w:t>
+                <w:sz w:val="24"/>
+                <w:szCs w:val="24"/>
+              </w:rPr>
+            </w:pPr>
+            <w:r>
+              <w:rPr>
+                <w:rFonts w:ascii="Times New Roman" w:hAnsi="Times New Roman"/>
+                <w:sz w:val="24"/>
+                <w:szCs w:val="24"/>
+              </w:rPr>
+              <w:t xml:space="preserve">Программа для просмотра и редактирования </w:t>
+              <w:br/>
+              <w:t xml:space="preserve">Atril – Document Viewer</w:t>
             </w:r>
           </w:p>
         </w:tc>
@@ -14506,7 +14024,7 @@
                 <w:sz w:val="24"/>
                 <w:szCs w:val="24"/>
               </w:rPr>
-              <w:t>Свободно распространяемое ПО</w:t>
+              <w:t xml:space="preserve">Свободно распространяемое ПО</w:t>
             </w:r>
           </w:p>
         </w:tc>
@@ -14523,36 +14041,17 @@
               <w:jc w:val="both"/>
               <w:rPr>
                 <w:rFonts w:ascii="Times New Roman" w:hAnsi="Times New Roman"/>
-                <w:b/>
-                <w:sz w:val="24"/>
-                <w:szCs w:val="24"/>
-              </w:rPr>
-            </w:pPr>
-            <w:r>
-              <w:rPr>
-                <w:rFonts w:ascii="Times New Roman" w:hAnsi="Times New Roman"/>
-                <w:sz w:val="24"/>
-                <w:szCs w:val="24"/>
-              </w:rPr>
-              <w:t xml:space="preserve">Медиа проигрыватель VLC </w:t>
-            </w:r>
-            <w:proofErr w:type="spellStart"/>
-            <w:r>
-              <w:rPr>
-                <w:rFonts w:ascii="Times New Roman" w:hAnsi="Times New Roman"/>
-                <w:sz w:val="24"/>
-                <w:szCs w:val="24"/>
-              </w:rPr>
-              <w:t>mediaplayer</w:t>
-            </w:r>
-            <w:proofErr w:type="spellEnd"/>
-            <w:r>
-              <w:rPr>
-                <w:rFonts w:ascii="Times New Roman" w:hAnsi="Times New Roman"/>
-                <w:sz w:val="24"/>
-                <w:szCs w:val="24"/>
-              </w:rPr>
-              <w:t xml:space="preserve"> </w:t>
+                <w:sz w:val="24"/>
+                <w:szCs w:val="24"/>
+              </w:rPr>
+            </w:pPr>
+            <w:r>
+              <w:rPr>
+                <w:rFonts w:ascii="Times New Roman" w:hAnsi="Times New Roman"/>
+                <w:sz w:val="24"/>
+                <w:szCs w:val="24"/>
+              </w:rPr>
+              <w:t xml:space="preserve">Медиа-плеер VLC media player </w:t>
             </w:r>
           </w:p>
         </w:tc>
@@ -14578,276 +14077,22 @@
                 <w:sz w:val="24"/>
                 <w:szCs w:val="24"/>
               </w:rPr>
-              <w:t>Свободно распространяемое ПО</w:t>
-            </w:r>
-          </w:p>
-        </w:tc>
-      </w:tr>
-      <w:tr>
-        <w:tc>
-          <w:tcPr>
-            <w:tcW w:w="4219" w:type="dxa"/>
-            <w:shd w:val="clear" w:color="auto" w:fill="auto"/>
-          </w:tcPr>
-          <w:p>
-            <w:pPr>
-              <w:spacing w:after="0" w:line="240" w:lineRule="auto"/>
-              <w:jc w:val="both"/>
-              <w:rPr>
-                <w:rFonts w:ascii="Times New Roman" w:hAnsi="Times New Roman"/>
-                <w:sz w:val="24"/>
-                <w:szCs w:val="24"/>
-                <w:lang w:val="en-US"/>
-              </w:rPr>
-            </w:pPr>
-            <w:r>
-              <w:rPr>
-                <w:rFonts w:ascii="Times New Roman" w:hAnsi="Times New Roman"/>
-                <w:sz w:val="24"/>
-                <w:szCs w:val="24"/>
-                <w:lang w:val="en-US"/>
-              </w:rPr>
-              <w:t xml:space="preserve">DJVU </w:t>
-            </w:r>
-            <w:r>
-              <w:rPr>
-                <w:rFonts w:ascii="Times New Roman" w:hAnsi="Times New Roman"/>
-                <w:sz w:val="24"/>
-                <w:szCs w:val="24"/>
-              </w:rPr>
-              <w:t>браузер</w:t>
-            </w:r>
-            <w:r>
-              <w:rPr>
-                <w:rFonts w:ascii="Times New Roman" w:hAnsi="Times New Roman"/>
-                <w:sz w:val="24"/>
-                <w:szCs w:val="24"/>
-                <w:lang w:val="en-US"/>
-              </w:rPr>
-              <w:t xml:space="preserve"> </w:t>
-            </w:r>
-            <w:proofErr w:type="spellStart"/>
-            <w:r>
-              <w:rPr>
-                <w:rFonts w:ascii="Times New Roman" w:hAnsi="Times New Roman"/>
-                <w:sz w:val="24"/>
-                <w:szCs w:val="24"/>
-                <w:lang w:val="en-US"/>
-              </w:rPr>
-              <w:t>DjVuBrowser</w:t>
-            </w:r>
-            <w:proofErr w:type="spellEnd"/>
-            <w:r>
-              <w:rPr>
-                <w:rFonts w:ascii="Times New Roman" w:hAnsi="Times New Roman"/>
-                <w:sz w:val="24"/>
-                <w:szCs w:val="24"/>
-                <w:lang w:val="en-US"/>
-              </w:rPr>
-              <w:t xml:space="preserve"> Plug-in </w:t>
-            </w:r>
-          </w:p>
-        </w:tc>
-        <w:tc>
-          <w:tcPr>
-            <w:tcW w:w="5352" w:type="dxa"/>
-            <w:shd w:val="clear" w:color="auto" w:fill="auto"/>
-          </w:tcPr>
-          <w:p>
-            <w:pPr>
-              <w:spacing w:after="0" w:line="240" w:lineRule="auto"/>
-              <w:jc w:val="both"/>
-              <w:rPr>
-                <w:rFonts w:ascii="Times New Roman" w:hAnsi="Times New Roman"/>
-                <w:sz w:val="24"/>
-                <w:szCs w:val="24"/>
-              </w:rPr>
-            </w:pPr>
-            <w:r>
-              <w:rPr>
-                <w:rFonts w:ascii="Times New Roman" w:hAnsi="Times New Roman"/>
-                <w:sz w:val="24"/>
-                <w:szCs w:val="24"/>
-              </w:rPr>
-              <w:t>Свободно распространяемое ПО</w:t>
-            </w:r>
-          </w:p>
-        </w:tc>
-      </w:tr>
-      <w:tr>
-        <w:tc>
-          <w:tcPr>
-            <w:tcW w:w="4219" w:type="dxa"/>
-            <w:shd w:val="clear" w:color="auto" w:fill="auto"/>
-          </w:tcPr>
-          <w:p>
-            <w:pPr>
-              <w:spacing w:after="0" w:line="240" w:lineRule="auto"/>
-              <w:jc w:val="both"/>
-              <w:rPr>
-                <w:rFonts w:ascii="Times New Roman" w:hAnsi="Times New Roman"/>
-                <w:sz w:val="24"/>
-                <w:szCs w:val="24"/>
-              </w:rPr>
-            </w:pPr>
-            <w:r>
-              <w:rPr>
-                <w:rFonts w:ascii="Times New Roman" w:hAnsi="Times New Roman"/>
-                <w:sz w:val="24"/>
-                <w:szCs w:val="24"/>
-              </w:rPr>
-              <w:t xml:space="preserve">Веб-сервисы MS office365⃰ </w:t>
-            </w:r>
-          </w:p>
-        </w:tc>
-        <w:tc>
-          <w:tcPr>
-            <w:tcW w:w="5352" w:type="dxa"/>
-            <w:shd w:val="clear" w:color="auto" w:fill="auto"/>
-          </w:tcPr>
-          <w:p>
-            <w:pPr>
-              <w:spacing w:after="0" w:line="240" w:lineRule="auto"/>
-              <w:jc w:val="both"/>
-              <w:rPr>
-                <w:rFonts w:ascii="Times New Roman" w:hAnsi="Times New Roman"/>
-                <w:sz w:val="24"/>
-                <w:szCs w:val="24"/>
-              </w:rPr>
-            </w:pPr>
-            <w:r>
-              <w:rPr>
-                <w:rFonts w:ascii="Times New Roman" w:hAnsi="Times New Roman"/>
-                <w:sz w:val="24"/>
-                <w:szCs w:val="24"/>
-              </w:rPr>
-              <w:t xml:space="preserve">Бесплатное ПО для учебных заведений </w:t>
-            </w:r>
-            <w:hyperlink r:id="rId23" w:history="1">
-              <w:r>
-                <w:rPr>
-                  <w:rStyle w:val="a6"/>
-                  <w:rFonts w:ascii="Times New Roman" w:hAnsi="Times New Roman"/>
-                  <w:sz w:val="24"/>
-                  <w:szCs w:val="24"/>
-                </w:rPr>
-                <w:t>https://www.microsoft.com/ruru/education/products/office</w:t>
-              </w:r>
-            </w:hyperlink>
-            <w:r>
-              <w:rPr>
-                <w:rFonts w:ascii="Times New Roman" w:hAnsi="Times New Roman"/>
-                <w:sz w:val="24"/>
-                <w:szCs w:val="24"/>
-              </w:rPr>
-              <w:t xml:space="preserve"> </w:t>
-            </w:r>
-          </w:p>
-        </w:tc>
-      </w:tr>
-      <w:tr>
-        <w:tc>
-          <w:tcPr>
-            <w:tcW w:w="4219" w:type="dxa"/>
-            <w:shd w:val="clear" w:color="auto" w:fill="auto"/>
-          </w:tcPr>
-          <w:p>
-            <w:pPr>
-              <w:spacing w:after="0" w:line="240" w:lineRule="auto"/>
-              <w:jc w:val="both"/>
-              <w:rPr>
-                <w:rFonts w:ascii="Times New Roman" w:hAnsi="Times New Roman"/>
-                <w:sz w:val="24"/>
-                <w:szCs w:val="24"/>
-              </w:rPr>
-            </w:pPr>
-            <w:r>
-              <w:rPr>
-                <w:rFonts w:ascii="Times New Roman" w:hAnsi="Times New Roman"/>
-                <w:sz w:val="24"/>
-                <w:szCs w:val="24"/>
-              </w:rPr>
-              <w:t>Система электронного обучения Moodle⃰</w:t>
-            </w:r>
-          </w:p>
-        </w:tc>
-        <w:tc>
-          <w:tcPr>
-            <w:tcW w:w="5352" w:type="dxa"/>
-            <w:shd w:val="clear" w:color="auto" w:fill="auto"/>
-          </w:tcPr>
-          <w:p>
-            <w:pPr>
-              <w:spacing w:after="0" w:line="240" w:lineRule="auto"/>
-              <w:jc w:val="both"/>
-              <w:rPr>
-                <w:rFonts w:ascii="Times New Roman" w:hAnsi="Times New Roman"/>
-                <w:sz w:val="24"/>
-                <w:szCs w:val="24"/>
-              </w:rPr>
-            </w:pPr>
-            <w:r>
-              <w:rPr>
-                <w:rFonts w:ascii="Times New Roman" w:hAnsi="Times New Roman"/>
-                <w:sz w:val="24"/>
-                <w:szCs w:val="24"/>
-              </w:rPr>
-              <w:t>Свободно распространяемое ПО</w:t>
+              <w:t xml:space="preserve">Свободно распространяемое ПО</w:t>
             </w:r>
           </w:p>
         </w:tc>
       </w:tr>
     </w:tbl>
-    <w:p>
-      <w:pPr>
-        <w:spacing w:after="0" w:line="240" w:lineRule="auto"/>
+    <w:p xmlns:w="http://schemas.openxmlformats.org/wordprocessingml/2006/main" xmlns:w14="http://schemas.microsoft.com/office/word/2010/wordml">
+      <w:pPr>
         <w:jc w:val="both"/>
         <w:rPr>
           <w:rFonts w:ascii="Times New Roman" w:hAnsi="Times New Roman"/>
-          <w:i/>
-          <w:sz w:val="24"/>
-          <w:szCs w:val="24"/>
-        </w:rPr>
-      </w:pPr>
-      <w:r>
-        <w:rPr>
-          <w:rFonts w:ascii="Times New Roman" w:hAnsi="Times New Roman"/>
-          <w:i/>
-          <w:sz w:val="24"/>
-          <w:szCs w:val="24"/>
-        </w:rPr>
-        <w:t xml:space="preserve">⃰ </w:t>
-      </w:r>
-      <w:r>
-        <w:rPr>
-          <w:rFonts w:ascii="Times New Roman" w:hAnsi="Times New Roman"/>
-          <w:sz w:val="24"/>
-          <w:szCs w:val="24"/>
-        </w:rPr>
-        <w:t>При реализации дисциплины с частичным применением дистанционных образовательных технологий</w:t>
-      </w:r>
-    </w:p>
-    <w:p>
-      <w:pPr>
-        <w:spacing w:after="0" w:line="240" w:lineRule="auto"/>
-        <w:jc w:val="both"/>
-        <w:rPr>
-          <w:rFonts w:ascii="Times New Roman" w:hAnsi="Times New Roman"/>
-          <w:sz w:val="28"/>
-          <w:szCs w:val="28"/>
-        </w:rPr>
-      </w:pPr>
-    </w:p>
-    <w:p>
-      <w:pPr>
-        <w:spacing w:after="0" w:line="240" w:lineRule="auto"/>
-        <w:jc w:val="both"/>
-        <w:rPr>
-          <w:rFonts w:ascii="Times New Roman" w:hAnsi="Times New Roman"/>
           <w:b/>
           <w:sz w:val="28"/>
           <w:szCs w:val="28"/>
         </w:rPr>
+        <w:spacing w:before="0" w:after="0" w:line="20" w:lineRule="exact"/>
       </w:pPr>
       <w:r>
         <w:rPr>
@@ -14856,701 +14101,7 @@
           <w:sz w:val="28"/>
           <w:szCs w:val="28"/>
         </w:rPr>
-        <w:t>Стандартный набор ПО (для кафедральных ноутбуков):</w:t>
-      </w:r>
-    </w:p>
-    <w:tbl>
-      <w:tblPr>
-        <w:tblW w:w="0" w:type="auto"/>
-        <w:tblBorders>
-          <w:top w:val="single" w:sz="4" w:space="0" w:color="auto"/>
-          <w:left w:val="single" w:sz="4" w:space="0" w:color="auto"/>
-          <w:bottom w:val="single" w:sz="4" w:space="0" w:color="auto"/>
-          <w:right w:val="single" w:sz="4" w:space="0" w:color="auto"/>
-          <w:insideH w:val="single" w:sz="4" w:space="0" w:color="auto"/>
-          <w:insideV w:val="single" w:sz="4" w:space="0" w:color="auto"/>
-        </w:tblBorders>
-        <w:tblLayout w:type="fixed"/>
-        <w:tblLook w:val="04A0" w:firstRow="1" w:lastRow="0" w:firstColumn="1" w:lastColumn="0" w:noHBand="0" w:noVBand="1"/>
-      </w:tblPr>
-      <w:tblGrid>
-        <w:gridCol w:w="4219"/>
-        <w:gridCol w:w="5352"/>
-      </w:tblGrid>
-      <w:tr>
-        <w:trPr>
-          <w:tblHeader/>
-        </w:trPr>
-        <w:tc>
-          <w:tcPr>
-            <w:tcW w:type="dxa" w:w="4219"/>
-            <w:vAlign w:val="center"/>
-          </w:tcPr>
-          <w:p>
-            <w:pPr>
-              <w:spacing w:before="0" w:after="20" w:line="240" w:lineRule="auto"/>
-              <w:jc w:val="center"/>
-            </w:pPr>
-            <w:r>
-              <w:rPr>
-                <w:rFonts w:ascii="Times New Roman" w:hAnsi="Times New Roman"/>
-                <w:b/>
-                <w:sz w:val="24"/>
-              </w:rPr>
-              <w:t>Название ПО</w:t>
-            </w:r>
-          </w:p>
-        </w:tc>
-        <w:tc>
-          <w:tcPr>
-            <w:tcW w:type="dxa" w:w="5352"/>
-            <w:vAlign w:val="center"/>
-          </w:tcPr>
-          <w:p>
-            <w:pPr>
-              <w:spacing w:before="0" w:after="20" w:line="240" w:lineRule="auto"/>
-              <w:jc w:val="center"/>
-            </w:pPr>
-            <w:r>
-              <w:rPr>
-                <w:rFonts w:ascii="Times New Roman" w:hAnsi="Times New Roman"/>
-                <w:b/>
-                <w:sz w:val="24"/>
-              </w:rPr>
-              <w:t>Основание</w:t>
-            </w:r>
-          </w:p>
-        </w:tc>
-      </w:tr>
-      <w:tr>
-        <w:tc>
-          <w:tcPr>
-            <w:tcW w:w="4219" w:type="dxa"/>
-            <w:shd w:val="clear" w:color="auto" w:fill="auto"/>
-          </w:tcPr>
-          <w:p>
-            <w:pPr>
-              <w:spacing w:after="0" w:line="240" w:lineRule="auto"/>
-              <w:jc w:val="both"/>
-              <w:rPr>
-                <w:rFonts w:ascii="Times New Roman" w:hAnsi="Times New Roman"/>
-                <w:sz w:val="24"/>
-                <w:szCs w:val="24"/>
-              </w:rPr>
-            </w:pPr>
-            <w:r>
-              <w:rPr>
-                <w:rFonts w:ascii="Times New Roman" w:hAnsi="Times New Roman"/>
-                <w:sz w:val="24"/>
-                <w:szCs w:val="24"/>
-              </w:rPr>
-              <w:t xml:space="preserve">PDF ридер </w:t>
-            </w:r>
-            <w:proofErr w:type="spellStart"/>
-            <w:r>
-              <w:rPr>
-                <w:rFonts w:ascii="Times New Roman" w:hAnsi="Times New Roman"/>
-                <w:sz w:val="24"/>
-                <w:szCs w:val="24"/>
-              </w:rPr>
-              <w:t>Foxit</w:t>
-            </w:r>
-            <w:proofErr w:type="spellEnd"/>
-            <w:r>
-              <w:rPr>
-                <w:rFonts w:ascii="Times New Roman" w:hAnsi="Times New Roman"/>
-                <w:sz w:val="24"/>
-                <w:szCs w:val="24"/>
-              </w:rPr>
-              <w:t xml:space="preserve"> Reader</w:t>
-            </w:r>
-          </w:p>
-        </w:tc>
-        <w:tc>
-          <w:tcPr>
-            <w:tcW w:w="5352" w:type="dxa"/>
-            <w:shd w:val="clear" w:color="auto" w:fill="auto"/>
-          </w:tcPr>
-          <w:p>
-            <w:pPr>
-              <w:spacing w:after="0" w:line="240" w:lineRule="auto"/>
-              <w:jc w:val="both"/>
-              <w:rPr>
-                <w:rFonts w:ascii="Times New Roman" w:hAnsi="Times New Roman"/>
-                <w:sz w:val="24"/>
-                <w:szCs w:val="24"/>
-              </w:rPr>
-            </w:pPr>
-            <w:r>
-              <w:rPr>
-                <w:rFonts w:ascii="Times New Roman" w:hAnsi="Times New Roman"/>
-                <w:sz w:val="24"/>
-                <w:szCs w:val="24"/>
-              </w:rPr>
-              <w:t>Свободно распространяемое ПО</w:t>
-            </w:r>
-          </w:p>
-        </w:tc>
-      </w:tr>
-      <w:tr>
-        <w:tc>
-          <w:tcPr>
-            <w:tcW w:w="4219" w:type="dxa"/>
-            <w:shd w:val="clear" w:color="auto" w:fill="auto"/>
-          </w:tcPr>
-          <w:p>
-            <w:pPr>
-              <w:spacing w:after="0" w:line="240" w:lineRule="auto"/>
-              <w:jc w:val="both"/>
-              <w:rPr>
-                <w:rFonts w:ascii="Times New Roman" w:hAnsi="Times New Roman"/>
-                <w:b/>
-                <w:sz w:val="24"/>
-                <w:szCs w:val="24"/>
-              </w:rPr>
-            </w:pPr>
-            <w:r>
-              <w:rPr>
-                <w:rFonts w:ascii="Times New Roman" w:hAnsi="Times New Roman"/>
-                <w:sz w:val="24"/>
-                <w:szCs w:val="24"/>
-              </w:rPr>
-              <w:t xml:space="preserve">Офисное приложение </w:t>
-            </w:r>
-            <w:proofErr w:type="spellStart"/>
-            <w:r>
-              <w:rPr>
-                <w:rFonts w:ascii="Times New Roman" w:hAnsi="Times New Roman"/>
-                <w:sz w:val="24"/>
-                <w:szCs w:val="24"/>
-              </w:rPr>
-              <w:t>Libre</w:t>
-            </w:r>
-            <w:proofErr w:type="spellEnd"/>
-            <w:r>
-              <w:rPr>
-                <w:rFonts w:ascii="Times New Roman" w:hAnsi="Times New Roman"/>
-                <w:sz w:val="24"/>
-                <w:szCs w:val="24"/>
-              </w:rPr>
-              <w:t xml:space="preserve"> Office </w:t>
-            </w:r>
-          </w:p>
-        </w:tc>
-        <w:tc>
-          <w:tcPr>
-            <w:tcW w:w="5352" w:type="dxa"/>
-            <w:shd w:val="clear" w:color="auto" w:fill="auto"/>
-          </w:tcPr>
-          <w:p>
-            <w:pPr>
-              <w:spacing w:after="0" w:line="240" w:lineRule="auto"/>
-              <w:jc w:val="both"/>
-              <w:rPr>
-                <w:rFonts w:ascii="Times New Roman" w:hAnsi="Times New Roman"/>
-                <w:b/>
-                <w:sz w:val="24"/>
-                <w:szCs w:val="24"/>
-              </w:rPr>
-            </w:pPr>
-            <w:r>
-              <w:rPr>
-                <w:rFonts w:ascii="Times New Roman" w:hAnsi="Times New Roman"/>
-                <w:sz w:val="24"/>
-                <w:szCs w:val="24"/>
-              </w:rPr>
-              <w:t>Свободно распространяемое ПО</w:t>
-            </w:r>
-          </w:p>
-        </w:tc>
-      </w:tr>
-      <w:tr>
-        <w:tc>
-          <w:tcPr>
-            <w:tcW w:w="4219" w:type="dxa"/>
-            <w:shd w:val="clear" w:color="auto" w:fill="auto"/>
-          </w:tcPr>
-          <w:p>
-            <w:pPr>
-              <w:spacing w:after="0" w:line="240" w:lineRule="auto"/>
-              <w:jc w:val="both"/>
-              <w:rPr>
-                <w:rFonts w:ascii="Times New Roman" w:hAnsi="Times New Roman"/>
-                <w:b/>
-                <w:sz w:val="24"/>
-                <w:szCs w:val="24"/>
-              </w:rPr>
-            </w:pPr>
-            <w:r>
-              <w:rPr>
-                <w:rFonts w:ascii="Times New Roman" w:hAnsi="Times New Roman"/>
-                <w:sz w:val="24"/>
-                <w:szCs w:val="24"/>
-              </w:rPr>
-              <w:t xml:space="preserve">Архиватор 7-zip </w:t>
-            </w:r>
-          </w:p>
-        </w:tc>
-        <w:tc>
-          <w:tcPr>
-            <w:tcW w:w="5352" w:type="dxa"/>
-            <w:shd w:val="clear" w:color="auto" w:fill="auto"/>
-          </w:tcPr>
-          <w:p>
-            <w:pPr>
-              <w:spacing w:after="0" w:line="240" w:lineRule="auto"/>
-              <w:jc w:val="both"/>
-              <w:rPr>
-                <w:rFonts w:ascii="Times New Roman" w:hAnsi="Times New Roman"/>
-                <w:b/>
-                <w:sz w:val="24"/>
-                <w:szCs w:val="24"/>
-              </w:rPr>
-            </w:pPr>
-            <w:r>
-              <w:rPr>
-                <w:rFonts w:ascii="Times New Roman" w:hAnsi="Times New Roman"/>
-                <w:sz w:val="24"/>
-                <w:szCs w:val="24"/>
-              </w:rPr>
-              <w:t>Свободно распространяемое ПО</w:t>
-            </w:r>
-          </w:p>
-        </w:tc>
-      </w:tr>
-      <w:tr>
-        <w:tc>
-          <w:tcPr>
-            <w:tcW w:w="4219" w:type="dxa"/>
-            <w:shd w:val="clear" w:color="auto" w:fill="auto"/>
-          </w:tcPr>
-          <w:p>
-            <w:pPr>
-              <w:spacing w:after="0" w:line="240" w:lineRule="auto"/>
-              <w:jc w:val="both"/>
-              <w:rPr>
-                <w:rFonts w:ascii="Times New Roman" w:hAnsi="Times New Roman"/>
-                <w:b/>
-                <w:sz w:val="24"/>
-                <w:szCs w:val="24"/>
-                <w:lang w:val="en-US"/>
-              </w:rPr>
-            </w:pPr>
-            <w:r>
-              <w:rPr>
-                <w:rFonts w:ascii="Times New Roman" w:hAnsi="Times New Roman"/>
-                <w:sz w:val="24"/>
-                <w:szCs w:val="24"/>
-              </w:rPr>
-              <w:t>Браузер</w:t>
-            </w:r>
-            <w:r>
-              <w:rPr>
-                <w:rFonts w:ascii="Times New Roman" w:hAnsi="Times New Roman"/>
-                <w:sz w:val="24"/>
-                <w:szCs w:val="24"/>
-                <w:lang w:val="en-US"/>
-              </w:rPr>
-              <w:t xml:space="preserve"> </w:t>
-            </w:r>
-            <w:r>
-              <w:rPr>
-                <w:rFonts w:ascii="Times New Roman" w:hAnsi="Times New Roman"/>
-                <w:sz w:val="24"/>
-                <w:szCs w:val="24"/>
-              </w:rPr>
-              <w:t>изображений</w:t>
-            </w:r>
-            <w:r>
-              <w:rPr>
-                <w:rFonts w:ascii="Times New Roman" w:hAnsi="Times New Roman"/>
-                <w:sz w:val="24"/>
-                <w:szCs w:val="24"/>
-                <w:lang w:val="en-US"/>
-              </w:rPr>
-              <w:t xml:space="preserve"> Fast Stone </w:t>
-            </w:r>
-            <w:proofErr w:type="spellStart"/>
-            <w:r>
-              <w:rPr>
-                <w:rFonts w:ascii="Times New Roman" w:hAnsi="Times New Roman"/>
-                <w:sz w:val="24"/>
-                <w:szCs w:val="24"/>
-                <w:lang w:val="en-US"/>
-              </w:rPr>
-              <w:t>I</w:t>
-            </w:r>
-            <w:r>
-              <w:rPr>
-                <w:rFonts w:ascii="Times New Roman" w:hAnsi="Times New Roman"/>
-                <w:sz w:val="24"/>
-                <w:szCs w:val="24"/>
-                <w:lang w:val="en-US"/>
-              </w:rPr>
-              <w:t>m</w:t>
-            </w:r>
-            <w:r>
-              <w:rPr>
-                <w:rFonts w:ascii="Times New Roman" w:hAnsi="Times New Roman"/>
-                <w:sz w:val="24"/>
-                <w:szCs w:val="24"/>
-                <w:lang w:val="en-US"/>
-              </w:rPr>
-              <w:t>ageViewer</w:t>
-            </w:r>
-            <w:proofErr w:type="spellEnd"/>
-            <w:r>
-              <w:rPr>
-                <w:rFonts w:ascii="Times New Roman" w:hAnsi="Times New Roman"/>
-                <w:sz w:val="24"/>
-                <w:szCs w:val="24"/>
-                <w:lang w:val="en-US"/>
-              </w:rPr>
-              <w:t xml:space="preserve"> </w:t>
-            </w:r>
-          </w:p>
-        </w:tc>
-        <w:tc>
-          <w:tcPr>
-            <w:tcW w:w="5352" w:type="dxa"/>
-            <w:shd w:val="clear" w:color="auto" w:fill="auto"/>
-          </w:tcPr>
-          <w:p>
-            <w:pPr>
-              <w:spacing w:after="0" w:line="240" w:lineRule="auto"/>
-              <w:jc w:val="both"/>
-              <w:rPr>
-                <w:rFonts w:ascii="Times New Roman" w:hAnsi="Times New Roman"/>
-                <w:b/>
-                <w:sz w:val="24"/>
-                <w:szCs w:val="24"/>
-              </w:rPr>
-            </w:pPr>
-            <w:r>
-              <w:rPr>
-                <w:rFonts w:ascii="Times New Roman" w:hAnsi="Times New Roman"/>
-                <w:sz w:val="24"/>
-                <w:szCs w:val="24"/>
-              </w:rPr>
-              <w:t>Свободно распространяемое ПО</w:t>
-            </w:r>
-          </w:p>
-        </w:tc>
-      </w:tr>
-      <w:tr>
-        <w:tc>
-          <w:tcPr>
-            <w:tcW w:w="4219" w:type="dxa"/>
-            <w:shd w:val="clear" w:color="auto" w:fill="auto"/>
-          </w:tcPr>
-          <w:p>
-            <w:pPr>
-              <w:spacing w:after="0" w:line="240" w:lineRule="auto"/>
-              <w:jc w:val="both"/>
-              <w:rPr>
-                <w:rFonts w:ascii="Times New Roman" w:hAnsi="Times New Roman"/>
-                <w:b/>
-                <w:sz w:val="24"/>
-                <w:szCs w:val="24"/>
-              </w:rPr>
-            </w:pPr>
-            <w:r>
-              <w:rPr>
-                <w:rFonts w:ascii="Times New Roman" w:hAnsi="Times New Roman"/>
-                <w:sz w:val="24"/>
-                <w:szCs w:val="24"/>
-              </w:rPr>
-              <w:t xml:space="preserve">Медиа проигрыватель VLC </w:t>
-            </w:r>
-            <w:proofErr w:type="spellStart"/>
-            <w:r>
-              <w:rPr>
-                <w:rFonts w:ascii="Times New Roman" w:hAnsi="Times New Roman"/>
-                <w:sz w:val="24"/>
-                <w:szCs w:val="24"/>
-              </w:rPr>
-              <w:t>mediaplayer</w:t>
-            </w:r>
-            <w:proofErr w:type="spellEnd"/>
-            <w:r>
-              <w:rPr>
-                <w:rFonts w:ascii="Times New Roman" w:hAnsi="Times New Roman"/>
-                <w:sz w:val="24"/>
-                <w:szCs w:val="24"/>
-              </w:rPr>
-              <w:t xml:space="preserve"> </w:t>
-            </w:r>
-          </w:p>
-        </w:tc>
-        <w:tc>
-          <w:tcPr>
-            <w:tcW w:w="5352" w:type="dxa"/>
-            <w:shd w:val="clear" w:color="auto" w:fill="auto"/>
-          </w:tcPr>
-          <w:p>
-            <w:pPr>
-              <w:spacing w:after="0" w:line="240" w:lineRule="auto"/>
-              <w:jc w:val="both"/>
-              <w:rPr>
-                <w:rFonts w:ascii="Times New Roman" w:hAnsi="Times New Roman"/>
-                <w:b/>
-                <w:sz w:val="24"/>
-                <w:szCs w:val="24"/>
-              </w:rPr>
-            </w:pPr>
-            <w:r>
-              <w:rPr>
-                <w:rFonts w:ascii="Times New Roman" w:hAnsi="Times New Roman"/>
-                <w:sz w:val="24"/>
-                <w:szCs w:val="24"/>
-              </w:rPr>
-              <w:t>Свободно распространяемое ПО</w:t>
-            </w:r>
-          </w:p>
-        </w:tc>
-      </w:tr>
-      <w:tr>
-        <w:tc>
-          <w:tcPr>
-            <w:tcW w:w="4219" w:type="dxa"/>
-            <w:shd w:val="clear" w:color="auto" w:fill="auto"/>
-          </w:tcPr>
-          <w:p>
-            <w:pPr>
-              <w:spacing w:after="0" w:line="240" w:lineRule="auto"/>
-              <w:jc w:val="both"/>
-              <w:rPr>
-                <w:rFonts w:ascii="Times New Roman" w:hAnsi="Times New Roman"/>
-                <w:sz w:val="24"/>
-                <w:szCs w:val="24"/>
-                <w:lang w:val="en-US"/>
-              </w:rPr>
-            </w:pPr>
-            <w:r>
-              <w:rPr>
-                <w:rFonts w:ascii="Times New Roman" w:hAnsi="Times New Roman"/>
-                <w:sz w:val="24"/>
-                <w:szCs w:val="24"/>
-                <w:lang w:val="en-US"/>
-              </w:rPr>
-              <w:t xml:space="preserve">DJVU </w:t>
-            </w:r>
-            <w:r>
-              <w:rPr>
-                <w:rFonts w:ascii="Times New Roman" w:hAnsi="Times New Roman"/>
-                <w:sz w:val="24"/>
-                <w:szCs w:val="24"/>
-              </w:rPr>
-              <w:t>браузер</w:t>
-            </w:r>
-            <w:r>
-              <w:rPr>
-                <w:rFonts w:ascii="Times New Roman" w:hAnsi="Times New Roman"/>
-                <w:sz w:val="24"/>
-                <w:szCs w:val="24"/>
-                <w:lang w:val="en-US"/>
-              </w:rPr>
-              <w:t xml:space="preserve"> </w:t>
-            </w:r>
-            <w:proofErr w:type="spellStart"/>
-            <w:r>
-              <w:rPr>
-                <w:rFonts w:ascii="Times New Roman" w:hAnsi="Times New Roman"/>
-                <w:sz w:val="24"/>
-                <w:szCs w:val="24"/>
-                <w:lang w:val="en-US"/>
-              </w:rPr>
-              <w:t>DjVuBrowser</w:t>
-            </w:r>
-            <w:proofErr w:type="spellEnd"/>
-            <w:r>
-              <w:rPr>
-                <w:rFonts w:ascii="Times New Roman" w:hAnsi="Times New Roman"/>
-                <w:sz w:val="24"/>
-                <w:szCs w:val="24"/>
-                <w:lang w:val="en-US"/>
-              </w:rPr>
-              <w:t xml:space="preserve"> Plug-in </w:t>
-            </w:r>
-          </w:p>
-        </w:tc>
-        <w:tc>
-          <w:tcPr>
-            <w:tcW w:w="5352" w:type="dxa"/>
-            <w:shd w:val="clear" w:color="auto" w:fill="auto"/>
-          </w:tcPr>
-          <w:p>
-            <w:pPr>
-              <w:spacing w:after="0" w:line="240" w:lineRule="auto"/>
-              <w:jc w:val="both"/>
-              <w:rPr>
-                <w:rFonts w:ascii="Times New Roman" w:hAnsi="Times New Roman"/>
-                <w:sz w:val="24"/>
-                <w:szCs w:val="24"/>
-              </w:rPr>
-            </w:pPr>
-            <w:r>
-              <w:rPr>
-                <w:rFonts w:ascii="Times New Roman" w:hAnsi="Times New Roman"/>
-                <w:sz w:val="24"/>
-                <w:szCs w:val="24"/>
-              </w:rPr>
-              <w:t>Свободно распространяемое ПО</w:t>
-            </w:r>
-          </w:p>
-        </w:tc>
-      </w:tr>
-      <w:tr>
-        <w:tc>
-          <w:tcPr>
-            <w:tcW w:w="4219" w:type="dxa"/>
-            <w:shd w:val="clear" w:color="auto" w:fill="auto"/>
-          </w:tcPr>
-          <w:p>
-            <w:pPr>
-              <w:spacing w:after="0" w:line="240" w:lineRule="auto"/>
-              <w:jc w:val="both"/>
-              <w:rPr>
-                <w:rFonts w:ascii="Times New Roman" w:hAnsi="Times New Roman"/>
-                <w:sz w:val="24"/>
-                <w:szCs w:val="24"/>
-              </w:rPr>
-            </w:pPr>
-            <w:r>
-              <w:rPr>
-                <w:rFonts w:ascii="Times New Roman" w:hAnsi="Times New Roman"/>
-                <w:sz w:val="24"/>
-                <w:szCs w:val="24"/>
-              </w:rPr>
-              <w:t xml:space="preserve">Веб-сервисы MS office365⃰ </w:t>
-            </w:r>
-          </w:p>
-        </w:tc>
-        <w:tc>
-          <w:tcPr>
-            <w:tcW w:w="5352" w:type="dxa"/>
-            <w:shd w:val="clear" w:color="auto" w:fill="auto"/>
-          </w:tcPr>
-          <w:p>
-            <w:pPr>
-              <w:spacing w:after="0" w:line="240" w:lineRule="auto"/>
-              <w:jc w:val="both"/>
-              <w:rPr>
-                <w:rFonts w:ascii="Times New Roman" w:hAnsi="Times New Roman"/>
-                <w:sz w:val="24"/>
-                <w:szCs w:val="24"/>
-              </w:rPr>
-            </w:pPr>
-            <w:r>
-              <w:rPr>
-                <w:rFonts w:ascii="Times New Roman" w:hAnsi="Times New Roman"/>
-                <w:sz w:val="24"/>
-                <w:szCs w:val="24"/>
-              </w:rPr>
-              <w:t xml:space="preserve">Бесплатное ПО для учебных заведений </w:t>
-            </w:r>
-            <w:hyperlink r:id="rId24" w:history="1">
-              <w:r>
-                <w:rPr>
-                  <w:rStyle w:val="a6"/>
-                  <w:rFonts w:ascii="Times New Roman" w:hAnsi="Times New Roman"/>
-                  <w:sz w:val="24"/>
-                  <w:szCs w:val="24"/>
-                </w:rPr>
-                <w:t>https://www.microsoft.com/ruru/education/products/office</w:t>
-              </w:r>
-            </w:hyperlink>
-            <w:r>
-              <w:rPr>
-                <w:rFonts w:ascii="Times New Roman" w:hAnsi="Times New Roman"/>
-                <w:sz w:val="24"/>
-                <w:szCs w:val="24"/>
-              </w:rPr>
-              <w:t xml:space="preserve"> </w:t>
-            </w:r>
-          </w:p>
-        </w:tc>
-      </w:tr>
-      <w:tr>
-        <w:tc>
-          <w:tcPr>
-            <w:tcW w:w="4219" w:type="dxa"/>
-            <w:shd w:val="clear" w:color="auto" w:fill="auto"/>
-          </w:tcPr>
-          <w:p>
-            <w:pPr>
-              <w:spacing w:after="0" w:line="240" w:lineRule="auto"/>
-              <w:jc w:val="both"/>
-              <w:rPr>
-                <w:rFonts w:ascii="Times New Roman" w:hAnsi="Times New Roman"/>
-                <w:sz w:val="24"/>
-                <w:szCs w:val="24"/>
-              </w:rPr>
-            </w:pPr>
-            <w:r>
-              <w:rPr>
-                <w:rFonts w:ascii="Times New Roman" w:hAnsi="Times New Roman"/>
-                <w:sz w:val="24"/>
-                <w:szCs w:val="24"/>
-              </w:rPr>
-              <w:t>Система электронного обучения Moodle⃰</w:t>
-            </w:r>
-          </w:p>
-        </w:tc>
-        <w:tc>
-          <w:tcPr>
-            <w:tcW w:w="5352" w:type="dxa"/>
-            <w:shd w:val="clear" w:color="auto" w:fill="auto"/>
-          </w:tcPr>
-          <w:p>
-            <w:pPr>
-              <w:spacing w:after="0" w:line="240" w:lineRule="auto"/>
-              <w:jc w:val="both"/>
-              <w:rPr>
-                <w:rFonts w:ascii="Times New Roman" w:hAnsi="Times New Roman"/>
-                <w:sz w:val="24"/>
-                <w:szCs w:val="24"/>
-              </w:rPr>
-            </w:pPr>
-            <w:r>
-              <w:rPr>
-                <w:rFonts w:ascii="Times New Roman" w:hAnsi="Times New Roman"/>
-                <w:sz w:val="24"/>
-                <w:szCs w:val="24"/>
-              </w:rPr>
-              <w:t>Свободно распространяемое ПО</w:t>
-            </w:r>
-          </w:p>
-        </w:tc>
-      </w:tr>
-    </w:tbl>
-    <w:p>
-      <w:pPr>
-        <w:spacing w:after="0" w:line="240" w:lineRule="auto"/>
-        <w:jc w:val="both"/>
-        <w:rPr>
-          <w:rFonts w:ascii="Times New Roman" w:hAnsi="Times New Roman"/>
-          <w:i/>
-          <w:sz w:val="24"/>
-          <w:szCs w:val="24"/>
-        </w:rPr>
-      </w:pPr>
-      <w:r>
-        <w:rPr>
-          <w:rFonts w:ascii="Times New Roman" w:hAnsi="Times New Roman"/>
-          <w:i/>
-          <w:sz w:val="24"/>
-          <w:szCs w:val="24"/>
-        </w:rPr>
-        <w:t xml:space="preserve">⃰ </w:t>
-      </w:r>
-      <w:r>
-        <w:rPr>
-          <w:rFonts w:ascii="Times New Roman" w:hAnsi="Times New Roman"/>
-          <w:sz w:val="24"/>
-          <w:szCs w:val="24"/>
-        </w:rPr>
-        <w:t>При реализации дисциплины с частичным применением дистанционных образовательных технологий</w:t>
+        <w:t xml:space="preserve"/>
       </w:r>
     </w:p>
     <w:sectPr>
